--- a/Last Day On Earth - podręcznik.docx
+++ b/Last Day On Earth - podręcznik.docx
@@ -1,6 +1,6 @@
 
 <file path=word/document.xml><?xml version="1.0" encoding="utf-8"?>
-<w:document xmlns:wpc="http://schemas.microsoft.com/office/word/2010/wordprocessingCanvas" xmlns:cx="http://schemas.microsoft.com/office/drawing/2014/chartex" xmlns:cx1="http://schemas.microsoft.com/office/drawing/2015/9/8/chartex" xmlns:cx2="http://schemas.microsoft.com/office/drawing/2015/10/21/chartex" xmlns:cx3="http://schemas.microsoft.com/office/drawing/2016/5/9/chartex" xmlns:cx4="http://schemas.microsoft.com/office/drawing/2016/5/10/chartex" xmlns:cx5="http://schemas.microsoft.com/office/drawing/2016/5/11/chartex" xmlns:cx6="http://schemas.microsoft.com/office/drawing/2016/5/12/chartex" xmlns:cx7="http://schemas.microsoft.com/office/drawing/2016/5/13/chartex" xmlns:cx8="http://schemas.microsoft.com/office/drawing/2016/5/14/chartex" xmlns:mc="http://schemas.openxmlformats.org/markup-compatibility/2006" xmlns:aink="http://schemas.microsoft.com/office/drawing/2016/ink" xmlns:am3d="http://schemas.microsoft.com/office/drawing/2017/model3d" xmlns:o="urn:schemas-microsoft-com:office:office" xmlns:oel="http://schemas.microsoft.com/office/2019/extlst" xmlns:r="http://schemas.openxmlformats.org/officeDocument/2006/relationships" xmlns:m="http://schemas.openxmlformats.org/officeDocument/2006/math" xmlns:v="urn:schemas-microsoft-com:vml" xmlns:wp14="http://schemas.microsoft.com/office/word/2010/wordprocessingDrawing" xmlns:wp="http://schemas.openxmlformats.org/drawingml/2006/wordprocessingDrawing" xmlns:w10="urn:schemas-microsoft-com:office:word" xmlns:w="http://schemas.openxmlformats.org/wordprocessingml/2006/main" xmlns:w14="http://schemas.microsoft.com/office/word/2010/wordml" xmlns:w15="http://schemas.microsoft.com/office/word/2012/wordml" xmlns:w16cex="http://schemas.microsoft.com/office/word/2018/wordml/cex" xmlns:w16cid="http://schemas.microsoft.com/office/word/2016/wordml/cid" xmlns:w16="http://schemas.microsoft.com/office/word/2018/wordml" xmlns:w16du="http://schemas.microsoft.com/office/word/2023/wordml/word16du" xmlns:w16sdtdh="http://schemas.microsoft.com/office/word/2020/wordml/sdtdatahash" xmlns:w16se="http://schemas.microsoft.com/office/word/2015/wordml/symex" xmlns:wpg="http://schemas.microsoft.com/office/word/2010/wordprocessingGroup" xmlns:wpi="http://schemas.microsoft.com/office/word/2010/wordprocessingInk" xmlns:wne="http://schemas.microsoft.com/office/word/2006/wordml" xmlns:wps="http://schemas.microsoft.com/office/word/2010/wordprocessingShape" mc:Ignorable="w14 w15 w16se w16cid w16 w16cex w16sdtdh w16du wp14">
+<w:document xmlns:wpc="http://schemas.microsoft.com/office/word/2010/wordprocessingCanvas" xmlns:cx="http://schemas.microsoft.com/office/drawing/2014/chartex" xmlns:cx1="http://schemas.microsoft.com/office/drawing/2015/9/8/chartex" xmlns:cx2="http://schemas.microsoft.com/office/drawing/2015/10/21/chartex" xmlns:cx3="http://schemas.microsoft.com/office/drawing/2016/5/9/chartex" xmlns:cx4="http://schemas.microsoft.com/office/drawing/2016/5/10/chartex" xmlns:cx5="http://schemas.microsoft.com/office/drawing/2016/5/11/chartex" xmlns:cx6="http://schemas.microsoft.com/office/drawing/2016/5/12/chartex" xmlns:cx7="http://schemas.microsoft.com/office/drawing/2016/5/13/chartex" xmlns:cx8="http://schemas.microsoft.com/office/drawing/2016/5/14/chartex" xmlns:mc="http://schemas.openxmlformats.org/markup-compatibility/2006" xmlns:aink="http://schemas.microsoft.com/office/drawing/2016/ink" xmlns:am3d="http://schemas.microsoft.com/office/drawing/2017/model3d" xmlns:o="urn:schemas-microsoft-com:office:office" xmlns:oel="http://schemas.microsoft.com/office/2019/extlst" xmlns:r="http://schemas.openxmlformats.org/officeDocument/2006/relationships" xmlns:m="http://schemas.openxmlformats.org/officeDocument/2006/math" xmlns:v="urn:schemas-microsoft-com:vml" xmlns:wp14="http://schemas.microsoft.com/office/word/2010/wordprocessingDrawing" xmlns:wp="http://schemas.openxmlformats.org/drawingml/2006/wordprocessingDrawing" xmlns:w10="urn:schemas-microsoft-com:office:word" xmlns:w="http://schemas.openxmlformats.org/wordprocessingml/2006/main" xmlns:w14="http://schemas.microsoft.com/office/word/2010/wordml" xmlns:w15="http://schemas.microsoft.com/office/word/2012/wordml" xmlns:w16cex="http://schemas.microsoft.com/office/word/2018/wordml/cex" xmlns:w16cid="http://schemas.microsoft.com/office/word/2016/wordml/cid" xmlns:w16="http://schemas.microsoft.com/office/word/2018/wordml" xmlns:w16du="http://schemas.microsoft.com/office/word/2023/wordml/word16du" xmlns:w16sdtdh="http://schemas.microsoft.com/office/word/2020/wordml/sdtdatahash" xmlns:w16sdtfl="http://schemas.microsoft.com/office/word/2024/wordml/sdtformatlock" xmlns:w16se="http://schemas.microsoft.com/office/word/2015/wordml/symex" xmlns:wpg="http://schemas.microsoft.com/office/word/2010/wordprocessingGroup" xmlns:wpi="http://schemas.microsoft.com/office/word/2010/wordprocessingInk" xmlns:wne="http://schemas.microsoft.com/office/word/2006/wordml" xmlns:wps="http://schemas.microsoft.com/office/word/2010/wordprocessingShape" mc:Ignorable="w14 w15 w16se w16cid w16 w16cex w16sdtdh w16sdtfl w16du wp14">
   <w:body>
     <w:p>
       <w:pPr>
@@ -52,9 +52,14 @@
       <w:pPr>
         <w:pStyle w:val="Tytu"/>
       </w:pPr>
+      <w:proofErr w:type="spellStart"/>
       <w:r>
         <w:lastRenderedPageBreak/>
-        <w:t>Last Day On Earth</w:t>
+        <w:t>Last</w:t>
+      </w:r>
+      <w:proofErr w:type="spellEnd"/>
+      <w:r>
+        <w:t xml:space="preserve"> Day On Earth</w:t>
       </w:r>
     </w:p>
     <w:p>
@@ -80,12 +85,44 @@
         <w:t>N</w:t>
       </w:r>
       <w:r>
-        <w:t xml:space="preserve">iniejszy podręcznik jest customowym konstruktem stworzonym na podstawie systemów Dungeons &amp; Dragons oraz RECON. Nie jest on ich wierną kopią 1:1, lecz niektóre mechaniki zostały zeń zapożyczone. </w:t>
-      </w:r>
-    </w:p>
-    <w:p>
-      <w:r>
-        <w:t>Postacie w systemie LDoE są kruche, więc nie należy się do nich przyzwyczajać. System ten nie opowiada historii „wielkich mistycznych wojowników przeżywających niesamowite przygody”, lecz bandy kilku ludzi, starających się przetrwać w tym trudnym świecie, innymi słowy:</w:t>
+        <w:t xml:space="preserve">iniejszy podręcznik jest </w:t>
+      </w:r>
+      <w:proofErr w:type="spellStart"/>
+      <w:r>
+        <w:t>customowym</w:t>
+      </w:r>
+      <w:proofErr w:type="spellEnd"/>
+      <w:r>
+        <w:t xml:space="preserve"> konstruktem stworzonym na podstawie systemów </w:t>
+      </w:r>
+      <w:proofErr w:type="spellStart"/>
+      <w:r>
+        <w:t>Dungeons</w:t>
+      </w:r>
+      <w:proofErr w:type="spellEnd"/>
+      <w:r>
+        <w:t xml:space="preserve"> &amp; </w:t>
+      </w:r>
+      <w:proofErr w:type="spellStart"/>
+      <w:r>
+        <w:t>Dragons</w:t>
+      </w:r>
+      <w:proofErr w:type="spellEnd"/>
+      <w:r>
+        <w:t xml:space="preserve"> oraz RECON. Nie jest on ich wierną kopią 1:1, lecz niektóre mechaniki zostały zeń zapożyczone. </w:t>
+      </w:r>
+    </w:p>
+    <w:p>
+      <w:r>
+        <w:t xml:space="preserve">Postacie w systemie </w:t>
+      </w:r>
+      <w:proofErr w:type="spellStart"/>
+      <w:r>
+        <w:t>LDoE</w:t>
+      </w:r>
+      <w:proofErr w:type="spellEnd"/>
+      <w:r>
+        <w:t xml:space="preserve"> są kruche, więc nie należy się do nich przyzwyczajać. System ten nie opowiada historii „wielkich mistycznych wojowników przeżywających niesamowite przygody”, lecz bandy kilku ludzi, starających się przetrwać w tym trudnym świecie, innymi słowy:</w:t>
       </w:r>
     </w:p>
     <w:p>
@@ -148,8 +185,13 @@
         <w:t>~</w:t>
       </w:r>
       <w:r>
-        <w:t>Project Zomboid</w:t>
-      </w:r>
+        <w:t xml:space="preserve">Project </w:t>
+      </w:r>
+      <w:proofErr w:type="spellStart"/>
+      <w:r>
+        <w:t>Zomboid</w:t>
+      </w:r>
+      <w:proofErr w:type="spellEnd"/>
     </w:p>
     <w:p/>
     <w:p/>
@@ -257,7 +299,15 @@
         <w:t>usłyszeć</w:t>
       </w:r>
       <w:r>
-        <w:t xml:space="preserve"> a także to co podpowiada ci „bebech”. Intuicja jest ważna dla różnego rodzaju szpic i „lookoutów”</w:t>
+        <w:t xml:space="preserve"> a także to co podpowiada ci „bebech”. Intuicja jest ważna dla różnego rodzaju szpic i „</w:t>
+      </w:r>
+      <w:proofErr w:type="spellStart"/>
+      <w:r>
+        <w:t>lookoutów</w:t>
+      </w:r>
+      <w:proofErr w:type="spellEnd"/>
+      <w:r>
+        <w:t>”</w:t>
       </w:r>
     </w:p>
     <w:p>
@@ -286,7 +336,15 @@
         <w:ind w:firstLine="360"/>
       </w:pPr>
       <w:r>
-        <w:t>Wiesz już co robi każda z umiejętności podstawowych. Czas dowiedzieć się, jak przyznaczyć im punkty. Każdy gracz startuje z minimum 25-cioma punktami w każdej z tych kategorii. Do przeznaczenia gracz dostaje 75 punktów (a więc może przeznaczyć 75 i startowo mieć 100 punktów w danej kategorii, lub przeznaczyć po 25 i mieć 50 punktów). Maksymalną Ilością punktów w danej kategorii bez perka „łamacz limitów” jest 100.</w:t>
+        <w:t xml:space="preserve">Wiesz już co robi każda z umiejętności podstawowych. Czas dowiedzieć się, jak </w:t>
+      </w:r>
+      <w:proofErr w:type="spellStart"/>
+      <w:r>
+        <w:t>przyznaczyć</w:t>
+      </w:r>
+      <w:proofErr w:type="spellEnd"/>
+      <w:r>
+        <w:t xml:space="preserve"> im punkty. Każdy gracz startuje z minimum 25-cioma punktami w każdej z tych kategorii. Do przeznaczenia gracz dostaje 75 punktów (a więc może przeznaczyć 75 i startowo mieć 100 punktów w danej kategorii, lub przeznaczyć po 25 i mieć 50 punktów). Maksymalną Ilością punktów w danej kategorii bez perka „łamacz limitów” jest 100.</w:t>
       </w:r>
     </w:p>
     <w:p/>
@@ -444,8 +502,13 @@
           <w:numId w:val="2"/>
         </w:numPr>
       </w:pPr>
-      <w:r>
-        <w:t>Parkour – szybkie przemieszczenie się, przeskakiwanie między budynkami</w:t>
+      <w:proofErr w:type="spellStart"/>
+      <w:r>
+        <w:t>Parkour</w:t>
+      </w:r>
+      <w:proofErr w:type="spellEnd"/>
+      <w:r>
+        <w:t xml:space="preserve"> – szybkie przemieszczenie się, przeskakiwanie między budynkami</w:t>
       </w:r>
     </w:p>
     <w:p>
@@ -493,7 +556,15 @@
         </w:numPr>
       </w:pPr>
       <w:r>
-        <w:t>Medycyna – opatrywanie siebie lub innych, przywracanie hp członkom drużyny</w:t>
+        <w:t xml:space="preserve">Medycyna – opatrywanie siebie lub innych, przywracanie </w:t>
+      </w:r>
+      <w:proofErr w:type="spellStart"/>
+      <w:r>
+        <w:t>hp</w:t>
+      </w:r>
+      <w:proofErr w:type="spellEnd"/>
+      <w:r>
+        <w:t xml:space="preserve"> członkom drużyny</w:t>
       </w:r>
     </w:p>
     <w:p>
@@ -505,8 +576,13 @@
         </w:numPr>
       </w:pPr>
       <w:r>
-        <w:t>Przyroda – znawstwo w sadownictwie, łowach, grzybach itd. typowy survival</w:t>
-      </w:r>
+        <w:t xml:space="preserve">Przyroda – znawstwo w sadownictwie, łowach, grzybach itd. typowy </w:t>
+      </w:r>
+      <w:proofErr w:type="spellStart"/>
+      <w:r>
+        <w:t>survival</w:t>
+      </w:r>
+      <w:proofErr w:type="spellEnd"/>
     </w:p>
     <w:p>
       <w:pPr>
@@ -564,7 +640,39 @@
     </w:p>
     <w:p>
       <w:r>
-        <w:t>Tak naprawdę powyższe wyjaśnienia są tylko sugestią dla mistrza gry. Wiele z nich trudno jest opisać – w końcu ich zastosowanie jest zawarte w ich nazwie. Umiejętności przetrwania (podobnie jak w DnD) są powiązane z umiejętnościami podstawowymi. Rzut wykonywany na daną umiejętność przetrwania wykonujemy w następujący sposób: rzucamy na atrybut powiązany z tą umiejętnością i musimy rzucić poniżej tej wartości plus modyfikator z umiejętności przetrwania (powiedzmy że rzucamy na parkour do którego mamy +5 z umiejętności przetrwania i 45 z podstawowej. Rzucamy więc k100, i musimy rzucić mniej niż 50 gdyż Umiejętność Podstawowa Refleks wynosi 45 oraz modyfikator z umiejętności przetrwania parkour wynosi +5). Podstawowo, podczas tworzenia postaci możesz wybrać do 5 umiejętności przetrwania, każda za +5 lub je zestackować (powiedzmy że weźmiemy 2 umiejętności w Atletykę – wtedy nasza postać uzyska +10 do tej umiejętności i zostaną nam jeszcze 3 umiejętności)</w:t>
+        <w:t xml:space="preserve">Tak naprawdę powyższe wyjaśnienia są tylko sugestią dla mistrza gry. Wiele z nich trudno jest opisać – w końcu ich zastosowanie jest zawarte w ich nazwie. Umiejętności przetrwania (podobnie jak w </w:t>
+      </w:r>
+      <w:proofErr w:type="spellStart"/>
+      <w:r>
+        <w:t>DnD</w:t>
+      </w:r>
+      <w:proofErr w:type="spellEnd"/>
+      <w:r>
+        <w:t xml:space="preserve">) są powiązane z umiejętnościami podstawowymi. Rzut wykonywany na daną umiejętność przetrwania wykonujemy w następujący sposób: rzucamy na atrybut powiązany z tą umiejętnością i musimy rzucić poniżej tej wartości plus modyfikator z umiejętności przetrwania (powiedzmy że rzucamy na </w:t>
+      </w:r>
+      <w:proofErr w:type="spellStart"/>
+      <w:r>
+        <w:t>parkour</w:t>
+      </w:r>
+      <w:proofErr w:type="spellEnd"/>
+      <w:r>
+        <w:t xml:space="preserve"> do którego mamy +5 z umiejętności przetrwania i 45 z podstawowej. Rzucamy więc k100, i musimy rzucić mniej niż 50 gdyż Umiejętność Podstawowa Refleks wynosi 45 oraz modyfikator z umiejętności przetrwania </w:t>
+      </w:r>
+      <w:proofErr w:type="spellStart"/>
+      <w:r>
+        <w:t>parkour</w:t>
+      </w:r>
+      <w:proofErr w:type="spellEnd"/>
+      <w:r>
+        <w:t xml:space="preserve"> wynosi +5). Podstawowo, podczas tworzenia postaci możesz wybrać do 5 umiejętności przetrwania, każda za +5 lub je </w:t>
+      </w:r>
+      <w:proofErr w:type="spellStart"/>
+      <w:r>
+        <w:t>zestackować</w:t>
+      </w:r>
+      <w:proofErr w:type="spellEnd"/>
+      <w:r>
+        <w:t xml:space="preserve"> (powiedzmy że weźmiemy 2 umiejętności w Atletykę – wtedy nasza postać uzyska +10 do tej umiejętności i zostaną nam jeszcze 3 umiejętności)</w:t>
       </w:r>
     </w:p>
     <w:p/>
@@ -827,8 +935,21 @@
           </w:tcPr>
           <w:p>
             <w:r>
-              <w:t>Gracz Genshin Impact</w:t>
-            </w:r>
+              <w:t xml:space="preserve">Gracz </w:t>
+            </w:r>
+            <w:proofErr w:type="spellStart"/>
+            <w:r>
+              <w:t>Genshin</w:t>
+            </w:r>
+            <w:proofErr w:type="spellEnd"/>
+            <w:r>
+              <w:t xml:space="preserve"> </w:t>
+            </w:r>
+            <w:proofErr w:type="spellStart"/>
+            <w:r>
+              <w:t>Impact</w:t>
+            </w:r>
+            <w:proofErr w:type="spellEnd"/>
           </w:p>
         </w:tc>
         <w:tc>
@@ -856,10 +977,42 @@
     <w:p/>
     <w:p>
       <w:r>
-        <w:t xml:space="preserve">Perki to pomniejsze umiejętności dostępne dla każdej postaci. Każda postać może mieć maksymalnie 8 perków lub 7 perków zwykłych i 1 perk legendarny. </w:t>
-      </w:r>
-      <w:r>
-        <w:t>Wybierając perki postać musi mieć zero lub więcej punktów z perków.</w:t>
+        <w:t xml:space="preserve">Perki to pomniejsze umiejętności dostępne dla każdej postaci. Każda postać może mieć maksymalnie 8 </w:t>
+      </w:r>
+      <w:proofErr w:type="spellStart"/>
+      <w:r>
+        <w:t>perków</w:t>
+      </w:r>
+      <w:proofErr w:type="spellEnd"/>
+      <w:r>
+        <w:t xml:space="preserve"> lub 7 </w:t>
+      </w:r>
+      <w:proofErr w:type="spellStart"/>
+      <w:r>
+        <w:t>perków</w:t>
+      </w:r>
+      <w:proofErr w:type="spellEnd"/>
+      <w:r>
+        <w:t xml:space="preserve"> zwykłych i 1 </w:t>
+      </w:r>
+      <w:proofErr w:type="spellStart"/>
+      <w:r>
+        <w:t>perk</w:t>
+      </w:r>
+      <w:proofErr w:type="spellEnd"/>
+      <w:r>
+        <w:t xml:space="preserve"> legendarny. </w:t>
+      </w:r>
+      <w:r>
+        <w:t xml:space="preserve">Wybierając perki postać musi mieć zero lub więcej punktów z </w:t>
+      </w:r>
+      <w:proofErr w:type="spellStart"/>
+      <w:r>
+        <w:t>perków</w:t>
+      </w:r>
+      <w:proofErr w:type="spellEnd"/>
+      <w:r>
+        <w:t>.</w:t>
       </w:r>
       <w:r>
         <w:t xml:space="preserve"> Uwaga, podczas wybrania zawodu dostajemy pozytywne perki, które </w:t>
@@ -892,9 +1045,11 @@
             <w:tcW w:w="3070" w:type="dxa"/>
           </w:tcPr>
           <w:p>
+            <w:proofErr w:type="spellStart"/>
             <w:r>
               <w:t>Perk</w:t>
             </w:r>
+            <w:proofErr w:type="spellEnd"/>
           </w:p>
         </w:tc>
         <w:tc>
@@ -961,7 +1116,15 @@
           </w:tcPr>
           <w:p>
             <w:r>
-              <w:t>Jeżeli dana broń z twojego eq ma mniej niż 50 w efektywności, przerzuć dopóki nie dostaniesz wyniku większego lub równego 50.</w:t>
+              <w:t xml:space="preserve">Jeżeli dana broń z twojego </w:t>
+            </w:r>
+            <w:proofErr w:type="spellStart"/>
+            <w:r>
+              <w:t>eq</w:t>
+            </w:r>
+            <w:proofErr w:type="spellEnd"/>
+            <w:r>
+              <w:t xml:space="preserve"> ma mniej niż 50 w efektywności, przerzuć dopóki nie dostaniesz wyniku większego lub równego 50.</w:t>
             </w:r>
           </w:p>
         </w:tc>
@@ -1159,7 +1322,15 @@
           </w:tcPr>
           <w:p>
             <w:r>
-              <w:t>Jeżeli dana broń z twojego eq ma mniej niż 80 w efektywności, przerzuć dopóki nie dostaniesz wyniku większego lub równego 80.</w:t>
+              <w:t xml:space="preserve">Jeżeli dana broń z twojego </w:t>
+            </w:r>
+            <w:proofErr w:type="spellStart"/>
+            <w:r>
+              <w:t>eq</w:t>
+            </w:r>
+            <w:proofErr w:type="spellEnd"/>
+            <w:r>
+              <w:t xml:space="preserve"> ma mniej niż 80 w efektywności, przerzuć dopóki nie dostaniesz wyniku większego lub równego 80.</w:t>
             </w:r>
           </w:p>
         </w:tc>
@@ -1432,7 +1603,15 @@
             </w:r>
             <w:r>
               <w:lastRenderedPageBreak/>
-              <w:t>Zapalenie papierosa redukuje ten efekt. Jeśli wybrany został też perk paranoik, refleks zmniejszy się do ćwierci podstawowej wartości.</w:t>
+              <w:t xml:space="preserve">Zapalenie papierosa redukuje ten efekt. Jeśli wybrany został też </w:t>
+            </w:r>
+            <w:proofErr w:type="spellStart"/>
+            <w:r>
+              <w:t>perk</w:t>
+            </w:r>
+            <w:proofErr w:type="spellEnd"/>
+            <w:r>
+              <w:t xml:space="preserve"> paranoik, refleks zmniejszy się do ćwierci podstawowej wartości.</w:t>
             </w:r>
           </w:p>
         </w:tc>
@@ -1465,7 +1644,15 @@
           </w:tcPr>
           <w:p>
             <w:r>
-              <w:t>Twoja postać zacznie panikować, zmniejszając tymczasowo refleks o połowę. Jeśli wybrany został też perk Pali papierosy, refleks zmniejszy się do ćwierci podstawowej wartości.</w:t>
+              <w:t xml:space="preserve">Twoja postać zacznie panikować, zmniejszając tymczasowo refleks o połowę. Jeśli wybrany został też </w:t>
+            </w:r>
+            <w:proofErr w:type="spellStart"/>
+            <w:r>
+              <w:t>perk</w:t>
+            </w:r>
+            <w:proofErr w:type="spellEnd"/>
+            <w:r>
+              <w:t xml:space="preserve"> Pali papierosy, refleks zmniejszy się do ćwierci podstawowej wartości.</w:t>
             </w:r>
           </w:p>
         </w:tc>
@@ -1657,10 +1844,34 @@
           </w:tcPr>
           <w:p>
             <w:r>
-              <w:t xml:space="preserve">Twoja prędkość zmniejsza się o połowę, zdrowie zwiększa się o 5, nie jesteś w stanie nosić żadnego pancerza,  twoje umiejętności: atletyka, akrobatyka, Skradanie się wynoszą bazowo -20, każdy rzut na parkour jest automatycznie niezdany, maksymalny pułap perków zmniejsza się do 4, </w:t>
-            </w:r>
-            <w:r>
-              <w:t>udźwig zmniejsza się o połowę, jednym słowem, jesteś discord moderatorem siedzącym z poduchą w piwnicy.</w:t>
+              <w:t xml:space="preserve">Twoja prędkość zmniejsza się o połowę, zdrowie zwiększa się o 5, nie jesteś w stanie nosić żadnego pancerza,  twoje umiejętności: atletyka, akrobatyka, Skradanie się wynoszą bazowo -20, każdy rzut na </w:t>
+            </w:r>
+            <w:proofErr w:type="spellStart"/>
+            <w:r>
+              <w:t>parkour</w:t>
+            </w:r>
+            <w:proofErr w:type="spellEnd"/>
+            <w:r>
+              <w:t xml:space="preserve"> jest automatycznie niezdany, maksymalny pułap </w:t>
+            </w:r>
+            <w:proofErr w:type="spellStart"/>
+            <w:r>
+              <w:t>perków</w:t>
+            </w:r>
+            <w:proofErr w:type="spellEnd"/>
+            <w:r>
+              <w:t xml:space="preserve"> zmniejsza się do 4, </w:t>
+            </w:r>
+            <w:r>
+              <w:t xml:space="preserve">udźwig zmniejsza się o połowę, jednym słowem, jesteś </w:t>
+            </w:r>
+            <w:proofErr w:type="spellStart"/>
+            <w:r>
+              <w:t>discord</w:t>
+            </w:r>
+            <w:proofErr w:type="spellEnd"/>
+            <w:r>
+              <w:t xml:space="preserve"> moderatorem siedzącym z poduchą w piwnicy.</w:t>
             </w:r>
           </w:p>
         </w:tc>
@@ -1701,10 +1912,22 @@
         <w:t xml:space="preserve"> </w:t>
       </w:r>
       <w:r>
-        <w:t>Maksymalny udźwig wynosi podwojona siła</w:t>
-      </w:r>
-      <w:r>
-        <w:t>, czyli jeśli twoja postać ma 100 siły może podnieść 200 kg.</w:t>
+        <w:t>Maksymalny udźwig wynosi</w:t>
+      </w:r>
+      <w:r>
+        <w:t xml:space="preserve"> twoja</w:t>
+      </w:r>
+      <w:r>
+        <w:t xml:space="preserve"> siła</w:t>
+      </w:r>
+      <w:r>
+        <w:t xml:space="preserve">, czyli jeśli twoja postać ma 100 siły może podnieść </w:t>
+      </w:r>
+      <w:r>
+        <w:t>1</w:t>
+      </w:r>
+      <w:r>
+        <w:t>00 kg.</w:t>
       </w:r>
     </w:p>
     <w:p/>
@@ -1722,7 +1945,23 @@
         <w:ind w:firstLine="708"/>
       </w:pPr>
       <w:r>
-        <w:t>Broń palna w świecie postapoaliptycznym jest ciężka do zdobycia, lecz nie jest to awykonalne. Innym problemem jest nauka posługiwania się bronią. Można zamiast odpoczywać wybrać naukę posługiwania się bronią. Za każdym razem kiedy postać uczy się posługiwania bronią dostanie +5 do efektywności tej broni.</w:t>
+        <w:t xml:space="preserve">Broń palna w świecie </w:t>
+      </w:r>
+      <w:proofErr w:type="spellStart"/>
+      <w:r>
+        <w:t>postapoaliptycznym</w:t>
+      </w:r>
+      <w:proofErr w:type="spellEnd"/>
+      <w:r>
+        <w:t xml:space="preserve"> jest ciężka do zdobycia, lecz nie jest to </w:t>
+      </w:r>
+      <w:proofErr w:type="spellStart"/>
+      <w:r>
+        <w:t>awykonalne</w:t>
+      </w:r>
+      <w:proofErr w:type="spellEnd"/>
+      <w:r>
+        <w:t>. Innym problemem jest nauka posługiwania się bronią. Można zamiast odpoczywać wybrać naukę posługiwania się bronią. Za każdym razem kiedy postać uczy się posługiwania bronią dostanie +5 do efektywności tej broni.</w:t>
       </w:r>
     </w:p>
     <w:p>
@@ -1754,7 +1993,23 @@
         <w:ind w:firstLine="708"/>
       </w:pPr>
       <w:r>
-        <w:t>Mechaniki w każdym systemie ttrpg są niezwykle ważne aby uporządkować flow rozgrywki. Tu znajdziesz najważniejsze mechaniki rozgrywki. Ważną jeszcze rzeczą jest fakt, że główną kostką w tym systemie jest k100.</w:t>
+        <w:t xml:space="preserve">Mechaniki w każdym systemie </w:t>
+      </w:r>
+      <w:proofErr w:type="spellStart"/>
+      <w:r>
+        <w:t>ttrpg</w:t>
+      </w:r>
+      <w:proofErr w:type="spellEnd"/>
+      <w:r>
+        <w:t xml:space="preserve"> są niezwykle ważne aby uporządkować </w:t>
+      </w:r>
+      <w:proofErr w:type="spellStart"/>
+      <w:r>
+        <w:t>flow</w:t>
+      </w:r>
+      <w:proofErr w:type="spellEnd"/>
+      <w:r>
+        <w:t xml:space="preserve"> rozgrywki. Tu znajdziesz najważniejsze mechaniki rozgrywki. Ważną jeszcze rzeczą jest fakt, że główną kostką w tym systemie jest k100.</w:t>
       </w:r>
     </w:p>
     <w:p/>
@@ -1771,7 +2026,15 @@
         <w:ind w:firstLine="708"/>
       </w:pPr>
       <w:r>
-        <w:t xml:space="preserve">Jeśli przeglądaliście kartę postaci podczas czytania poprzedniego rozdziału, to zapewne zorientowaliście się, że pominięta została rubryka „Zmęczenie”. Jest to bardziej mechaniczna część systemu, więc postanowiłem umieścić ją tutaj. Zmęczenie, podobnie jak w DnD, ma 6 poziomów, lecz w przeciwieństwie do ww. systemu </w:t>
+        <w:t xml:space="preserve">Jeśli przeglądaliście kartę postaci podczas czytania poprzedniego rozdziału, to zapewne zorientowaliście się, że pominięta została rubryka „Zmęczenie”. Jest to bardziej mechaniczna część systemu, więc postanowiłem umieścić ją tutaj. Zmęczenie, podobnie jak w </w:t>
+      </w:r>
+      <w:proofErr w:type="spellStart"/>
+      <w:r>
+        <w:t>DnD</w:t>
+      </w:r>
+      <w:proofErr w:type="spellEnd"/>
+      <w:r>
+        <w:t xml:space="preserve">, ma 6 poziomów, lecz w przeciwieństwie do ww. systemu </w:t>
       </w:r>
       <w:r>
         <w:t>nie jest ono śmiertelne w tym systemie, przynajmniej nie bezpośrednio.</w:t>
@@ -1780,7 +2043,15 @@
     <w:p>
       <w:r>
         <w:tab/>
-        <w:t xml:space="preserve">Zmęczenie w LDoE jest przyznawane wtedy, kiedy prawdziwa osoba w takich warunkach by się zmęczyła, a więc: kiedy postać cały czas nosi swój maksymalny udźwig, biega bez przerwy, szlachtuje nieumarłych itd. Całość zależy od MG. W pewnym momencie MG powie, aby twoja postać rzuciła na zmęczenie. Rzuć wtedy k2 (moneta) i zobacz czy wygrywasz. Jeśli nie twoja postać dostanie 1 punkt zmęczenia. Co jednak grozi za ciągłe zmęczenie? </w:t>
+        <w:t xml:space="preserve">Zmęczenie w </w:t>
+      </w:r>
+      <w:proofErr w:type="spellStart"/>
+      <w:r>
+        <w:t>LDoE</w:t>
+      </w:r>
+      <w:proofErr w:type="spellEnd"/>
+      <w:r>
+        <w:t xml:space="preserve"> jest przyznawane wtedy, kiedy prawdziwa osoba w takich warunkach by się zmęczyła, a więc: kiedy postać cały czas nosi swój maksymalny udźwig, biega bez przerwy, szlachtuje nieumarłych itd. Całość zależy od MG. W pewnym momencie MG powie, aby twoja postać rzuciła na zmęczenie. Rzuć wtedy k2 (moneta) i zobacz czy wygrywasz. Jeśli nie twoja postać dostanie 1 punkt zmęczenia. Co jednak grozi za ciągłe zmęczenie? </w:t>
       </w:r>
     </w:p>
     <w:p>
@@ -1838,6 +2109,7 @@
       <w:r>
         <w:t xml:space="preserve">Przy zapełnieniu wszystkich punktów przemiany postać umiera i zamienia się w zombie. Śmierć oznacza koniec tej postaci, należy stworzyć nową. Nie ma tu cudownych leków, które odmienią umarlaka z powrotem w człowieka. Można temu jednak zapobiec za pomocą </w:t>
       </w:r>
+      <w:proofErr w:type="spellStart"/>
       <w:r>
         <w:rPr>
           <w:i/>
@@ -1845,8 +2117,17 @@
         </w:rPr>
         <w:t>antyzyny</w:t>
       </w:r>
-      <w:r>
-        <w:t>. Antyzyna jest trudno dostępnym lekarstwem na przemianę. Zażycie jej</w:t>
+      <w:proofErr w:type="spellEnd"/>
+      <w:r>
+        <w:t xml:space="preserve">. </w:t>
+      </w:r>
+      <w:proofErr w:type="spellStart"/>
+      <w:r>
+        <w:t>Antyzyna</w:t>
+      </w:r>
+      <w:proofErr w:type="spellEnd"/>
+      <w:r>
+        <w:t xml:space="preserve"> jest trudno dostępnym lekarstwem na przemianę. Zażycie jej</w:t>
       </w:r>
       <w:r>
         <w:t xml:space="preserve"> dożylnie</w:t>
@@ -1882,7 +2163,23 @@
     <w:p>
       <w:r>
         <w:tab/>
-        <w:t>Walka jest jedną z podstawowych mechanik w LDoE. Walka jest turowa, każda tura trwa 10 sekund. Podczas tury można wykonać następujące rzeczy</w:t>
+        <w:t xml:space="preserve">Walka jest jedną z podstawowych mechanik w </w:t>
+      </w:r>
+      <w:proofErr w:type="spellStart"/>
+      <w:r>
+        <w:t>LDoE</w:t>
+      </w:r>
+      <w:proofErr w:type="spellEnd"/>
+      <w:r>
+        <w:t xml:space="preserve">. Walka jest </w:t>
+      </w:r>
+      <w:proofErr w:type="spellStart"/>
+      <w:r>
+        <w:t>turowa</w:t>
+      </w:r>
+      <w:proofErr w:type="spellEnd"/>
+      <w:r>
+        <w:t>, każda tura trwa 10 sekund. Podczas tury można wykonać następujące rzeczy</w:t>
       </w:r>
       <w:r>
         <w:t xml:space="preserve"> (tylko jedną z poniższych!)</w:t>
@@ -1895,7 +2192,15 @@
     <w:p>
       <w:r>
         <w:tab/>
-        <w:t xml:space="preserve">Atak – podczas tury można zaatakować raz (chyba, że ma się odpowiedni perk). Aby zaatakować, należy wykonać rzut k100 wymagający wyrzucenia liczby mniejszej niż efektywność broni minus refleks przeciwnika. Przy wyrzuceniu większej liczby niż efektywność minus refleks postać nie trafi. Przy wyrzuceniu mniejszej lub równej liczby gracz trafia i rzuca obrażenia odpowiednie dla danej broni. W przypadku broni palnej, należy sprawdzić tabelę trafień dla broni palnej i wyrzucić liczbę mniejszą lub równą </w:t>
+        <w:t xml:space="preserve">Atak – podczas tury można zaatakować raz (chyba, że ma się odpowiedni </w:t>
+      </w:r>
+      <w:proofErr w:type="spellStart"/>
+      <w:r>
+        <w:t>perk</w:t>
+      </w:r>
+      <w:proofErr w:type="spellEnd"/>
+      <w:r>
+        <w:t xml:space="preserve">). Aby zaatakować, należy wykonać rzut k100 wymagający wyrzucenia liczby mniejszej niż efektywność broni minus refleks przeciwnika. Przy wyrzuceniu większej liczby niż efektywność minus refleks postać nie trafi. Przy wyrzuceniu mniejszej lub równej liczby gracz trafia i rzuca obrażenia odpowiednie dla danej broni. W przypadku broni palnej, należy sprawdzić tabelę trafień dla broni palnej i wyrzucić liczbę mniejszą lub równą </w:t>
       </w:r>
       <w:r>
         <w:t>efektywności minus refleks przeciwnika oraz odpowiedni modyfikator z tabeli broni palnej.</w:t>
@@ -1936,6 +2241,15 @@
       <w:r>
         <w:tab/>
         <w:t>Krzyknięcie/powiedzenie czegoś kompanom, upuszczenie dowolnej rzeczy z ręki.</w:t>
+      </w:r>
+    </w:p>
+    <w:p>
+      <w:r>
+        <w:tab/>
+        <w:t>Zmiana postawy – można kucać można się kłaść lub podpierać zmieniając efektywność broni.</w:t>
+      </w:r>
+      <w:r>
+        <w:t xml:space="preserve"> Tą czynność można wykonać raz na turę.</w:t>
       </w:r>
     </w:p>
     <w:p/>
@@ -1988,7 +2302,13 @@
         <w:t>e (RŻ)</w:t>
       </w:r>
       <w:r>
-        <w:t>, aby starczyła na jeden dzień</w:t>
+        <w:t>, aby starczył</w:t>
+      </w:r>
+      <w:r>
+        <w:t>o</w:t>
+      </w:r>
+      <w:r>
+        <w:t xml:space="preserve"> na jeden dzień</w:t>
       </w:r>
       <w:r>
         <w:t>.</w:t>
@@ -2012,7 +2332,15 @@
     <w:p>
       <w:r>
         <w:tab/>
-        <w:t>Rzut na przemianę – dotyczy wszystkich ugryzionych graczy. Gracz rzuca monetą i w przypadku niepowodzenia otrzymuje punkt przemiany. Zażycie antyzyny powoduje brak ów rzutu.</w:t>
+        <w:t xml:space="preserve">Rzut na przemianę – dotyczy wszystkich ugryzionych graczy. Gracz rzuca monetą i w przypadku niepowodzenia otrzymuje punkt przemiany. Zażycie </w:t>
+      </w:r>
+      <w:proofErr w:type="spellStart"/>
+      <w:r>
+        <w:t>antyzyny</w:t>
+      </w:r>
+      <w:proofErr w:type="spellEnd"/>
+      <w:r>
+        <w:t xml:space="preserve"> powoduje brak ów rzutu.</w:t>
       </w:r>
     </w:p>
     <w:p>
@@ -2033,7 +2361,23 @@
         <w:ind w:firstLine="708"/>
       </w:pPr>
       <w:r>
-        <w:t>Rany w systemie LDoE są o tyle upierdliwe, że nie regenerują się automatycznie podczas odpoczynku. Aby je zregenerować należy je opatrzyć. Osoba je opatrujące rzuca k20 i przywraca tyle punktów zdrowia. Rany następnie regenerują się podczas odpoczynku o k20 za każdą miniętą godzinę. Każda nie leczona rana automatycznie krwawi i obniża zdrowie gracza o k6 co każdą turę walki lub k20 co każdą godznę.</w:t>
+        <w:t xml:space="preserve">Rany w systemie </w:t>
+      </w:r>
+      <w:proofErr w:type="spellStart"/>
+      <w:r>
+        <w:t>LDoE</w:t>
+      </w:r>
+      <w:proofErr w:type="spellEnd"/>
+      <w:r>
+        <w:t xml:space="preserve"> są o tyle upierdliwe, że nie regenerują się automatycznie podczas odpoczynku. Aby je zregenerować należy je opatrzyć. Osoba je opatrujące rzuca k20 i przywraca tyle punktów zdrowia. Rany następnie regenerują się podczas odpoczynku o k20 za każdą miniętą godzinę. Każda nie leczona rana automatycznie krwawi i obniża zdrowie gracza o k6 co każdą turę walki lub k20 co każdą </w:t>
+      </w:r>
+      <w:proofErr w:type="spellStart"/>
+      <w:r>
+        <w:t>godznę</w:t>
+      </w:r>
+      <w:proofErr w:type="spellEnd"/>
+      <w:r>
+        <w:t>.</w:t>
       </w:r>
     </w:p>
     <w:p>
@@ -2046,7 +2390,6 @@
         <w:pStyle w:val="Nagwek2"/>
       </w:pPr>
       <w:r>
-        <w:lastRenderedPageBreak/>
         <w:t>Odpoczynek</w:t>
       </w:r>
     </w:p>
@@ -2058,6 +2401,78 @@
         <w:t xml:space="preserve"> Odpoczynek trwa co najmniej 30 minut.</w:t>
       </w:r>
     </w:p>
+    <w:p/>
+    <w:p>
+      <w:pPr>
+        <w:pStyle w:val="Nagwek2"/>
+      </w:pPr>
+      <w:proofErr w:type="spellStart"/>
+      <w:r>
+        <w:t>Levelowanie</w:t>
+      </w:r>
+      <w:proofErr w:type="spellEnd"/>
+    </w:p>
+    <w:p>
+      <w:pPr>
+        <w:ind w:firstLine="360"/>
+      </w:pPr>
+      <w:r>
+        <w:t xml:space="preserve">Poziomy same w sobie nie istnieją w </w:t>
+      </w:r>
+      <w:proofErr w:type="spellStart"/>
+      <w:r>
+        <w:t>LDoE</w:t>
+      </w:r>
+      <w:proofErr w:type="spellEnd"/>
+      <w:r>
+        <w:t>, gracze otrzymują za to punkty nauki. Za każdy „poziom” postacie otrzymują 5 punktów nauki. Punkty nauki można wykorzystać aby:</w:t>
+      </w:r>
+    </w:p>
+    <w:p>
+      <w:pPr>
+        <w:pStyle w:val="Akapitzlist"/>
+        <w:numPr>
+          <w:ilvl w:val="0"/>
+          <w:numId w:val="3"/>
+        </w:numPr>
+      </w:pPr>
+      <w:r>
+        <w:t>Podnieść umiejętności przetrwania o +5.</w:t>
+      </w:r>
+    </w:p>
+    <w:p>
+      <w:pPr>
+        <w:pStyle w:val="Akapitzlist"/>
+        <w:numPr>
+          <w:ilvl w:val="0"/>
+          <w:numId w:val="3"/>
+        </w:numPr>
+      </w:pPr>
+      <w:r>
+        <w:t>Podnieść efektywność broni o +3.</w:t>
+      </w:r>
+    </w:p>
+    <w:p>
+      <w:pPr>
+        <w:pStyle w:val="Akapitzlist"/>
+        <w:numPr>
+          <w:ilvl w:val="0"/>
+          <w:numId w:val="3"/>
+        </w:numPr>
+      </w:pPr>
+      <w:r>
+        <w:t>Podnieść umiejętności podstawowe o +1.</w:t>
+      </w:r>
+    </w:p>
+    <w:p>
+      <w:pPr>
+        <w:ind w:left="360"/>
+      </w:pPr>
+      <w:r>
+        <w:t>Każdy z punktów można przeznaczyć na dowolne umiejętności i efektywność np. postać ma 50 siły, atletykę na 55 oraz efektywność ataku gazrurką 40. Gracz decyduje się wydać dwa punkty nauki w te trzy rzeczy. Wydaje 2 punkty w siłę która zwiększa się do 52, atletykę, która teraz wynosi 62 oraz dwa punkty w atak gazrurką który powiększy się do 46.</w:t>
+      </w:r>
+    </w:p>
+    <w:p/>
     <w:p/>
     <w:p>
       <w:pPr>
@@ -2069,7 +2484,15 @@
     </w:p>
     <w:p>
       <w:r>
-        <w:t xml:space="preserve">Każdy przedmiot w Last Day on Earth skategoryzowany jest według rzadkości. Od powszechnych jest to: powszechny, </w:t>
+        <w:t xml:space="preserve">Każdy przedmiot w </w:t>
+      </w:r>
+      <w:proofErr w:type="spellStart"/>
+      <w:r>
+        <w:t>Last</w:t>
+      </w:r>
+      <w:proofErr w:type="spellEnd"/>
+      <w:r>
+        <w:t xml:space="preserve"> Day on Earth skategoryzowany jest według rzadkości. Od powszechnych jest to: powszechny, </w:t>
       </w:r>
       <w:r>
         <w:rPr>
@@ -2112,8 +2535,13 @@
       <w:r>
         <w:t xml:space="preserve">Poniżej znajduje się lista przedmiotów dostępnych w bazowej wersji </w:t>
       </w:r>
-      <w:r>
-        <w:t>LDoE.</w:t>
+      <w:proofErr w:type="spellStart"/>
+      <w:r>
+        <w:t>LDoE</w:t>
+      </w:r>
+      <w:proofErr w:type="spellEnd"/>
+      <w:r>
+        <w:t>.</w:t>
       </w:r>
     </w:p>
     <w:p/>
@@ -2129,8 +2557,13 @@
       </w:r>
     </w:p>
     <w:p>
-      <w:r>
-        <w:t>Wpp współczynnik penetracji pancerza</w:t>
+      <w:proofErr w:type="spellStart"/>
+      <w:r>
+        <w:t>Wpp</w:t>
+      </w:r>
+      <w:proofErr w:type="spellEnd"/>
+      <w:r>
+        <w:t xml:space="preserve"> współczynnik penetracji pancerza</w:t>
       </w:r>
     </w:p>
     <w:tbl>
@@ -2512,10 +2945,7 @@
           </w:tcPr>
           <w:p>
             <w:r>
-              <w:t>4</w:t>
-            </w:r>
-            <w:r>
-              <w:t>0%</w:t>
+              <w:t>40%</w:t>
             </w:r>
           </w:p>
         </w:tc>
@@ -2577,10 +3007,7 @@
           </w:tcPr>
           <w:p>
             <w:r>
-              <w:t>5</w:t>
-            </w:r>
-            <w:r>
-              <w:t>0%</w:t>
+              <w:t>50%</w:t>
             </w:r>
           </w:p>
         </w:tc>
@@ -2650,10 +3077,7 @@
           </w:tcPr>
           <w:p>
             <w:r>
-              <w:t>6</w:t>
-            </w:r>
-            <w:r>
-              <w:t>0%</w:t>
+              <w:t>60%</w:t>
             </w:r>
           </w:p>
         </w:tc>
@@ -2723,10 +3147,7 @@
           </w:tcPr>
           <w:p>
             <w:r>
-              <w:t>6</w:t>
-            </w:r>
-            <w:r>
-              <w:t>0%</w:t>
+              <w:t>60%</w:t>
             </w:r>
           </w:p>
         </w:tc>
@@ -3126,8 +3547,23 @@
               <w:rPr>
                 <w:color w:val="FFC000"/>
               </w:rPr>
-              <w:t>Krwawy Księżyc – nodachi</w:t>
-            </w:r>
+              <w:t xml:space="preserve">Krwawy Księżyc </w:t>
+            </w:r>
+            <w:r>
+              <w:rPr>
+                <w:color w:val="FFC000"/>
+              </w:rPr>
+              <w:lastRenderedPageBreak/>
+              <w:t xml:space="preserve">– </w:t>
+            </w:r>
+            <w:proofErr w:type="spellStart"/>
+            <w:r>
+              <w:rPr>
+                <w:color w:val="FFC000"/>
+              </w:rPr>
+              <w:t>nodachi</w:t>
+            </w:r>
+            <w:proofErr w:type="spellEnd"/>
           </w:p>
         </w:tc>
         <w:tc>
@@ -3136,6 +3572,7 @@
           </w:tcPr>
           <w:p>
             <w:r>
+              <w:lastRenderedPageBreak/>
               <w:t>20k20</w:t>
             </w:r>
           </w:p>
@@ -3327,9 +3764,11 @@
             <w:tcW w:w="1701" w:type="dxa"/>
           </w:tcPr>
           <w:p>
+            <w:proofErr w:type="spellStart"/>
             <w:r>
               <w:t>Kunai</w:t>
             </w:r>
+            <w:proofErr w:type="spellEnd"/>
           </w:p>
         </w:tc>
         <w:tc>
@@ -3530,8 +3969,16 @@
               <w:rPr>
                 <w:color w:val="00B0F0"/>
               </w:rPr>
-              <w:t>Miecz Hanmy</w:t>
-            </w:r>
+              <w:t xml:space="preserve">Miecz </w:t>
+            </w:r>
+            <w:proofErr w:type="spellStart"/>
+            <w:r>
+              <w:rPr>
+                <w:color w:val="00B0F0"/>
+              </w:rPr>
+              <w:t>Hanmy</w:t>
+            </w:r>
+            <w:proofErr w:type="spellEnd"/>
           </w:p>
         </w:tc>
         <w:tc>
@@ -3596,12 +4043,14 @@
                 <w:color w:val="FFC000"/>
               </w:rPr>
             </w:pPr>
+            <w:proofErr w:type="spellStart"/>
             <w:r>
               <w:rPr>
                 <w:color w:val="FFC000"/>
               </w:rPr>
               <w:t>Edo</w:t>
             </w:r>
+            <w:proofErr w:type="spellEnd"/>
           </w:p>
         </w:tc>
         <w:tc>
@@ -3665,7 +4114,6 @@
         <w:pStyle w:val="Nagwek2"/>
       </w:pPr>
       <w:r>
-        <w:lastRenderedPageBreak/>
         <w:t xml:space="preserve">Broń </w:t>
       </w:r>
       <w:r>
@@ -3819,8 +4267,13 @@
             <w:tcW w:w="1842" w:type="dxa"/>
           </w:tcPr>
           <w:p>
-            <w:r>
-              <w:t>Beretta M9</w:t>
+            <w:proofErr w:type="spellStart"/>
+            <w:r>
+              <w:t>Beretta</w:t>
+            </w:r>
+            <w:proofErr w:type="spellEnd"/>
+            <w:r>
+              <w:t xml:space="preserve"> M9</w:t>
             </w:r>
           </w:p>
         </w:tc>
@@ -3945,9 +4398,11 @@
             <w:tcW w:w="1842" w:type="dxa"/>
           </w:tcPr>
           <w:p>
+            <w:proofErr w:type="spellStart"/>
             <w:r>
               <w:t>Mosberg</w:t>
             </w:r>
+            <w:proofErr w:type="spellEnd"/>
           </w:p>
         </w:tc>
         <w:tc>
@@ -3976,8 +4431,13 @@
           </w:tcPr>
           <w:p>
             <w:r>
-              <w:t>12 Gauge</w:t>
-            </w:r>
+              <w:t xml:space="preserve">12 </w:t>
+            </w:r>
+            <w:proofErr w:type="spellStart"/>
+            <w:r>
+              <w:t>Gauge</w:t>
+            </w:r>
+            <w:proofErr w:type="spellEnd"/>
           </w:p>
         </w:tc>
       </w:tr>
@@ -4534,12 +4994,14 @@
                 <w:color w:val="00B0F0"/>
               </w:rPr>
             </w:pPr>
+            <w:proofErr w:type="spellStart"/>
             <w:r>
               <w:rPr>
                 <w:color w:val="00B0F0"/>
               </w:rPr>
               <w:t>Antyzyna</w:t>
             </w:r>
+            <w:proofErr w:type="spellEnd"/>
           </w:p>
         </w:tc>
         <w:tc>
@@ -5176,13 +5638,21 @@
               <w:rPr>
                 <w:color w:val="FFC000"/>
               </w:rPr>
-              <w:t>MT7AV3-G</w:t>
-            </w:r>
+              <w:t xml:space="preserve">MT7AV3-G „Serum </w:t>
+            </w:r>
+            <w:proofErr w:type="spellStart"/>
             <w:r>
               <w:rPr>
                 <w:color w:val="FFC000"/>
               </w:rPr>
-              <w:t xml:space="preserve"> „Serum Ghula”</w:t>
+              <w:t>Ghula</w:t>
+            </w:r>
+            <w:proofErr w:type="spellEnd"/>
+            <w:r>
+              <w:rPr>
+                <w:color w:val="FFC000"/>
+              </w:rPr>
+              <w:t>”</w:t>
             </w:r>
           </w:p>
         </w:tc>
@@ -5270,12 +5740,14 @@
                 <w:color w:val="00B050"/>
               </w:rPr>
             </w:pPr>
+            <w:proofErr w:type="spellStart"/>
             <w:r>
               <w:rPr>
                 <w:color w:val="00B050"/>
               </w:rPr>
               <w:t>Eren</w:t>
             </w:r>
+            <w:proofErr w:type="spellEnd"/>
           </w:p>
         </w:tc>
         <w:tc>
@@ -5429,12 +5901,14 @@
                 <w:color w:val="FFC000"/>
               </w:rPr>
             </w:pPr>
+            <w:proofErr w:type="spellStart"/>
             <w:r>
               <w:rPr>
                 <w:color w:val="FFC000"/>
               </w:rPr>
               <w:t>Aizen</w:t>
             </w:r>
+            <w:proofErr w:type="spellEnd"/>
           </w:p>
         </w:tc>
         <w:tc>
@@ -5479,12 +5953,14 @@
                 <w:color w:val="FFC000"/>
               </w:rPr>
             </w:pPr>
+            <w:proofErr w:type="spellStart"/>
             <w:r>
               <w:rPr>
                 <w:color w:val="FFC000"/>
               </w:rPr>
               <w:t>Madara</w:t>
             </w:r>
+            <w:proofErr w:type="spellEnd"/>
           </w:p>
         </w:tc>
         <w:tc>
@@ -5532,12 +6008,14 @@
                 <w:color w:val="FFC000"/>
               </w:rPr>
             </w:pPr>
+            <w:proofErr w:type="spellStart"/>
             <w:r>
               <w:rPr>
                 <w:color w:val="FFC000"/>
               </w:rPr>
               <w:t>Velmet</w:t>
             </w:r>
+            <w:proofErr w:type="spellEnd"/>
           </w:p>
         </w:tc>
         <w:tc>
@@ -5582,12 +6060,14 @@
                 <w:color w:val="FFC000"/>
               </w:rPr>
             </w:pPr>
+            <w:proofErr w:type="spellStart"/>
             <w:r>
               <w:rPr>
                 <w:color w:val="FFC000"/>
               </w:rPr>
               <w:t>Yhwach</w:t>
             </w:r>
+            <w:proofErr w:type="spellEnd"/>
           </w:p>
         </w:tc>
         <w:tc>
@@ -5632,12 +6112,14 @@
                 <w:color w:val="00B0F0"/>
               </w:rPr>
             </w:pPr>
+            <w:proofErr w:type="spellStart"/>
             <w:r>
               <w:rPr>
                 <w:color w:val="00B0F0"/>
               </w:rPr>
               <w:t>Hanma</w:t>
             </w:r>
+            <w:proofErr w:type="spellEnd"/>
           </w:p>
         </w:tc>
         <w:tc>
@@ -5681,7 +6163,15 @@
               <w:t>Łuska</w:t>
             </w:r>
             <w:r>
-              <w:t xml:space="preserve"> (10 szt)</w:t>
+              <w:t xml:space="preserve"> (10 </w:t>
+            </w:r>
+            <w:proofErr w:type="spellStart"/>
+            <w:r>
+              <w:t>szt</w:t>
+            </w:r>
+            <w:proofErr w:type="spellEnd"/>
+            <w:r>
+              <w:t>)</w:t>
             </w:r>
           </w:p>
         </w:tc>
@@ -5946,11 +6436,11 @@
         <w:tblLook w:val="04A0" w:firstRow="1" w:lastRow="0" w:firstColumn="1" w:lastColumn="0" w:noHBand="0" w:noVBand="1"/>
       </w:tblPr>
       <w:tblGrid>
-        <w:gridCol w:w="2518"/>
-        <w:gridCol w:w="1418"/>
-        <w:gridCol w:w="1590"/>
-        <w:gridCol w:w="1590"/>
-        <w:gridCol w:w="1590"/>
+        <w:gridCol w:w="2510"/>
+        <w:gridCol w:w="1413"/>
+        <w:gridCol w:w="1587"/>
+        <w:gridCol w:w="1587"/>
+        <w:gridCol w:w="1609"/>
       </w:tblGrid>
       <w:tr>
         <w:tc>
@@ -5958,41 +6448,77 @@
             <w:tcW w:w="2518" w:type="dxa"/>
           </w:tcPr>
           <w:p>
-            <w:r>
-              <w:t>Nazwa</w:t>
-            </w:r>
-          </w:p>
-        </w:tc>
-        <w:tc>
-          <w:tcPr>
-            <w:tcW w:w="1418" w:type="dxa"/>
-          </w:tcPr>
-          <w:p>
-            <w:r>
-              <w:t>Waga</w:t>
-            </w:r>
-          </w:p>
-        </w:tc>
-        <w:tc>
-          <w:tcPr>
-            <w:tcW w:w="1590" w:type="dxa"/>
-          </w:tcPr>
-          <w:p>
-            <w:r>
-              <w:t>Koszt</w:t>
-            </w:r>
-          </w:p>
-        </w:tc>
-        <w:tc>
-          <w:tcPr>
-            <w:tcW w:w="1590" w:type="dxa"/>
-          </w:tcPr>
-          <w:p>
-            <w:r>
+            <w:pPr>
               <w:rPr>
                 <w:b/>
                 <w:bCs/>
               </w:rPr>
+            </w:pPr>
+            <w:r>
+              <w:rPr>
+                <w:b/>
+                <w:bCs/>
+              </w:rPr>
+              <w:t>Nazwa</w:t>
+            </w:r>
+          </w:p>
+        </w:tc>
+        <w:tc>
+          <w:tcPr>
+            <w:tcW w:w="1418" w:type="dxa"/>
+          </w:tcPr>
+          <w:p>
+            <w:pPr>
+              <w:rPr>
+                <w:b/>
+                <w:bCs/>
+              </w:rPr>
+            </w:pPr>
+            <w:r>
+              <w:rPr>
+                <w:b/>
+                <w:bCs/>
+              </w:rPr>
+              <w:t>Waga</w:t>
+            </w:r>
+          </w:p>
+        </w:tc>
+        <w:tc>
+          <w:tcPr>
+            <w:tcW w:w="1590" w:type="dxa"/>
+          </w:tcPr>
+          <w:p>
+            <w:pPr>
+              <w:rPr>
+                <w:b/>
+                <w:bCs/>
+              </w:rPr>
+            </w:pPr>
+            <w:r>
+              <w:rPr>
+                <w:b/>
+                <w:bCs/>
+              </w:rPr>
+              <w:t>Koszt</w:t>
+            </w:r>
+          </w:p>
+        </w:tc>
+        <w:tc>
+          <w:tcPr>
+            <w:tcW w:w="1590" w:type="dxa"/>
+          </w:tcPr>
+          <w:p>
+            <w:pPr>
+              <w:rPr>
+                <w:b/>
+                <w:bCs/>
+              </w:rPr>
+            </w:pPr>
+            <w:r>
+              <w:rPr>
+                <w:b/>
+                <w:bCs/>
+              </w:rPr>
               <w:t>Obrażenia</w:t>
             </w:r>
           </w:p>
@@ -6002,7 +6528,17 @@
             <w:tcW w:w="1590" w:type="dxa"/>
           </w:tcPr>
           <w:p>
-            <w:r>
+            <w:pPr>
+              <w:rPr>
+                <w:b/>
+                <w:bCs/>
+              </w:rPr>
+            </w:pPr>
+            <w:r>
+              <w:rPr>
+                <w:b/>
+                <w:bCs/>
+              </w:rPr>
               <w:t>Współczynnik penetracji pancerza</w:t>
             </w:r>
           </w:p>
@@ -6015,7 +6551,15 @@
           </w:tcPr>
           <w:p>
             <w:r>
-              <w:t>Nabój 9mm (10 szt)</w:t>
+              <w:t xml:space="preserve">Nabój 9mm (10 </w:t>
+            </w:r>
+            <w:proofErr w:type="spellStart"/>
+            <w:r>
+              <w:t>szt</w:t>
+            </w:r>
+            <w:proofErr w:type="spellEnd"/>
+            <w:r>
+              <w:t>)</w:t>
             </w:r>
           </w:p>
         </w:tc>
@@ -6067,7 +6611,15 @@
           </w:tcPr>
           <w:p>
             <w:r>
-              <w:t>Nabój 9x19 (10 szt)</w:t>
+              <w:t xml:space="preserve">Nabój 9x19 (10 </w:t>
+            </w:r>
+            <w:proofErr w:type="spellStart"/>
+            <w:r>
+              <w:t>szt</w:t>
+            </w:r>
+            <w:proofErr w:type="spellEnd"/>
+            <w:r>
+              <w:t>)</w:t>
             </w:r>
           </w:p>
         </w:tc>
@@ -6119,7 +6671,15 @@
           </w:tcPr>
           <w:p>
             <w:r>
-              <w:t>Nabój 7.62mm (10 szt)</w:t>
+              <w:t xml:space="preserve">Nabój 7.62mm (10 </w:t>
+            </w:r>
+            <w:proofErr w:type="spellStart"/>
+            <w:r>
+              <w:t>szt</w:t>
+            </w:r>
+            <w:proofErr w:type="spellEnd"/>
+            <w:r>
+              <w:t>)</w:t>
             </w:r>
           </w:p>
         </w:tc>
@@ -6171,7 +6731,15 @@
           </w:tcPr>
           <w:p>
             <w:r>
-              <w:t>Nabój 5.56mm (10 szt)</w:t>
+              <w:t xml:space="preserve">Nabój 5.56mm (10 </w:t>
+            </w:r>
+            <w:proofErr w:type="spellStart"/>
+            <w:r>
+              <w:t>szt</w:t>
+            </w:r>
+            <w:proofErr w:type="spellEnd"/>
+            <w:r>
+              <w:t>)</w:t>
             </w:r>
           </w:p>
         </w:tc>
@@ -6223,7 +6791,23 @@
           </w:tcPr>
           <w:p>
             <w:r>
-              <w:t>Nabój 12 Gauge (5 szt)</w:t>
+              <w:t xml:space="preserve">Nabój 12 </w:t>
+            </w:r>
+            <w:proofErr w:type="spellStart"/>
+            <w:r>
+              <w:t>Gauge</w:t>
+            </w:r>
+            <w:proofErr w:type="spellEnd"/>
+            <w:r>
+              <w:t xml:space="preserve"> (5 </w:t>
+            </w:r>
+            <w:proofErr w:type="spellStart"/>
+            <w:r>
+              <w:t>szt</w:t>
+            </w:r>
+            <w:proofErr w:type="spellEnd"/>
+            <w:r>
+              <w:t>)</w:t>
             </w:r>
           </w:p>
         </w:tc>
@@ -6283,7 +6867,21 @@
               <w:rPr>
                 <w:color w:val="00B0F0"/>
               </w:rPr>
-              <w:t>Nabój 5.56mm zapalający (5 szt)</w:t>
+              <w:t xml:space="preserve">Nabój 5.56mm zapalający (5 </w:t>
+            </w:r>
+            <w:proofErr w:type="spellStart"/>
+            <w:r>
+              <w:rPr>
+                <w:color w:val="00B0F0"/>
+              </w:rPr>
+              <w:t>szt</w:t>
+            </w:r>
+            <w:proofErr w:type="spellEnd"/>
+            <w:r>
+              <w:rPr>
+                <w:color w:val="00B0F0"/>
+              </w:rPr>
+              <w:t>)</w:t>
             </w:r>
           </w:p>
         </w:tc>
@@ -6987,12 +7585,14 @@
             <w:r>
               <w:t xml:space="preserve">Strzała + </w:t>
             </w:r>
+            <w:proofErr w:type="spellStart"/>
             <w:r>
               <w:rPr>
                 <w:color w:val="FFC000"/>
               </w:rPr>
               <w:t>Aizen</w:t>
             </w:r>
+            <w:proofErr w:type="spellEnd"/>
           </w:p>
         </w:tc>
         <w:tc>
@@ -7067,12 +7667,14 @@
                 <w:color w:val="00B0F0"/>
               </w:rPr>
             </w:pPr>
+            <w:proofErr w:type="spellStart"/>
             <w:r>
               <w:rPr>
                 <w:color w:val="00B0F0"/>
               </w:rPr>
               <w:t>Hanma</w:t>
             </w:r>
+            <w:proofErr w:type="spellEnd"/>
           </w:p>
         </w:tc>
       </w:tr>
@@ -7085,12 +7687,14 @@
             <w:r>
               <w:t xml:space="preserve">Katana + </w:t>
             </w:r>
+            <w:proofErr w:type="spellStart"/>
             <w:r>
               <w:rPr>
                 <w:color w:val="00B0F0"/>
               </w:rPr>
               <w:t>Hanma</w:t>
             </w:r>
+            <w:proofErr w:type="spellEnd"/>
           </w:p>
         </w:tc>
         <w:tc>
@@ -7120,8 +7724,16 @@
               <w:rPr>
                 <w:color w:val="00B0F0"/>
               </w:rPr>
-              <w:t>Miecz Hanmy</w:t>
-            </w:r>
+              <w:t xml:space="preserve">Miecz </w:t>
+            </w:r>
+            <w:proofErr w:type="spellStart"/>
+            <w:r>
+              <w:rPr>
+                <w:color w:val="00B0F0"/>
+              </w:rPr>
+              <w:t>Hanmy</w:t>
+            </w:r>
+            <w:proofErr w:type="spellEnd"/>
           </w:p>
         </w:tc>
       </w:tr>
@@ -7143,12 +7755,14 @@
             <w:r>
               <w:t xml:space="preserve"> + </w:t>
             </w:r>
+            <w:proofErr w:type="spellStart"/>
             <w:r>
               <w:rPr>
                 <w:color w:val="FFC000"/>
               </w:rPr>
               <w:t>Aizen</w:t>
             </w:r>
+            <w:proofErr w:type="spellEnd"/>
           </w:p>
         </w:tc>
         <w:tc>
@@ -7174,12 +7788,14 @@
                 <w:color w:val="FFC000"/>
               </w:rPr>
             </w:pPr>
+            <w:proofErr w:type="spellStart"/>
             <w:r>
               <w:rPr>
                 <w:color w:val="FFC000"/>
               </w:rPr>
               <w:t>Madara</w:t>
             </w:r>
+            <w:proofErr w:type="spellEnd"/>
           </w:p>
         </w:tc>
       </w:tr>
@@ -7195,12 +7811,14 @@
             <w:r>
               <w:t xml:space="preserve">+ </w:t>
             </w:r>
+            <w:proofErr w:type="spellStart"/>
             <w:r>
               <w:rPr>
                 <w:color w:val="FFC000"/>
               </w:rPr>
               <w:t>Madara</w:t>
             </w:r>
+            <w:proofErr w:type="spellEnd"/>
           </w:p>
         </w:tc>
         <w:tc>
@@ -7226,12 +7844,14 @@
                 <w:color w:val="FFC000"/>
               </w:rPr>
             </w:pPr>
+            <w:proofErr w:type="spellStart"/>
             <w:r>
               <w:rPr>
                 <w:color w:val="FFC000"/>
               </w:rPr>
               <w:t>Edo</w:t>
             </w:r>
+            <w:proofErr w:type="spellEnd"/>
           </w:p>
         </w:tc>
       </w:tr>
@@ -7241,12 +7861,14 @@
             <w:tcW w:w="5495" w:type="dxa"/>
           </w:tcPr>
           <w:p>
+            <w:proofErr w:type="spellStart"/>
             <w:r>
               <w:rPr>
                 <w:color w:val="00B050"/>
               </w:rPr>
               <w:t>Eren</w:t>
             </w:r>
+            <w:proofErr w:type="spellEnd"/>
             <w:r>
               <w:t xml:space="preserve"> x3</w:t>
             </w:r>
@@ -7373,12 +7995,14 @@
                 <w:color w:val="FFC000"/>
               </w:rPr>
             </w:pPr>
+            <w:proofErr w:type="spellStart"/>
             <w:r>
               <w:rPr>
                 <w:color w:val="FFC000"/>
               </w:rPr>
               <w:t>Aizen</w:t>
             </w:r>
+            <w:proofErr w:type="spellEnd"/>
           </w:p>
         </w:tc>
       </w:tr>
@@ -7408,12 +8032,14 @@
               </w:rPr>
               <w:t xml:space="preserve"> </w:t>
             </w:r>
+            <w:proofErr w:type="spellStart"/>
             <w:r>
               <w:rPr>
                 <w:color w:val="FFC000"/>
               </w:rPr>
               <w:t>Aizen</w:t>
             </w:r>
+            <w:proofErr w:type="spellEnd"/>
             <w:r>
               <w:rPr>
                 <w:color w:val="7030A0"/>
@@ -7448,12 +8074,14 @@
                 <w:color w:val="FFC000"/>
               </w:rPr>
             </w:pPr>
+            <w:proofErr w:type="spellStart"/>
             <w:r>
               <w:rPr>
                 <w:color w:val="FFC000"/>
               </w:rPr>
               <w:t>Yhwach</w:t>
             </w:r>
+            <w:proofErr w:type="spellEnd"/>
           </w:p>
         </w:tc>
       </w:tr>
@@ -7463,12 +8091,14 @@
             <w:tcW w:w="5495" w:type="dxa"/>
           </w:tcPr>
           <w:p>
+            <w:proofErr w:type="spellStart"/>
             <w:r>
               <w:rPr>
                 <w:color w:val="FFC000"/>
               </w:rPr>
               <w:t>Aizen</w:t>
             </w:r>
+            <w:proofErr w:type="spellEnd"/>
             <w:r>
               <w:t xml:space="preserve"> + Zębatka + Sprężyna + Taśma</w:t>
             </w:r>
@@ -7497,12 +8127,14 @@
                 <w:color w:val="FFC000"/>
               </w:rPr>
             </w:pPr>
+            <w:proofErr w:type="spellStart"/>
             <w:r>
               <w:rPr>
                 <w:color w:val="FFC000"/>
               </w:rPr>
               <w:t>Velmet</w:t>
             </w:r>
+            <w:proofErr w:type="spellEnd"/>
           </w:p>
         </w:tc>
       </w:tr>
@@ -7605,12 +8237,14 @@
                 <w:color w:val="FFC000"/>
               </w:rPr>
             </w:pPr>
+            <w:proofErr w:type="spellStart"/>
             <w:r>
               <w:rPr>
                 <w:color w:val="FFC000"/>
               </w:rPr>
               <w:t>Madara</w:t>
             </w:r>
+            <w:proofErr w:type="spellEnd"/>
           </w:p>
         </w:tc>
         <w:tc>
@@ -7635,12 +8269,14 @@
                 <w:color w:val="00B0F0"/>
               </w:rPr>
             </w:pPr>
+            <w:proofErr w:type="spellStart"/>
             <w:r>
               <w:rPr>
                 <w:color w:val="00B0F0"/>
               </w:rPr>
               <w:t>Hanma</w:t>
             </w:r>
+            <w:proofErr w:type="spellEnd"/>
           </w:p>
         </w:tc>
         <w:tc>
@@ -7665,12 +8301,14 @@
                 <w:color w:val="FFC000"/>
               </w:rPr>
             </w:pPr>
+            <w:proofErr w:type="spellStart"/>
             <w:r>
               <w:rPr>
                 <w:color w:val="FFC000"/>
               </w:rPr>
               <w:t>Velmet</w:t>
             </w:r>
+            <w:proofErr w:type="spellEnd"/>
           </w:p>
         </w:tc>
         <w:tc>
@@ -7695,12 +8333,14 @@
                 <w:color w:val="FFC000"/>
               </w:rPr>
             </w:pPr>
+            <w:proofErr w:type="spellStart"/>
             <w:r>
               <w:rPr>
                 <w:color w:val="FFC000"/>
               </w:rPr>
               <w:t>Yhwach</w:t>
             </w:r>
+            <w:proofErr w:type="spellEnd"/>
           </w:p>
         </w:tc>
         <w:tc>
@@ -7738,7 +8378,47 @@
     <w:p>
       <w:r>
         <w:tab/>
-        <w:t xml:space="preserve">Co tu dużo gadać? W końcu świat składa się z żywych i umarłych, nie ma głębszych rozkmin prawda? No cóż, jest jeszcze jedna kasta stojąca pomiędzy wyżej wymienionymi. Są to Ghule. Ghul to człowiek któremu podany został mutagen MT7AV3-G zwany w skrócie „Serum Ghula”. Ghule są niezwykle </w:t>
+        <w:t xml:space="preserve">Co tu dużo gadać? W końcu świat składa się z żywych i umarłych, nie ma głębszych </w:t>
+      </w:r>
+      <w:proofErr w:type="spellStart"/>
+      <w:r>
+        <w:t>rozkmin</w:t>
+      </w:r>
+      <w:proofErr w:type="spellEnd"/>
+      <w:r>
+        <w:t xml:space="preserve"> prawda? No cóż, jest jeszcze jedna kasta stojąca pomiędzy wyżej wymienionymi. Są to </w:t>
+      </w:r>
+      <w:proofErr w:type="spellStart"/>
+      <w:r>
+        <w:t>Ghule</w:t>
+      </w:r>
+      <w:proofErr w:type="spellEnd"/>
+      <w:r>
+        <w:t xml:space="preserve">. </w:t>
+      </w:r>
+      <w:proofErr w:type="spellStart"/>
+      <w:r>
+        <w:t>Ghul</w:t>
+      </w:r>
+      <w:proofErr w:type="spellEnd"/>
+      <w:r>
+        <w:t xml:space="preserve"> to człowiek któremu podany został mutagen MT7AV3-G zwany w skrócie „Serum </w:t>
+      </w:r>
+      <w:proofErr w:type="spellStart"/>
+      <w:r>
+        <w:t>Ghula</w:t>
+      </w:r>
+      <w:proofErr w:type="spellEnd"/>
+      <w:r>
+        <w:t xml:space="preserve">”. </w:t>
+      </w:r>
+      <w:proofErr w:type="spellStart"/>
+      <w:r>
+        <w:t>Ghule</w:t>
+      </w:r>
+      <w:proofErr w:type="spellEnd"/>
+      <w:r>
+        <w:t xml:space="preserve"> są niezwykle </w:t>
       </w:r>
       <w:r>
         <w:t>zwinne</w:t>
@@ -7747,7 +8427,15 @@
         <w:t xml:space="preserve"> i potężne, ich czas reakcji wykracza poza ramy zwyczajnego człowieka. Bycie hybrydą ma jednak spory minus i jest to wieczny głód, który można redukować, ale nigdy zaspokoić.</w:t>
       </w:r>
       <w:r>
-        <w:t xml:space="preserve"> Ghule są odporne na panującą na świecie zarazę.</w:t>
+        <w:t xml:space="preserve"> </w:t>
+      </w:r>
+      <w:proofErr w:type="spellStart"/>
+      <w:r>
+        <w:t>Ghule</w:t>
+      </w:r>
+      <w:proofErr w:type="spellEnd"/>
+      <w:r>
+        <w:t xml:space="preserve"> są odporne na panującą na świecie zarazę.</w:t>
       </w:r>
     </w:p>
     <w:p>
@@ -7763,7 +8451,15 @@
         <w:ind w:firstLine="708"/>
       </w:pPr>
       <w:r>
-        <w:t xml:space="preserve">W świecie LDoE istnieje kilka różnych typów zombie. Zależne są one głównie od czasu zarażenia. </w:t>
+        <w:t xml:space="preserve">W świecie </w:t>
+      </w:r>
+      <w:proofErr w:type="spellStart"/>
+      <w:r>
+        <w:t>LDoE</w:t>
+      </w:r>
+      <w:proofErr w:type="spellEnd"/>
+      <w:r>
+        <w:t xml:space="preserve"> istnieje kilka różnych typów zombie. Zależne są one głównie od czasu zarażenia. </w:t>
       </w:r>
     </w:p>
     <w:p/>
@@ -7886,8 +8582,13 @@
       </w:r>
     </w:p>
     <w:p>
-      <w:r>
-        <w:t>Parkour +10</w:t>
+      <w:proofErr w:type="spellStart"/>
+      <w:r>
+        <w:t>Parkour</w:t>
+      </w:r>
+      <w:proofErr w:type="spellEnd"/>
+      <w:r>
+        <w:t xml:space="preserve"> +10</w:t>
       </w:r>
     </w:p>
     <w:p>
@@ -7914,6 +8615,9 @@
     <w:p>
       <w:r>
         <w:t>Ugryzienie: Biegacz gryzie cel z efektywnością 30.</w:t>
+      </w:r>
+      <w:r>
+        <w:t xml:space="preserve"> Ugryzienie zadaje 2d6 obrażeń oraz daje jeden punkt przemiany.</w:t>
       </w:r>
     </w:p>
     <w:p>
@@ -7935,10 +8639,12 @@
       </w:r>
     </w:p>
     <w:p>
+      <w:proofErr w:type="spellStart"/>
       <w:r>
         <w:lastRenderedPageBreak/>
         <w:t>Szwędacz</w:t>
       </w:r>
+      <w:proofErr w:type="spellEnd"/>
     </w:p>
     <w:p>
       <w:r>
@@ -8047,8 +8753,13 @@
         <w:t>Uderzenie:</w:t>
       </w:r>
       <w:r>
-        <w:t xml:space="preserve"> Szwędacz</w:t>
-      </w:r>
+        <w:t xml:space="preserve"> </w:t>
+      </w:r>
+      <w:proofErr w:type="spellStart"/>
+      <w:r>
+        <w:t>Szwędacz</w:t>
+      </w:r>
+      <w:proofErr w:type="spellEnd"/>
       <w:r>
         <w:t xml:space="preserve"> wykonuje atak pięścią z efektywnością 40.</w:t>
       </w:r>
@@ -8058,8 +8769,13 @@
         <w:t>Ugryzienie:</w:t>
       </w:r>
       <w:r>
-        <w:t xml:space="preserve"> Szwędacz</w:t>
-      </w:r>
+        <w:t xml:space="preserve"> </w:t>
+      </w:r>
+      <w:proofErr w:type="spellStart"/>
+      <w:r>
+        <w:t>Szwędacz</w:t>
+      </w:r>
+      <w:proofErr w:type="spellEnd"/>
       <w:r>
         <w:t xml:space="preserve"> gryzie cel z efektywnością 30.</w:t>
       </w:r>
@@ -8193,12 +8909,17 @@
       <w:r>
         <w:t xml:space="preserve"> gryzie cel z efektywnością 30.</w:t>
       </w:r>
+      <w:r>
+        <w:t xml:space="preserve"> Ugryzienie zadaje 3d12 obrażeń i daje jeden punkt przemiany.</w:t>
+      </w:r>
     </w:p>
     <w:p/>
     <w:p>
+      <w:proofErr w:type="spellStart"/>
       <w:r>
         <w:t>Przemieniec</w:t>
       </w:r>
+      <w:proofErr w:type="spellEnd"/>
     </w:p>
     <w:p>
       <w:r>
@@ -8329,8 +9050,13 @@
       </w:r>
     </w:p>
     <w:p>
-      <w:r>
-        <w:t>Parkour +80</w:t>
+      <w:proofErr w:type="spellStart"/>
+      <w:r>
+        <w:t>Parkour</w:t>
+      </w:r>
+      <w:proofErr w:type="spellEnd"/>
+      <w:r>
+        <w:t xml:space="preserve"> +80</w:t>
       </w:r>
     </w:p>
     <w:p>
@@ -8346,17 +9072,44 @@
     </w:p>
     <w:p>
       <w:r>
-        <w:t>Uderzenie: Przemieniec wykonuje atak pięścią z efektywnością 90.</w:t>
-      </w:r>
-    </w:p>
-    <w:p>
-      <w:r>
-        <w:t>Ugryzienie: Przemieniec gryzie cel z efektywnością 60.</w:t>
-      </w:r>
-    </w:p>
-    <w:p>
-      <w:r>
-        <w:t>Złapanie: Przemieniec łapie cel z efektywnością 70.</w:t>
+        <w:t xml:space="preserve">Uderzenie: </w:t>
+      </w:r>
+      <w:proofErr w:type="spellStart"/>
+      <w:r>
+        <w:t>Przemieniec</w:t>
+      </w:r>
+      <w:proofErr w:type="spellEnd"/>
+      <w:r>
+        <w:t xml:space="preserve"> wykonuje atak pięścią z efektywnością 90.</w:t>
+      </w:r>
+    </w:p>
+    <w:p>
+      <w:r>
+        <w:t xml:space="preserve">Ugryzienie: </w:t>
+      </w:r>
+      <w:proofErr w:type="spellStart"/>
+      <w:r>
+        <w:t>Przemieniec</w:t>
+      </w:r>
+      <w:proofErr w:type="spellEnd"/>
+      <w:r>
+        <w:t xml:space="preserve"> gryzie cel z efektywnością 60.</w:t>
+      </w:r>
+      <w:r>
+        <w:t xml:space="preserve"> Ugryzienie zadaje 3d20 obrażeń i daje jeden punkt przemiany.</w:t>
+      </w:r>
+    </w:p>
+    <w:p>
+      <w:r>
+        <w:t xml:space="preserve">Złapanie: </w:t>
+      </w:r>
+      <w:proofErr w:type="spellStart"/>
+      <w:r>
+        <w:t>Przemieniec</w:t>
+      </w:r>
+      <w:proofErr w:type="spellEnd"/>
+      <w:r>
+        <w:t xml:space="preserve"> łapie cel z efektywnością 70.</w:t>
       </w:r>
     </w:p>
     <w:p/>
@@ -8475,7 +9228,13 @@
     </w:p>
     <w:p>
       <w:r>
-        <w:t>Uderzenie: Biegacz wykonuje atak pięścią z efektywnością 40.</w:t>
+        <w:t xml:space="preserve">Uderzenie: </w:t>
+      </w:r>
+      <w:r>
+        <w:t>Zabijaka</w:t>
+      </w:r>
+      <w:r>
+        <w:t xml:space="preserve"> wykonuje atak pięścią z efektywnością 40.</w:t>
       </w:r>
     </w:p>
     <w:p>
@@ -8502,13 +9261,29 @@
         <w:ind w:firstLine="708"/>
       </w:pPr>
       <w:r>
-        <w:t>W świecie Last Day on Earth wybuchła pandemia zombie. Cały świat został zainfekowany, przez co na świecie powstały różne grupy ocalałych.</w:t>
+        <w:t xml:space="preserve">W świecie </w:t>
+      </w:r>
+      <w:proofErr w:type="spellStart"/>
+      <w:r>
+        <w:t>Last</w:t>
+      </w:r>
+      <w:proofErr w:type="spellEnd"/>
+      <w:r>
+        <w:t xml:space="preserve"> Day on Earth wybuchła pandemia zombie. Cały świat został zainfekowany, przez co na świecie powstały różne grupy ocalałych.</w:t>
       </w:r>
     </w:p>
     <w:p>
       <w:r>
         <w:tab/>
-        <w:t>Poniższe grupy i postacie legendarne są jedynie sugestią i nie trzeba uwzględniać ich w settingu.</w:t>
+        <w:t xml:space="preserve">Poniższe grupy i postacie legendarne są jedynie sugestią i nie trzeba uwzględniać ich w </w:t>
+      </w:r>
+      <w:proofErr w:type="spellStart"/>
+      <w:r>
+        <w:t>settingu</w:t>
+      </w:r>
+      <w:proofErr w:type="spellEnd"/>
+      <w:r>
+        <w:t>.</w:t>
       </w:r>
     </w:p>
     <w:p/>
@@ -8529,7 +9304,23 @@
         <w:t xml:space="preserve">Jedna z najgroźniejszych grup. Zajmują się głównie gnojeniem innych frakcji i ściąganiem haraczy. W gangu kosiarzy utarła się </w:t>
       </w:r>
       <w:r>
-        <w:t>jedna legenda jaką jest „El Masculino”. Ten potężny człowiek jest prawdziwym postrachem. Legendy głoszą, że jest w stanie zabić 7 przemieńców naraz.</w:t>
+        <w:t xml:space="preserve">jedna legenda jaką jest „El </w:t>
+      </w:r>
+      <w:proofErr w:type="spellStart"/>
+      <w:r>
+        <w:t>Masculino</w:t>
+      </w:r>
+      <w:proofErr w:type="spellEnd"/>
+      <w:r>
+        <w:t xml:space="preserve">”. Ten potężny człowiek jest prawdziwym postrachem. Legendy głoszą, że jest w stanie zabić 7 </w:t>
+      </w:r>
+      <w:proofErr w:type="spellStart"/>
+      <w:r>
+        <w:t>przemieńców</w:t>
+      </w:r>
+      <w:proofErr w:type="spellEnd"/>
+      <w:r>
+        <w:t xml:space="preserve"> naraz.</w:t>
       </w:r>
     </w:p>
     <w:p>
@@ -8537,7 +9328,15 @@
         <w:ind w:firstLine="708"/>
       </w:pPr>
       <w:r>
-        <w:t>Kosiarze boją się tylko jednej grupy i jest to Bushi-Rengo.</w:t>
+        <w:t xml:space="preserve">Kosiarze boją się tylko jednej grupy i jest to </w:t>
+      </w:r>
+      <w:proofErr w:type="spellStart"/>
+      <w:r>
+        <w:t>Bushi</w:t>
+      </w:r>
+      <w:proofErr w:type="spellEnd"/>
+      <w:r>
+        <w:t>-Rengo.</w:t>
       </w:r>
     </w:p>
     <w:p/>
@@ -8553,8 +9352,17 @@
           <w:b/>
           <w:bCs/>
         </w:rPr>
-        <w:t>El Masculino</w:t>
-      </w:r>
+        <w:t xml:space="preserve">El </w:t>
+      </w:r>
+      <w:proofErr w:type="spellStart"/>
+      <w:r>
+        <w:rPr>
+          <w:b/>
+          <w:bCs/>
+        </w:rPr>
+        <w:t>Masculino</w:t>
+      </w:r>
+      <w:proofErr w:type="spellEnd"/>
     </w:p>
     <w:tbl>
       <w:tblPr>
@@ -8606,10 +9414,7 @@
           </w:tcPr>
           <w:p>
             <w:r>
-              <w:t>12</w:t>
-            </w:r>
-            <w:r>
-              <w:t>0</w:t>
+              <w:t>120</w:t>
             </w:r>
           </w:p>
         </w:tc>
@@ -8637,10 +9442,7 @@
     </w:tbl>
     <w:p>
       <w:r>
-        <w:t xml:space="preserve">Zdrowie: </w:t>
-      </w:r>
-      <w:r>
-        <w:t>120</w:t>
+        <w:t>Zdrowie: 120</w:t>
       </w:r>
     </w:p>
     <w:p>
@@ -8650,13 +9452,7 @@
     </w:p>
     <w:p>
       <w:r>
-        <w:t xml:space="preserve">Prędkość: </w:t>
-      </w:r>
-      <w:r>
-        <w:t>60</w:t>
-      </w:r>
-      <w:r>
-        <w:t>m</w:t>
+        <w:t>Prędkość: 60m</w:t>
       </w:r>
     </w:p>
     <w:p>
@@ -8692,48 +9488,47 @@
     </w:p>
     <w:p>
       <w:r>
-        <w:t>Uderzenie:</w:t>
-      </w:r>
-      <w:r>
-        <w:t xml:space="preserve"> El Masculino</w:t>
-      </w:r>
+        <w:t xml:space="preserve">Uderzenie: El </w:t>
+      </w:r>
+      <w:proofErr w:type="spellStart"/>
+      <w:r>
+        <w:t>Masculino</w:t>
+      </w:r>
+      <w:proofErr w:type="spellEnd"/>
       <w:r>
         <w:t xml:space="preserve"> wykonuje atak pięścią z efektywnością 90.</w:t>
       </w:r>
     </w:p>
     <w:p>
       <w:r>
-        <w:t>Obrzyn „La Muerte”</w:t>
-      </w:r>
-      <w:r>
-        <w:t xml:space="preserve">: </w:t>
-      </w:r>
-      <w:r>
-        <w:t xml:space="preserve">El Masculino strzela do </w:t>
-      </w:r>
-      <w:r>
-        <w:t>cel</w:t>
-      </w:r>
-      <w:r>
-        <w:t>u</w:t>
-      </w:r>
-      <w:r>
-        <w:t xml:space="preserve"> z efektywnością </w:t>
-      </w:r>
-      <w:r>
-        <w:t>8</w:t>
-      </w:r>
-      <w:r>
-        <w:t>0.</w:t>
-      </w:r>
-    </w:p>
-    <w:p>
-      <w:r>
-        <w:t>Złapanie:</w:t>
-      </w:r>
-      <w:r>
-        <w:t xml:space="preserve"> El Masculino</w:t>
-      </w:r>
+        <w:t xml:space="preserve">Obrzyn „La </w:t>
+      </w:r>
+      <w:proofErr w:type="spellStart"/>
+      <w:r>
+        <w:t>Muerte</w:t>
+      </w:r>
+      <w:proofErr w:type="spellEnd"/>
+      <w:r>
+        <w:t xml:space="preserve">”: El </w:t>
+      </w:r>
+      <w:proofErr w:type="spellStart"/>
+      <w:r>
+        <w:t>Masculino</w:t>
+      </w:r>
+      <w:proofErr w:type="spellEnd"/>
+      <w:r>
+        <w:t xml:space="preserve"> strzela do celu z efektywnością 80.</w:t>
+      </w:r>
+    </w:p>
+    <w:p>
+      <w:r>
+        <w:t xml:space="preserve">Złapanie: El </w:t>
+      </w:r>
+      <w:proofErr w:type="spellStart"/>
+      <w:r>
+        <w:t>Masculino</w:t>
+      </w:r>
+      <w:proofErr w:type="spellEnd"/>
       <w:r>
         <w:t xml:space="preserve"> łapie cel z efektywnością 70.</w:t>
       </w:r>
@@ -8743,24 +9538,62 @@
       <w:pPr>
         <w:pStyle w:val="Nagwek3"/>
       </w:pPr>
-      <w:r>
-        <w:t>Bushi-rengo</w:t>
+      <w:proofErr w:type="spellStart"/>
+      <w:r>
+        <w:t>Bushi</w:t>
+      </w:r>
+      <w:proofErr w:type="spellEnd"/>
+      <w:r>
+        <w:t>-rengo</w:t>
       </w:r>
     </w:p>
     <w:p>
       <w:r>
         <w:tab/>
-        <w:t xml:space="preserve">Bushi-rengo nazywane też sojuszem samurajów to grupka niezależnych najemników, bez scentralizowanej władzy. Do sojuszu należą 3 żywe legendy. Są to Samuraj – </w:t>
-      </w:r>
+      </w:r>
+      <w:proofErr w:type="spellStart"/>
+      <w:r>
+        <w:t>Bushi</w:t>
+      </w:r>
+      <w:proofErr w:type="spellEnd"/>
+      <w:r>
+        <w:t xml:space="preserve">-rengo nazywane też sojuszem samurajów to grupka niezależnych najemników, bez scentralizowanej władzy. Do sojuszu należą 3 żywe legendy. Są to Samuraj – </w:t>
+      </w:r>
+      <w:proofErr w:type="spellStart"/>
       <w:r>
         <w:t>Ō</w:t>
       </w:r>
       <w:r>
-        <w:t>kami, Skrytobójca – Kuroudo oraz Łuczniczka – Kitsune. Cała trójka to osoby, które przetrwały wydarzenia z niemieckiego obozu eksperymentalnego w Monachium</w:t>
-      </w:r>
-      <w:r>
-        <w:t>, gdzie stali się Ghulami</w:t>
-      </w:r>
+        <w:t>kami</w:t>
+      </w:r>
+      <w:proofErr w:type="spellEnd"/>
+      <w:r>
+        <w:t xml:space="preserve">, Skrytobójca – </w:t>
+      </w:r>
+      <w:proofErr w:type="spellStart"/>
+      <w:r>
+        <w:t>Kuroudo</w:t>
+      </w:r>
+      <w:proofErr w:type="spellEnd"/>
+      <w:r>
+        <w:t xml:space="preserve"> oraz Łuczniczka – </w:t>
+      </w:r>
+      <w:proofErr w:type="spellStart"/>
+      <w:r>
+        <w:t>Kitsune</w:t>
+      </w:r>
+      <w:proofErr w:type="spellEnd"/>
+      <w:r>
+        <w:t>. Cała trójka to osoby, które przetrwały wydarzenia z niemieckiego obozu eksperymentalnego w Monachium</w:t>
+      </w:r>
+      <w:r>
+        <w:t xml:space="preserve">, gdzie stali się </w:t>
+      </w:r>
+      <w:proofErr w:type="spellStart"/>
+      <w:r>
+        <w:t>Ghulami</w:t>
+      </w:r>
+      <w:proofErr w:type="spellEnd"/>
       <w:r>
         <w:t xml:space="preserve">.  </w:t>
       </w:r>
@@ -8773,6 +9606,7 @@
           <w:bCs/>
         </w:rPr>
       </w:pPr>
+      <w:proofErr w:type="spellStart"/>
       <w:r>
         <w:rPr>
           <w:b/>
@@ -8780,6 +9614,7 @@
         </w:rPr>
         <w:t>Ōkami</w:t>
       </w:r>
+      <w:proofErr w:type="spellEnd"/>
     </w:p>
     <w:tbl>
       <w:tblPr>
@@ -8831,10 +9666,7 @@
           </w:tcPr>
           <w:p>
             <w:r>
-              <w:t>20</w:t>
-            </w:r>
-            <w:r>
-              <w:t>0</w:t>
+              <w:t>200</w:t>
             </w:r>
           </w:p>
         </w:tc>
@@ -8844,10 +9676,7 @@
           </w:tcPr>
           <w:p>
             <w:r>
-              <w:t>20</w:t>
-            </w:r>
-            <w:r>
-              <w:t>0</w:t>
+              <w:t>200</w:t>
             </w:r>
           </w:p>
         </w:tc>
@@ -8865,32 +9694,17 @@
     </w:tbl>
     <w:p>
       <w:r>
-        <w:t>Zdrowie: 20</w:t>
-      </w:r>
-      <w:r>
-        <w:t>0</w:t>
-      </w:r>
-    </w:p>
-    <w:p>
-      <w:r>
-        <w:t xml:space="preserve">Pancerz: </w:t>
-      </w:r>
-      <w:r>
-        <w:t>4</w:t>
-      </w:r>
-      <w:r>
-        <w:t>00</w:t>
-      </w:r>
-    </w:p>
-    <w:p>
-      <w:r>
-        <w:t xml:space="preserve">Prędkość: </w:t>
-      </w:r>
-      <w:r>
-        <w:t>10</w:t>
-      </w:r>
-      <w:r>
-        <w:t>0m</w:t>
+        <w:t>Zdrowie: 200</w:t>
+      </w:r>
+    </w:p>
+    <w:p>
+      <w:r>
+        <w:t>Pancerz: 400</w:t>
+      </w:r>
+    </w:p>
+    <w:p>
+      <w:r>
+        <w:t>Prędkość: 100m</w:t>
       </w:r>
     </w:p>
     <w:p>
@@ -8905,13 +9719,7 @@
     </w:p>
     <w:p>
       <w:r>
-        <w:t>Zastraszenie +</w:t>
-      </w:r>
-      <w:r>
-        <w:t>2</w:t>
-      </w:r>
-      <w:r>
-        <w:t>0</w:t>
+        <w:t>Zastraszenie +20</w:t>
       </w:r>
     </w:p>
     <w:p>
@@ -8927,54 +9735,53 @@
     </w:p>
     <w:p>
       <w:r>
-        <w:t>Uderzenie:</w:t>
-      </w:r>
-      <w:r>
-        <w:t xml:space="preserve"> </w:t>
-      </w:r>
+        <w:t xml:space="preserve">Uderzenie: </w:t>
+      </w:r>
+      <w:proofErr w:type="spellStart"/>
       <w:r>
         <w:t>Ō</w:t>
       </w:r>
       <w:r>
-        <w:t>kami wykonuje atak pięścią z efektywnością 90.</w:t>
-      </w:r>
-    </w:p>
-    <w:p>
-      <w:r>
-        <w:t>Nodachi „Krwawy Księżyc”</w:t>
-      </w:r>
-      <w:r>
-        <w:t xml:space="preserve">: </w:t>
-      </w:r>
+        <w:t>kami</w:t>
+      </w:r>
+      <w:proofErr w:type="spellEnd"/>
+      <w:r>
+        <w:t xml:space="preserve"> wykonuje atak pięścią z efektywnością 90.</w:t>
+      </w:r>
+    </w:p>
+    <w:p>
+      <w:proofErr w:type="spellStart"/>
+      <w:r>
+        <w:t>Nodachi</w:t>
+      </w:r>
+      <w:proofErr w:type="spellEnd"/>
+      <w:r>
+        <w:t xml:space="preserve"> „Krwawy Księżyc”: </w:t>
+      </w:r>
+      <w:proofErr w:type="spellStart"/>
       <w:r>
         <w:t>Ō</w:t>
       </w:r>
       <w:r>
-        <w:t xml:space="preserve">kami </w:t>
-      </w:r>
-      <w:r>
-        <w:t xml:space="preserve">wykonuje atak bronią </w:t>
-      </w:r>
-      <w:r>
-        <w:t xml:space="preserve">z efektywnością </w:t>
-      </w:r>
-      <w:r>
-        <w:t>11</w:t>
-      </w:r>
-      <w:r>
-        <w:t>0.</w:t>
+        <w:t>kami</w:t>
+      </w:r>
+      <w:proofErr w:type="spellEnd"/>
+      <w:r>
+        <w:t xml:space="preserve"> wykonuje atak bronią z efektywnością 110.</w:t>
       </w:r>
     </w:p>
     <w:p>
       <w:r>
         <w:t xml:space="preserve">Łuk Kompozytowy „Niespokojny Wiatr”: </w:t>
       </w:r>
+      <w:proofErr w:type="spellStart"/>
       <w:r>
         <w:t>Ō</w:t>
       </w:r>
       <w:r>
         <w:t>kami</w:t>
       </w:r>
+      <w:proofErr w:type="spellEnd"/>
       <w:r>
         <w:t xml:space="preserve"> strzela z Łuku z efektywnością 100.</w:t>
       </w:r>
@@ -8987,6 +9794,7 @@
           <w:bCs/>
         </w:rPr>
       </w:pPr>
+      <w:proofErr w:type="spellStart"/>
       <w:r>
         <w:rPr>
           <w:b/>
@@ -8994,6 +9802,7 @@
         </w:rPr>
         <w:t>Kuroudo</w:t>
       </w:r>
+      <w:proofErr w:type="spellEnd"/>
     </w:p>
     <w:tbl>
       <w:tblPr>
@@ -9045,13 +9854,7 @@
           </w:tcPr>
           <w:p>
             <w:r>
-              <w:t>1</w:t>
-            </w:r>
-            <w:r>
-              <w:t>5</w:t>
-            </w:r>
-            <w:r>
-              <w:t>0</w:t>
+              <w:t>150</w:t>
             </w:r>
           </w:p>
         </w:tc>
@@ -9061,10 +9864,7 @@
           </w:tcPr>
           <w:p>
             <w:r>
-              <w:t>20</w:t>
-            </w:r>
-            <w:r>
-              <w:t>0</w:t>
+              <w:t>200</w:t>
             </w:r>
           </w:p>
         </w:tc>
@@ -9082,35 +9882,17 @@
     </w:tbl>
     <w:p>
       <w:r>
-        <w:t>Zdrowie: 1</w:t>
-      </w:r>
-      <w:r>
-        <w:t>5</w:t>
-      </w:r>
-      <w:r>
-        <w:t>0</w:t>
-      </w:r>
-    </w:p>
-    <w:p>
-      <w:r>
-        <w:t xml:space="preserve">Pancerz: </w:t>
-      </w:r>
-      <w:r>
-        <w:t>4</w:t>
-      </w:r>
-      <w:r>
-        <w:t>0</w:t>
-      </w:r>
-    </w:p>
-    <w:p>
-      <w:r>
-        <w:t xml:space="preserve">Prędkość: </w:t>
-      </w:r>
-      <w:r>
-        <w:t>75</w:t>
-      </w:r>
-      <w:r>
-        <w:t>m</w:t>
+        <w:t>Zdrowie: 150</w:t>
+      </w:r>
+    </w:p>
+    <w:p>
+      <w:r>
+        <w:t>Pancerz: 40</w:t>
+      </w:r>
+    </w:p>
+    <w:p>
+      <w:r>
+        <w:t>Prędkość: 75m</w:t>
       </w:r>
     </w:p>
     <w:p>
@@ -9124,8 +9906,13 @@
       </w:r>
     </w:p>
     <w:p>
-      <w:r>
-        <w:t>Parkour +40</w:t>
+      <w:proofErr w:type="spellStart"/>
+      <w:r>
+        <w:t>Parkour</w:t>
+      </w:r>
+      <w:proofErr w:type="spellEnd"/>
+      <w:r>
+        <w:t xml:space="preserve"> +40</w:t>
       </w:r>
     </w:p>
     <w:p>
@@ -9151,8 +9938,13 @@
       <w:r>
         <w:t xml:space="preserve">: </w:t>
       </w:r>
-      <w:r>
-        <w:t xml:space="preserve">Kuroudo </w:t>
+      <w:proofErr w:type="spellStart"/>
+      <w:r>
+        <w:t>Kuroudo</w:t>
+      </w:r>
+      <w:proofErr w:type="spellEnd"/>
+      <w:r>
+        <w:t xml:space="preserve"> </w:t>
       </w:r>
       <w:r>
         <w:t>wykonuje atak</w:t>
@@ -9177,8 +9969,13 @@
       <w:r>
         <w:t xml:space="preserve">: </w:t>
       </w:r>
-      <w:r>
-        <w:t xml:space="preserve">Kuroudo podrzyna gardło celu </w:t>
+      <w:proofErr w:type="spellStart"/>
+      <w:r>
+        <w:t>Kuroudo</w:t>
+      </w:r>
+      <w:proofErr w:type="spellEnd"/>
+      <w:r>
+        <w:t xml:space="preserve"> podrzyna gardło celu </w:t>
       </w:r>
       <w:r>
         <w:t xml:space="preserve">z efektywnością </w:t>
@@ -9197,8 +9994,13 @@
       <w:r>
         <w:t xml:space="preserve">: </w:t>
       </w:r>
-      <w:r>
-        <w:t xml:space="preserve">Kuroudo strzela z łuku </w:t>
+      <w:proofErr w:type="spellStart"/>
+      <w:r>
+        <w:t>Kuroudo</w:t>
+      </w:r>
+      <w:proofErr w:type="spellEnd"/>
+      <w:r>
+        <w:t xml:space="preserve"> strzela z łuku </w:t>
       </w:r>
       <w:r>
         <w:t xml:space="preserve">z efektywnością </w:t>
@@ -9212,17 +10014,54 @@
     </w:p>
     <w:p>
       <w:r>
-        <w:t>Dmuchawka: Kuroudo strzela zatrutymi strzałkami z efektywnością 100.</w:t>
-      </w:r>
-    </w:p>
-    <w:p>
-      <w:r>
-        <w:t>Kunai: Kuroudo rzuca kunaiem z efektywnością 100.</w:t>
-      </w:r>
-    </w:p>
-    <w:p>
-      <w:r>
-        <w:t>Bomba Dymna: Kuroudo rzuca bombę dymną.</w:t>
+        <w:t xml:space="preserve">Dmuchawka: </w:t>
+      </w:r>
+      <w:proofErr w:type="spellStart"/>
+      <w:r>
+        <w:t>Kuroudo</w:t>
+      </w:r>
+      <w:proofErr w:type="spellEnd"/>
+      <w:r>
+        <w:t xml:space="preserve"> strzela zatrutymi strzałkami z efektywnością 100.</w:t>
+      </w:r>
+    </w:p>
+    <w:p>
+      <w:proofErr w:type="spellStart"/>
+      <w:r>
+        <w:t>Kunai</w:t>
+      </w:r>
+      <w:proofErr w:type="spellEnd"/>
+      <w:r>
+        <w:t xml:space="preserve">: </w:t>
+      </w:r>
+      <w:proofErr w:type="spellStart"/>
+      <w:r>
+        <w:t>Kuroudo</w:t>
+      </w:r>
+      <w:proofErr w:type="spellEnd"/>
+      <w:r>
+        <w:t xml:space="preserve"> rzuca </w:t>
+      </w:r>
+      <w:proofErr w:type="spellStart"/>
+      <w:r>
+        <w:t>kunaiem</w:t>
+      </w:r>
+      <w:proofErr w:type="spellEnd"/>
+      <w:r>
+        <w:t xml:space="preserve"> z efektywnością 100.</w:t>
+      </w:r>
+    </w:p>
+    <w:p>
+      <w:r>
+        <w:t xml:space="preserve">Bomba Dymna: </w:t>
+      </w:r>
+      <w:proofErr w:type="spellStart"/>
+      <w:r>
+        <w:t>Kuroudo</w:t>
+      </w:r>
+      <w:proofErr w:type="spellEnd"/>
+      <w:r>
+        <w:t xml:space="preserve"> rzuca bombę dymną.</w:t>
       </w:r>
     </w:p>
     <w:p/>
@@ -9248,6 +10087,7 @@
           <w:bCs/>
         </w:rPr>
       </w:pPr>
+      <w:proofErr w:type="spellStart"/>
       <w:r>
         <w:rPr>
           <w:b/>
@@ -9256,6 +10096,7 @@
         <w:lastRenderedPageBreak/>
         <w:t>Kitsune</w:t>
       </w:r>
+      <w:proofErr w:type="spellEnd"/>
     </w:p>
     <w:tbl>
       <w:tblPr>
@@ -9376,8 +10217,13 @@
       <w:r>
         <w:t xml:space="preserve">: </w:t>
       </w:r>
-      <w:r>
-        <w:t>Kitsune strzela z łuku</w:t>
+      <w:proofErr w:type="spellStart"/>
+      <w:r>
+        <w:t>Kitsune</w:t>
+      </w:r>
+      <w:proofErr w:type="spellEnd"/>
+      <w:r>
+        <w:t xml:space="preserve"> strzela z łuku</w:t>
       </w:r>
       <w:r>
         <w:t xml:space="preserve"> z efektywnością 90.</w:t>
@@ -9390,8 +10236,13 @@
       <w:r>
         <w:t xml:space="preserve">: </w:t>
       </w:r>
-      <w:r>
-        <w:t xml:space="preserve">Kitsune atakuje cel </w:t>
+      <w:proofErr w:type="spellStart"/>
+      <w:r>
+        <w:t>Kitsune</w:t>
+      </w:r>
+      <w:proofErr w:type="spellEnd"/>
+      <w:r>
+        <w:t xml:space="preserve"> atakuje cel </w:t>
       </w:r>
       <w:r>
         <w:t>z efektywnością 80.</w:t>
@@ -9408,7 +10259,15 @@
     </w:p>
     <w:p>
       <w:r>
-        <w:t>W LDoE istnieją następujące stany:</w:t>
+        <w:t xml:space="preserve">W </w:t>
+      </w:r>
+      <w:proofErr w:type="spellStart"/>
+      <w:r>
+        <w:t>LDoE</w:t>
+      </w:r>
+      <w:proofErr w:type="spellEnd"/>
+      <w:r>
+        <w:t xml:space="preserve"> istnieją następujące stany:</w:t>
       </w:r>
     </w:p>
     <w:p/>
@@ -9504,7 +10363,13 @@
     </w:p>
     <w:p>
       <w:r>
-        <w:t>Powyżej podanego zasięgu ataki bronią nieefektywne.</w:t>
+        <w:t>Powyżej podanego zasięgu ataki bronią</w:t>
+      </w:r>
+      <w:r>
+        <w:t xml:space="preserve"> stają się</w:t>
+      </w:r>
+      <w:r>
+        <w:t xml:space="preserve"> nieefektywne.</w:t>
       </w:r>
     </w:p>
     <w:p>
@@ -10054,7 +10919,15 @@
           </w:tcPr>
           <w:p>
             <w:r>
-              <w:t>Biegnie/full auto</w:t>
+              <w:t>Biegnie/</w:t>
+            </w:r>
+            <w:proofErr w:type="spellStart"/>
+            <w:r>
+              <w:t>full</w:t>
+            </w:r>
+            <w:proofErr w:type="spellEnd"/>
+            <w:r>
+              <w:t xml:space="preserve"> auto</w:t>
             </w:r>
           </w:p>
         </w:tc>
@@ -10658,7 +11531,15 @@
           </w:tcPr>
           <w:p>
             <w:r>
-              <w:t>Biegnie/full auto</w:t>
+              <w:t>Biegnie/</w:t>
+            </w:r>
+            <w:proofErr w:type="spellStart"/>
+            <w:r>
+              <w:t>full</w:t>
+            </w:r>
+            <w:proofErr w:type="spellEnd"/>
+            <w:r>
+              <w:t xml:space="preserve"> auto</w:t>
             </w:r>
           </w:p>
         </w:tc>
@@ -10717,10 +11598,7 @@
     <w:p/>
     <w:p>
       <w:r>
-        <w:t>Strzelba</w:t>
-      </w:r>
-      <w:r>
-        <w:t>:</w:t>
+        <w:t>Strzelba:</w:t>
       </w:r>
     </w:p>
     <w:tbl>
@@ -10764,13 +11642,7 @@
           </w:tcPr>
           <w:p>
             <w:r>
-              <w:t xml:space="preserve">Do </w:t>
-            </w:r>
-            <w:r>
-              <w:t>5</w:t>
-            </w:r>
-            <w:r>
-              <w:t>m</w:t>
+              <w:t>Do 5m</w:t>
             </w:r>
           </w:p>
         </w:tc>
@@ -10780,16 +11652,7 @@
           </w:tcPr>
           <w:p>
             <w:r>
-              <w:t>5</w:t>
-            </w:r>
-            <w:r>
-              <w:t xml:space="preserve"> – </w:t>
-            </w:r>
-            <w:r>
-              <w:t>10</w:t>
-            </w:r>
-            <w:r>
-              <w:t>m</w:t>
+              <w:t>5 – 10m</w:t>
             </w:r>
           </w:p>
         </w:tc>
@@ -10799,16 +11662,7 @@
           </w:tcPr>
           <w:p>
             <w:r>
-              <w:t>1</w:t>
-            </w:r>
-            <w:r>
-              <w:t xml:space="preserve">0 – </w:t>
-            </w:r>
-            <w:r>
-              <w:t>15</w:t>
-            </w:r>
-            <w:r>
-              <w:t>m</w:t>
+              <w:t>10 – 15m</w:t>
             </w:r>
           </w:p>
         </w:tc>
@@ -10818,16 +11672,7 @@
           </w:tcPr>
           <w:p>
             <w:r>
-              <w:t>15</w:t>
-            </w:r>
-            <w:r>
-              <w:t xml:space="preserve"> – </w:t>
-            </w:r>
-            <w:r>
-              <w:t>2</w:t>
-            </w:r>
-            <w:r>
-              <w:t>0m</w:t>
+              <w:t>15 – 20m</w:t>
             </w:r>
           </w:p>
         </w:tc>
@@ -10931,10 +11776,7 @@
           </w:tcPr>
           <w:p>
             <w:r>
-              <w:t>-</w:t>
-            </w:r>
-            <w:r>
-              <w:t>5</w:t>
+              <w:t>-5</w:t>
             </w:r>
           </w:p>
         </w:tc>
@@ -10986,10 +11828,7 @@
           </w:tcPr>
           <w:p>
             <w:r>
-              <w:t>-</w:t>
-            </w:r>
-            <w:r>
-              <w:t>5</w:t>
+              <w:t>-5</w:t>
             </w:r>
           </w:p>
         </w:tc>
@@ -10999,10 +11838,7 @@
           </w:tcPr>
           <w:p>
             <w:r>
-              <w:t>-1</w:t>
-            </w:r>
-            <w:r>
-              <w:t>0</w:t>
+              <w:t>-10</w:t>
             </w:r>
           </w:p>
         </w:tc>
@@ -11054,10 +11890,7 @@
           </w:tcPr>
           <w:p>
             <w:r>
-              <w:t>-</w:t>
-            </w:r>
-            <w:r>
-              <w:t>10</w:t>
+              <w:t>-10</w:t>
             </w:r>
           </w:p>
         </w:tc>
@@ -11067,10 +11900,7 @@
           </w:tcPr>
           <w:p>
             <w:r>
-              <w:t>-</w:t>
-            </w:r>
-            <w:r>
-              <w:t>15</w:t>
+              <w:t>-15</w:t>
             </w:r>
           </w:p>
         </w:tc>
@@ -11313,7 +12143,15 @@
           </w:tcPr>
           <w:p>
             <w:r>
-              <w:t>Biegnie/full auto</w:t>
+              <w:t>Biegnie/</w:t>
+            </w:r>
+            <w:proofErr w:type="spellStart"/>
+            <w:r>
+              <w:t>full</w:t>
+            </w:r>
+            <w:proofErr w:type="spellEnd"/>
+            <w:r>
+              <w:t xml:space="preserve"> auto</w:t>
             </w:r>
           </w:p>
         </w:tc>
@@ -11378,10 +12216,7 @@
     <w:p>
       <w:r>
         <w:lastRenderedPageBreak/>
-        <w:t>Łuk</w:t>
-      </w:r>
-      <w:r>
-        <w:t>:</w:t>
+        <w:t>Łuk:</w:t>
       </w:r>
     </w:p>
     <w:tbl>
@@ -11926,7 +12761,15 @@
           </w:tcPr>
           <w:p>
             <w:r>
-              <w:t>Biegnie/full auto</w:t>
+              <w:t>Biegnie/</w:t>
+            </w:r>
+            <w:proofErr w:type="spellStart"/>
+            <w:r>
+              <w:t>full</w:t>
+            </w:r>
+            <w:proofErr w:type="spellEnd"/>
+            <w:r>
+              <w:t xml:space="preserve"> auto</w:t>
             </w:r>
           </w:p>
         </w:tc>
@@ -11977,6 +12820,1977 @@
           <w:p>
             <w:r>
               <w:t>-30</w:t>
+            </w:r>
+          </w:p>
+        </w:tc>
+      </w:tr>
+    </w:tbl>
+    <w:p/>
+    <w:p>
+      <w:pPr>
+        <w:pStyle w:val="Nagwek2"/>
+      </w:pPr>
+      <w:r>
+        <w:t>Szybkość ognia</w:t>
+      </w:r>
+    </w:p>
+    <w:p>
+      <w:r>
+        <w:t>Postać może wystrzelić następującą ilość razy w swojej turze:</w:t>
+      </w:r>
+    </w:p>
+    <w:p>
+      <w:pPr>
+        <w:pStyle w:val="Akapitzlist"/>
+        <w:numPr>
+          <w:ilvl w:val="0"/>
+          <w:numId w:val="4"/>
+        </w:numPr>
+      </w:pPr>
+      <w:r>
+        <w:t>Zwykły ogień – 3 razy na turę.</w:t>
+      </w:r>
+    </w:p>
+    <w:p>
+      <w:pPr>
+        <w:pStyle w:val="Akapitzlist"/>
+        <w:numPr>
+          <w:ilvl w:val="0"/>
+          <w:numId w:val="4"/>
+        </w:numPr>
+      </w:pPr>
+      <w:r>
+        <w:t>Ogień maszynowy – 7 razy na turę.</w:t>
+      </w:r>
+    </w:p>
+    <w:p>
+      <w:r>
+        <w:t>Dla łuków:</w:t>
+      </w:r>
+    </w:p>
+    <w:p>
+      <w:pPr>
+        <w:pStyle w:val="Akapitzlist"/>
+        <w:numPr>
+          <w:ilvl w:val="0"/>
+          <w:numId w:val="5"/>
+        </w:numPr>
+      </w:pPr>
+      <w:r>
+        <w:t xml:space="preserve">Zwykły strzał </w:t>
+      </w:r>
+      <w:r>
+        <w:t>–</w:t>
+      </w:r>
+      <w:r>
+        <w:t xml:space="preserve"> </w:t>
+      </w:r>
+      <w:r>
+        <w:t>raz na turę.</w:t>
+      </w:r>
+    </w:p>
+    <w:p>
+      <w:pPr>
+        <w:pStyle w:val="Akapitzlist"/>
+        <w:numPr>
+          <w:ilvl w:val="0"/>
+          <w:numId w:val="5"/>
+        </w:numPr>
+      </w:pPr>
+      <w:r>
+        <w:t>Szybki strzał – 2 razy na turę.</w:t>
+      </w:r>
+    </w:p>
+    <w:p/>
+    <w:p>
+      <w:pPr>
+        <w:ind w:firstLine="360"/>
+      </w:pPr>
+      <w:r>
+        <w:t xml:space="preserve">Należy pamiętać, że nie wszystkie bronie posiadają tryb ognia maszynowego, większość broni </w:t>
+      </w:r>
+      <w:proofErr w:type="spellStart"/>
+      <w:r>
+        <w:t>LDoE</w:t>
+      </w:r>
+      <w:proofErr w:type="spellEnd"/>
+      <w:r>
+        <w:t xml:space="preserve"> bazuje na tych z prawdziwego świata i mają podobne właściwości np. Glock-17 nie posiada ognia maszynowego, więc </w:t>
+      </w:r>
+      <w:proofErr w:type="spellStart"/>
+      <w:r>
+        <w:t>full</w:t>
+      </w:r>
+      <w:proofErr w:type="spellEnd"/>
+      <w:r>
+        <w:t xml:space="preserve"> auto z tej broni jest niemożliwe, ale Glock-18 jest zdolny do ognia ciągłego.</w:t>
+      </w:r>
+    </w:p>
+    <w:p>
+      <w:pPr>
+        <w:ind w:firstLine="360"/>
+      </w:pPr>
+    </w:p>
+    <w:p>
+      <w:pPr>
+        <w:pStyle w:val="Nagwek2"/>
+      </w:pPr>
+      <w:r>
+        <w:t>Lokalizacja trafienia</w:t>
+      </w:r>
+    </w:p>
+    <w:p>
+      <w:r>
+        <w:t>W zależności od rzutu strzał trafi w określone miejsce:</w:t>
+      </w:r>
+    </w:p>
+    <w:tbl>
+      <w:tblPr>
+        <w:tblStyle w:val="Tabela-Siatka"/>
+        <w:tblW w:w="0" w:type="auto"/>
+        <w:tblLook w:val="04A0" w:firstRow="1" w:lastRow="0" w:firstColumn="1" w:lastColumn="0" w:noHBand="0" w:noVBand="1"/>
+      </w:tblPr>
+      <w:tblGrid>
+        <w:gridCol w:w="959"/>
+        <w:gridCol w:w="2693"/>
+      </w:tblGrid>
+      <w:tr>
+        <w:tc>
+          <w:tcPr>
+            <w:tcW w:w="959" w:type="dxa"/>
+          </w:tcPr>
+          <w:p>
+            <w:r>
+              <w:t>Rzut</w:t>
+            </w:r>
+          </w:p>
+        </w:tc>
+        <w:tc>
+          <w:tcPr>
+            <w:tcW w:w="2693" w:type="dxa"/>
+          </w:tcPr>
+          <w:p>
+            <w:r>
+              <w:t>Miejsce trafienia</w:t>
+            </w:r>
+          </w:p>
+        </w:tc>
+      </w:tr>
+      <w:tr>
+        <w:tc>
+          <w:tcPr>
+            <w:tcW w:w="959" w:type="dxa"/>
+          </w:tcPr>
+          <w:p>
+            <w:r>
+              <w:t>1-2</w:t>
+            </w:r>
+          </w:p>
+        </w:tc>
+        <w:tc>
+          <w:tcPr>
+            <w:tcW w:w="2693" w:type="dxa"/>
+          </w:tcPr>
+          <w:p>
+            <w:pPr>
+              <w:rPr>
+                <w:vertAlign w:val="superscript"/>
+              </w:rPr>
+            </w:pPr>
+            <w:r>
+              <w:t>Głowa</w:t>
+            </w:r>
+            <w:r>
+              <w:rPr>
+                <w:vertAlign w:val="superscript"/>
+              </w:rPr>
+              <w:t>1</w:t>
+            </w:r>
+          </w:p>
+        </w:tc>
+      </w:tr>
+      <w:tr>
+        <w:tc>
+          <w:tcPr>
+            <w:tcW w:w="959" w:type="dxa"/>
+          </w:tcPr>
+          <w:p>
+            <w:r>
+              <w:t>3</w:t>
+            </w:r>
+          </w:p>
+        </w:tc>
+        <w:tc>
+          <w:tcPr>
+            <w:tcW w:w="2693" w:type="dxa"/>
+          </w:tcPr>
+          <w:p>
+            <w:r>
+              <w:t>Lewe oko</w:t>
+            </w:r>
+          </w:p>
+        </w:tc>
+      </w:tr>
+      <w:tr>
+        <w:tc>
+          <w:tcPr>
+            <w:tcW w:w="959" w:type="dxa"/>
+          </w:tcPr>
+          <w:p>
+            <w:r>
+              <w:t>4</w:t>
+            </w:r>
+          </w:p>
+        </w:tc>
+        <w:tc>
+          <w:tcPr>
+            <w:tcW w:w="2693" w:type="dxa"/>
+          </w:tcPr>
+          <w:p>
+            <w:r>
+              <w:t>Prawe oko</w:t>
+            </w:r>
+          </w:p>
+        </w:tc>
+      </w:tr>
+      <w:tr>
+        <w:tc>
+          <w:tcPr>
+            <w:tcW w:w="959" w:type="dxa"/>
+          </w:tcPr>
+          <w:p>
+            <w:r>
+              <w:t>5</w:t>
+            </w:r>
+          </w:p>
+        </w:tc>
+        <w:tc>
+          <w:tcPr>
+            <w:tcW w:w="2693" w:type="dxa"/>
+          </w:tcPr>
+          <w:p>
+            <w:r>
+              <w:t>Nos</w:t>
+            </w:r>
+          </w:p>
+        </w:tc>
+      </w:tr>
+      <w:tr>
+        <w:tc>
+          <w:tcPr>
+            <w:tcW w:w="959" w:type="dxa"/>
+          </w:tcPr>
+          <w:p>
+            <w:r>
+              <w:t>6-10</w:t>
+            </w:r>
+          </w:p>
+        </w:tc>
+        <w:tc>
+          <w:tcPr>
+            <w:tcW w:w="2693" w:type="dxa"/>
+          </w:tcPr>
+          <w:p>
+            <w:r>
+              <w:t>Szczęka</w:t>
+            </w:r>
+          </w:p>
+        </w:tc>
+      </w:tr>
+      <w:tr>
+        <w:tc>
+          <w:tcPr>
+            <w:tcW w:w="959" w:type="dxa"/>
+          </w:tcPr>
+          <w:p>
+            <w:r>
+              <w:t>11</w:t>
+            </w:r>
+          </w:p>
+        </w:tc>
+        <w:tc>
+          <w:tcPr>
+            <w:tcW w:w="2693" w:type="dxa"/>
+          </w:tcPr>
+          <w:p>
+            <w:r>
+              <w:t>Szyja</w:t>
+            </w:r>
+          </w:p>
+        </w:tc>
+      </w:tr>
+      <w:tr>
+        <w:tc>
+          <w:tcPr>
+            <w:tcW w:w="959" w:type="dxa"/>
+          </w:tcPr>
+          <w:p>
+            <w:r>
+              <w:t>12</w:t>
+            </w:r>
+          </w:p>
+        </w:tc>
+        <w:tc>
+          <w:tcPr>
+            <w:tcW w:w="2693" w:type="dxa"/>
+          </w:tcPr>
+          <w:p>
+            <w:r>
+              <w:t>Bark</w:t>
+            </w:r>
+          </w:p>
+        </w:tc>
+      </w:tr>
+      <w:tr>
+        <w:tc>
+          <w:tcPr>
+            <w:tcW w:w="959" w:type="dxa"/>
+          </w:tcPr>
+          <w:p>
+            <w:r>
+              <w:t>13-20</w:t>
+            </w:r>
+          </w:p>
+        </w:tc>
+        <w:tc>
+          <w:tcPr>
+            <w:tcW w:w="2693" w:type="dxa"/>
+          </w:tcPr>
+          <w:p>
+            <w:r>
+              <w:t xml:space="preserve">Ręka </w:t>
+            </w:r>
+          </w:p>
+        </w:tc>
+      </w:tr>
+      <w:tr>
+        <w:tc>
+          <w:tcPr>
+            <w:tcW w:w="959" w:type="dxa"/>
+          </w:tcPr>
+          <w:p>
+            <w:r>
+              <w:t>21</w:t>
+            </w:r>
+          </w:p>
+        </w:tc>
+        <w:tc>
+          <w:tcPr>
+            <w:tcW w:w="2693" w:type="dxa"/>
+          </w:tcPr>
+          <w:p>
+            <w:pPr>
+              <w:rPr>
+                <w:vertAlign w:val="superscript"/>
+              </w:rPr>
+            </w:pPr>
+            <w:r>
+              <w:t>Dłoń</w:t>
+            </w:r>
+            <w:r>
+              <w:rPr>
+                <w:vertAlign w:val="superscript"/>
+              </w:rPr>
+              <w:t>2</w:t>
+            </w:r>
+          </w:p>
+        </w:tc>
+      </w:tr>
+      <w:tr>
+        <w:tc>
+          <w:tcPr>
+            <w:tcW w:w="959" w:type="dxa"/>
+          </w:tcPr>
+          <w:p>
+            <w:r>
+              <w:t>22</w:t>
+            </w:r>
+          </w:p>
+        </w:tc>
+        <w:tc>
+          <w:tcPr>
+            <w:tcW w:w="2693" w:type="dxa"/>
+          </w:tcPr>
+          <w:p>
+            <w:r>
+              <w:t>Przedramię</w:t>
+            </w:r>
+          </w:p>
+        </w:tc>
+      </w:tr>
+      <w:tr>
+        <w:tc>
+          <w:tcPr>
+            <w:tcW w:w="959" w:type="dxa"/>
+          </w:tcPr>
+          <w:p>
+            <w:r>
+              <w:t>23-25</w:t>
+            </w:r>
+          </w:p>
+        </w:tc>
+        <w:tc>
+          <w:tcPr>
+            <w:tcW w:w="2693" w:type="dxa"/>
+          </w:tcPr>
+          <w:p>
+            <w:r>
+              <w:t>Palce</w:t>
+            </w:r>
+          </w:p>
+        </w:tc>
+      </w:tr>
+      <w:tr>
+        <w:tc>
+          <w:tcPr>
+            <w:tcW w:w="959" w:type="dxa"/>
+          </w:tcPr>
+          <w:p>
+            <w:r>
+              <w:t>26</w:t>
+            </w:r>
+          </w:p>
+        </w:tc>
+        <w:tc>
+          <w:tcPr>
+            <w:tcW w:w="2693" w:type="dxa"/>
+          </w:tcPr>
+          <w:p>
+            <w:r>
+              <w:t>Łokieć</w:t>
+            </w:r>
+          </w:p>
+        </w:tc>
+      </w:tr>
+      <w:tr>
+        <w:tc>
+          <w:tcPr>
+            <w:tcW w:w="959" w:type="dxa"/>
+          </w:tcPr>
+          <w:p>
+            <w:r>
+              <w:t>27-30</w:t>
+            </w:r>
+          </w:p>
+        </w:tc>
+        <w:tc>
+          <w:tcPr>
+            <w:tcW w:w="2693" w:type="dxa"/>
+          </w:tcPr>
+          <w:p>
+            <w:pPr>
+              <w:rPr>
+                <w:vertAlign w:val="superscript"/>
+              </w:rPr>
+            </w:pPr>
+            <w:r>
+              <w:t>Klatka piersiowa</w:t>
+            </w:r>
+            <w:r>
+              <w:rPr>
+                <w:vertAlign w:val="superscript"/>
+              </w:rPr>
+              <w:t>3</w:t>
+            </w:r>
+          </w:p>
+        </w:tc>
+      </w:tr>
+      <w:tr>
+        <w:tc>
+          <w:tcPr>
+            <w:tcW w:w="959" w:type="dxa"/>
+          </w:tcPr>
+          <w:p>
+            <w:r>
+              <w:t>31</w:t>
+            </w:r>
+          </w:p>
+        </w:tc>
+        <w:tc>
+          <w:tcPr>
+            <w:tcW w:w="2693" w:type="dxa"/>
+          </w:tcPr>
+          <w:p>
+            <w:pPr>
+              <w:rPr>
+                <w:vertAlign w:val="superscript"/>
+              </w:rPr>
+            </w:pPr>
+            <w:r>
+              <w:t>Serce</w:t>
+            </w:r>
+            <w:r>
+              <w:rPr>
+                <w:vertAlign w:val="superscript"/>
+              </w:rPr>
+              <w:t>1</w:t>
+            </w:r>
+          </w:p>
+        </w:tc>
+      </w:tr>
+      <w:tr>
+        <w:tc>
+          <w:tcPr>
+            <w:tcW w:w="959" w:type="dxa"/>
+          </w:tcPr>
+          <w:p>
+            <w:r>
+              <w:t>32-50</w:t>
+            </w:r>
+          </w:p>
+        </w:tc>
+        <w:tc>
+          <w:tcPr>
+            <w:tcW w:w="2693" w:type="dxa"/>
+          </w:tcPr>
+          <w:p>
+            <w:pPr>
+              <w:rPr>
+                <w:vertAlign w:val="superscript"/>
+              </w:rPr>
+            </w:pPr>
+            <w:r>
+              <w:t>Brzuch</w:t>
+            </w:r>
+            <w:r>
+              <w:rPr>
+                <w:vertAlign w:val="superscript"/>
+              </w:rPr>
+              <w:t>4</w:t>
+            </w:r>
+          </w:p>
+        </w:tc>
+      </w:tr>
+      <w:tr>
+        <w:tc>
+          <w:tcPr>
+            <w:tcW w:w="959" w:type="dxa"/>
+          </w:tcPr>
+          <w:p>
+            <w:r>
+              <w:t>51</w:t>
+            </w:r>
+          </w:p>
+        </w:tc>
+        <w:tc>
+          <w:tcPr>
+            <w:tcW w:w="2693" w:type="dxa"/>
+          </w:tcPr>
+          <w:p>
+            <w:pPr>
+              <w:rPr>
+                <w:vertAlign w:val="superscript"/>
+              </w:rPr>
+            </w:pPr>
+            <w:r>
+              <w:t>Miednica</w:t>
+            </w:r>
+            <w:r>
+              <w:rPr>
+                <w:vertAlign w:val="superscript"/>
+              </w:rPr>
+              <w:t>5</w:t>
+            </w:r>
+          </w:p>
+        </w:tc>
+      </w:tr>
+      <w:tr>
+        <w:tc>
+          <w:tcPr>
+            <w:tcW w:w="959" w:type="dxa"/>
+          </w:tcPr>
+          <w:p>
+            <w:r>
+              <w:t>52</w:t>
+            </w:r>
+          </w:p>
+        </w:tc>
+        <w:tc>
+          <w:tcPr>
+            <w:tcW w:w="2693" w:type="dxa"/>
+          </w:tcPr>
+          <w:p>
+            <w:pPr>
+              <w:rPr>
+                <w:vertAlign w:val="superscript"/>
+              </w:rPr>
+            </w:pPr>
+            <w:r>
+              <w:t>Pachwiny</w:t>
+            </w:r>
+            <w:r>
+              <w:rPr>
+                <w:vertAlign w:val="superscript"/>
+              </w:rPr>
+              <w:t>5</w:t>
+            </w:r>
+          </w:p>
+        </w:tc>
+      </w:tr>
+      <w:tr>
+        <w:tc>
+          <w:tcPr>
+            <w:tcW w:w="959" w:type="dxa"/>
+          </w:tcPr>
+          <w:p>
+            <w:r>
+              <w:lastRenderedPageBreak/>
+              <w:t>53-68</w:t>
+            </w:r>
+          </w:p>
+        </w:tc>
+        <w:tc>
+          <w:tcPr>
+            <w:tcW w:w="2693" w:type="dxa"/>
+          </w:tcPr>
+          <w:p>
+            <w:pPr>
+              <w:rPr>
+                <w:vertAlign w:val="superscript"/>
+              </w:rPr>
+            </w:pPr>
+            <w:r>
+              <w:t>Udo</w:t>
+            </w:r>
+            <w:r>
+              <w:rPr>
+                <w:vertAlign w:val="superscript"/>
+              </w:rPr>
+              <w:t>5</w:t>
+            </w:r>
+          </w:p>
+        </w:tc>
+      </w:tr>
+      <w:tr>
+        <w:tc>
+          <w:tcPr>
+            <w:tcW w:w="959" w:type="dxa"/>
+          </w:tcPr>
+          <w:p>
+            <w:r>
+              <w:t>69</w:t>
+            </w:r>
+          </w:p>
+        </w:tc>
+        <w:tc>
+          <w:tcPr>
+            <w:tcW w:w="2693" w:type="dxa"/>
+          </w:tcPr>
+          <w:p>
+            <w:r>
+              <w:t>Krocze</w:t>
+            </w:r>
+            <w:r>
+              <w:rPr>
+                <w:vertAlign w:val="superscript"/>
+              </w:rPr>
+              <w:t>5</w:t>
+            </w:r>
+            <w:r>
+              <w:t xml:space="preserve"> </w:t>
+            </w:r>
+          </w:p>
+        </w:tc>
+      </w:tr>
+      <w:tr>
+        <w:tc>
+          <w:tcPr>
+            <w:tcW w:w="959" w:type="dxa"/>
+          </w:tcPr>
+          <w:p>
+            <w:r>
+              <w:t>70-79</w:t>
+            </w:r>
+          </w:p>
+        </w:tc>
+        <w:tc>
+          <w:tcPr>
+            <w:tcW w:w="2693" w:type="dxa"/>
+          </w:tcPr>
+          <w:p>
+            <w:pPr>
+              <w:rPr>
+                <w:vertAlign w:val="superscript"/>
+              </w:rPr>
+            </w:pPr>
+            <w:r>
+              <w:t>Piszczel</w:t>
+            </w:r>
+            <w:r>
+              <w:rPr>
+                <w:vertAlign w:val="superscript"/>
+              </w:rPr>
+              <w:t>5</w:t>
+            </w:r>
+          </w:p>
+        </w:tc>
+      </w:tr>
+      <w:tr>
+        <w:tc>
+          <w:tcPr>
+            <w:tcW w:w="959" w:type="dxa"/>
+          </w:tcPr>
+          <w:p>
+            <w:r>
+              <w:t>80-100</w:t>
+            </w:r>
+          </w:p>
+        </w:tc>
+        <w:tc>
+          <w:tcPr>
+            <w:tcW w:w="2693" w:type="dxa"/>
+          </w:tcPr>
+          <w:p>
+            <w:pPr>
+              <w:rPr>
+                <w:vertAlign w:val="superscript"/>
+              </w:rPr>
+            </w:pPr>
+            <w:r>
+              <w:t>Stopa</w:t>
+            </w:r>
+            <w:r>
+              <w:rPr>
+                <w:vertAlign w:val="superscript"/>
+              </w:rPr>
+              <w:t>5</w:t>
+            </w:r>
+          </w:p>
+        </w:tc>
+      </w:tr>
+    </w:tbl>
+    <w:p>
+      <w:r>
+        <w:t xml:space="preserve"> </w:t>
+      </w:r>
+      <w:r>
+        <w:t>Dla miejsc z indeksem:</w:t>
+      </w:r>
+    </w:p>
+    <w:p>
+      <w:pPr>
+        <w:pStyle w:val="Akapitzlist"/>
+        <w:numPr>
+          <w:ilvl w:val="0"/>
+          <w:numId w:val="6"/>
+        </w:numPr>
+      </w:pPr>
+      <w:r>
+        <w:t>Strzał śmiertelny.</w:t>
+      </w:r>
+    </w:p>
+    <w:p>
+      <w:pPr>
+        <w:pStyle w:val="Akapitzlist"/>
+        <w:numPr>
+          <w:ilvl w:val="0"/>
+          <w:numId w:val="6"/>
+        </w:numPr>
+      </w:pPr>
+      <w:r>
+        <w:t>Trzymanie broni w ów dłoni jest niemożliwe.</w:t>
+      </w:r>
+    </w:p>
+    <w:p>
+      <w:pPr>
+        <w:pStyle w:val="Akapitzlist"/>
+        <w:numPr>
+          <w:ilvl w:val="0"/>
+          <w:numId w:val="6"/>
+        </w:numPr>
+      </w:pPr>
+      <w:r>
+        <w:t>Postać z obrażeniami klatki piersiowej otrzymuje 4d6 obrażeń na turę. Nie leczona rana jest śmiertelna, jeśli postać przeżyje jej siła i refleks zostaną zredukowane o połowę.</w:t>
+      </w:r>
+    </w:p>
+    <w:p>
+      <w:pPr>
+        <w:pStyle w:val="Akapitzlist"/>
+        <w:numPr>
+          <w:ilvl w:val="0"/>
+          <w:numId w:val="6"/>
+        </w:numPr>
+      </w:pPr>
+      <w:r>
+        <w:t>Prędkość spada do 0, postać nie może się poruszać, otrzymuje 5d4 obrażeń przez wykrwawienie.</w:t>
+      </w:r>
+    </w:p>
+    <w:p>
+      <w:pPr>
+        <w:pStyle w:val="Akapitzlist"/>
+        <w:numPr>
+          <w:ilvl w:val="0"/>
+          <w:numId w:val="6"/>
+        </w:numPr>
+      </w:pPr>
+      <w:r>
+        <w:t>Prędkość zredukowana o połowę.</w:t>
+      </w:r>
+    </w:p>
+    <w:p/>
+    <w:p>
+      <w:pPr>
+        <w:pStyle w:val="Nagwek1"/>
+      </w:pPr>
+      <w:r>
+        <w:t>Część 7 – losowe zdarzenia.</w:t>
+      </w:r>
+    </w:p>
+    <w:p>
+      <w:r>
+        <w:t>Poniższe losowe zdarzenia pomogą w budowaniu świata, w przypadku braku pomysłów.</w:t>
+      </w:r>
+    </w:p>
+    <w:p/>
+    <w:p>
+      <w:pPr>
+        <w:pStyle w:val="Nagwek2"/>
+      </w:pPr>
+      <w:r>
+        <w:t>Tabele wydarzeń</w:t>
+      </w:r>
+    </w:p>
+    <w:p>
+      <w:r>
+        <w:t>Rzuć monetą aby sprawdzić z której tabeli wartości wybierasz, a następnie 1d10 dla efektu.</w:t>
+      </w:r>
+    </w:p>
+    <w:p/>
+    <w:p>
+      <w:r>
+        <w:t xml:space="preserve">Tabela wydarzeń niekorzystnych </w:t>
+      </w:r>
+    </w:p>
+    <w:tbl>
+      <w:tblPr>
+        <w:tblStyle w:val="Tabela-Siatka"/>
+        <w:tblW w:w="0" w:type="auto"/>
+        <w:tblLook w:val="04A0" w:firstRow="1" w:lastRow="0" w:firstColumn="1" w:lastColumn="0" w:noHBand="0" w:noVBand="1"/>
+      </w:tblPr>
+      <w:tblGrid>
+        <w:gridCol w:w="675"/>
+        <w:gridCol w:w="8537"/>
+      </w:tblGrid>
+      <w:tr>
+        <w:tc>
+          <w:tcPr>
+            <w:tcW w:w="675" w:type="dxa"/>
+          </w:tcPr>
+          <w:p>
+            <w:pPr>
+              <w:rPr>
+                <w:b/>
+                <w:bCs/>
+              </w:rPr>
+            </w:pPr>
+            <w:r>
+              <w:rPr>
+                <w:b/>
+                <w:bCs/>
+              </w:rPr>
+              <w:t>Rzut</w:t>
+            </w:r>
+          </w:p>
+        </w:tc>
+        <w:tc>
+          <w:tcPr>
+            <w:tcW w:w="8537" w:type="dxa"/>
+          </w:tcPr>
+          <w:p>
+            <w:pPr>
+              <w:rPr>
+                <w:b/>
+                <w:bCs/>
+              </w:rPr>
+            </w:pPr>
+            <w:r>
+              <w:rPr>
+                <w:b/>
+                <w:bCs/>
+              </w:rPr>
+              <w:t>Zdarzenie</w:t>
+            </w:r>
+          </w:p>
+        </w:tc>
+      </w:tr>
+      <w:tr>
+        <w:tc>
+          <w:tcPr>
+            <w:tcW w:w="675" w:type="dxa"/>
+          </w:tcPr>
+          <w:p>
+            <w:r>
+              <w:t>1</w:t>
+            </w:r>
+          </w:p>
+        </w:tc>
+        <w:tc>
+          <w:tcPr>
+            <w:tcW w:w="8537" w:type="dxa"/>
+          </w:tcPr>
+          <w:p>
+            <w:r>
+              <w:t>Spotkanie z grupą kosiarzy (lub innych przeciwników, rzuć 1d10 by sprawdzić liczebność przeciwnika)</w:t>
+            </w:r>
+            <w:r>
+              <w:t>.</w:t>
+            </w:r>
+          </w:p>
+        </w:tc>
+      </w:tr>
+      <w:tr>
+        <w:tc>
+          <w:tcPr>
+            <w:tcW w:w="675" w:type="dxa"/>
+          </w:tcPr>
+          <w:p>
+            <w:r>
+              <w:t>2</w:t>
+            </w:r>
+          </w:p>
+        </w:tc>
+        <w:tc>
+          <w:tcPr>
+            <w:tcW w:w="8537" w:type="dxa"/>
+          </w:tcPr>
+          <w:p>
+            <w:r>
+              <w:t>Napotkanie hordy (rzuć 1d100 by sprawdzić liczebność przeciwników)</w:t>
+            </w:r>
+            <w:r>
+              <w:t>.</w:t>
+            </w:r>
+          </w:p>
+        </w:tc>
+      </w:tr>
+      <w:tr>
+        <w:tc>
+          <w:tcPr>
+            <w:tcW w:w="675" w:type="dxa"/>
+          </w:tcPr>
+          <w:p>
+            <w:r>
+              <w:t>3</w:t>
+            </w:r>
+          </w:p>
+        </w:tc>
+        <w:tc>
+          <w:tcPr>
+            <w:tcW w:w="8537" w:type="dxa"/>
+          </w:tcPr>
+          <w:p>
+            <w:r>
+              <w:t xml:space="preserve">Strzeżony magazyn (rzuć 1d10 by sprawdzić liczebność przeciwników oraz 1d10 na tabelę </w:t>
+            </w:r>
+            <w:proofErr w:type="spellStart"/>
+            <w:r>
+              <w:t>lootu</w:t>
+            </w:r>
+            <w:proofErr w:type="spellEnd"/>
+            <w:r>
+              <w:t>).</w:t>
+            </w:r>
+          </w:p>
+        </w:tc>
+      </w:tr>
+      <w:tr>
+        <w:tc>
+          <w:tcPr>
+            <w:tcW w:w="675" w:type="dxa"/>
+          </w:tcPr>
+          <w:p>
+            <w:r>
+              <w:t>4</w:t>
+            </w:r>
+          </w:p>
+        </w:tc>
+        <w:tc>
+          <w:tcPr>
+            <w:tcW w:w="8537" w:type="dxa"/>
+          </w:tcPr>
+          <w:p>
+            <w:r>
+              <w:t>Rzuć na tabelę wydarzeń korzystnych.</w:t>
+            </w:r>
+          </w:p>
+        </w:tc>
+      </w:tr>
+      <w:tr>
+        <w:tc>
+          <w:tcPr>
+            <w:tcW w:w="675" w:type="dxa"/>
+          </w:tcPr>
+          <w:p>
+            <w:r>
+              <w:t>5</w:t>
+            </w:r>
+          </w:p>
+        </w:tc>
+        <w:tc>
+          <w:tcPr>
+            <w:tcW w:w="8537" w:type="dxa"/>
+          </w:tcPr>
+          <w:p>
+            <w:r>
+              <w:t xml:space="preserve">Gniazdo (rzuć 1d20 na liczebność zombie oraz 1d6 na liczebność </w:t>
+            </w:r>
+            <w:proofErr w:type="spellStart"/>
+            <w:r>
+              <w:t>przemieńców</w:t>
+            </w:r>
+            <w:proofErr w:type="spellEnd"/>
+            <w:r>
+              <w:t>)</w:t>
+            </w:r>
+            <w:r>
+              <w:t>.</w:t>
+            </w:r>
+          </w:p>
+        </w:tc>
+      </w:tr>
+      <w:tr>
+        <w:tc>
+          <w:tcPr>
+            <w:tcW w:w="675" w:type="dxa"/>
+          </w:tcPr>
+          <w:p>
+            <w:r>
+              <w:t>6</w:t>
+            </w:r>
+          </w:p>
+        </w:tc>
+        <w:tc>
+          <w:tcPr>
+            <w:tcW w:w="8537" w:type="dxa"/>
+          </w:tcPr>
+          <w:p>
+            <w:r>
+              <w:t>Epicentrum zarazy (</w:t>
+            </w:r>
+            <w:r>
+              <w:t xml:space="preserve">niezakażeni </w:t>
+            </w:r>
+            <w:r>
+              <w:t xml:space="preserve">gracze rzucają </w:t>
+            </w:r>
+            <w:r>
+              <w:t>1d100 na siłę, przy porażce otrzymują punkt przemiany i stają się zakażeni, gracze zakażeni rzucają na przemianę).</w:t>
+            </w:r>
+          </w:p>
+        </w:tc>
+      </w:tr>
+      <w:tr>
+        <w:tc>
+          <w:tcPr>
+            <w:tcW w:w="675" w:type="dxa"/>
+          </w:tcPr>
+          <w:p>
+            <w:r>
+              <w:t>7</w:t>
+            </w:r>
+          </w:p>
+        </w:tc>
+        <w:tc>
+          <w:tcPr>
+            <w:tcW w:w="8537" w:type="dxa"/>
+          </w:tcPr>
+          <w:p>
+            <w:r>
+              <w:t>Zrzut zaopatrzenia (rzuć 1d10 na liczebność przeciwnika i na tabelę zaopatrzenia).</w:t>
+            </w:r>
+          </w:p>
+        </w:tc>
+      </w:tr>
+      <w:tr>
+        <w:tc>
+          <w:tcPr>
+            <w:tcW w:w="675" w:type="dxa"/>
+          </w:tcPr>
+          <w:p>
+            <w:r>
+              <w:t>8</w:t>
+            </w:r>
+          </w:p>
+        </w:tc>
+        <w:tc>
+          <w:tcPr>
+            <w:tcW w:w="8537" w:type="dxa"/>
+          </w:tcPr>
+          <w:p>
+            <w:r>
+              <w:t>Teren z pułapkami (gracze rzucają na przeszukiwanie, w przypadku niepowodzenia wpadają w pułapkę).</w:t>
+            </w:r>
+          </w:p>
+        </w:tc>
+      </w:tr>
+      <w:tr>
+        <w:tc>
+          <w:tcPr>
+            <w:tcW w:w="675" w:type="dxa"/>
+          </w:tcPr>
+          <w:p>
+            <w:r>
+              <w:t>9</w:t>
+            </w:r>
+          </w:p>
+        </w:tc>
+        <w:tc>
+          <w:tcPr>
+            <w:tcW w:w="8537" w:type="dxa"/>
+          </w:tcPr>
+          <w:p>
+            <w:r>
+              <w:t>Napotkanie Zabijaki.</w:t>
+            </w:r>
+          </w:p>
+        </w:tc>
+      </w:tr>
+      <w:tr>
+        <w:tc>
+          <w:tcPr>
+            <w:tcW w:w="675" w:type="dxa"/>
+          </w:tcPr>
+          <w:p>
+            <w:r>
+              <w:t>10</w:t>
+            </w:r>
+          </w:p>
+        </w:tc>
+        <w:tc>
+          <w:tcPr>
+            <w:tcW w:w="8537" w:type="dxa"/>
+          </w:tcPr>
+          <w:p>
+            <w:r>
+              <w:t>Snajper na dachu (rzuć 1d4 na liczebność snajperów).</w:t>
+            </w:r>
+          </w:p>
+        </w:tc>
+      </w:tr>
+    </w:tbl>
+    <w:p>
+      <w:r>
+        <w:br/>
+      </w:r>
+    </w:p>
+    <w:p>
+      <w:r>
+        <w:br w:type="page"/>
+      </w:r>
+    </w:p>
+    <w:p>
+      <w:r>
+        <w:lastRenderedPageBreak/>
+        <w:t>Tabela wydarzeń korzystnych</w:t>
+      </w:r>
+    </w:p>
+    <w:tbl>
+      <w:tblPr>
+        <w:tblStyle w:val="Tabela-Siatka"/>
+        <w:tblW w:w="0" w:type="auto"/>
+        <w:tblLook w:val="04A0" w:firstRow="1" w:lastRow="0" w:firstColumn="1" w:lastColumn="0" w:noHBand="0" w:noVBand="1"/>
+      </w:tblPr>
+      <w:tblGrid>
+        <w:gridCol w:w="675"/>
+        <w:gridCol w:w="8537"/>
+      </w:tblGrid>
+      <w:tr>
+        <w:tc>
+          <w:tcPr>
+            <w:tcW w:w="675" w:type="dxa"/>
+          </w:tcPr>
+          <w:p>
+            <w:pPr>
+              <w:rPr>
+                <w:b/>
+                <w:bCs/>
+              </w:rPr>
+            </w:pPr>
+            <w:r>
+              <w:rPr>
+                <w:b/>
+                <w:bCs/>
+              </w:rPr>
+              <w:t>Rzut</w:t>
+            </w:r>
+          </w:p>
+        </w:tc>
+        <w:tc>
+          <w:tcPr>
+            <w:tcW w:w="8537" w:type="dxa"/>
+          </w:tcPr>
+          <w:p>
+            <w:pPr>
+              <w:rPr>
+                <w:b/>
+                <w:bCs/>
+              </w:rPr>
+            </w:pPr>
+            <w:r>
+              <w:rPr>
+                <w:b/>
+                <w:bCs/>
+              </w:rPr>
+              <w:t>Zdarzenie</w:t>
+            </w:r>
+          </w:p>
+        </w:tc>
+      </w:tr>
+      <w:tr>
+        <w:tc>
+          <w:tcPr>
+            <w:tcW w:w="675" w:type="dxa"/>
+          </w:tcPr>
+          <w:p>
+            <w:r>
+              <w:t>1</w:t>
+            </w:r>
+          </w:p>
+        </w:tc>
+        <w:tc>
+          <w:tcPr>
+            <w:tcW w:w="8537" w:type="dxa"/>
+          </w:tcPr>
+          <w:p>
+            <w:r>
+              <w:t>Zrzut zaopatrzenia (rzuć na tabelę zaopatrzenia).</w:t>
+            </w:r>
+          </w:p>
+        </w:tc>
+      </w:tr>
+      <w:tr>
+        <w:tc>
+          <w:tcPr>
+            <w:tcW w:w="675" w:type="dxa"/>
+          </w:tcPr>
+          <w:p>
+            <w:r>
+              <w:t>2</w:t>
+            </w:r>
+          </w:p>
+        </w:tc>
+        <w:tc>
+          <w:tcPr>
+            <w:tcW w:w="8537" w:type="dxa"/>
+          </w:tcPr>
+          <w:p>
+            <w:r>
+              <w:t>Napotkanie sojuszników.</w:t>
+            </w:r>
+          </w:p>
+        </w:tc>
+      </w:tr>
+      <w:tr>
+        <w:tc>
+          <w:tcPr>
+            <w:tcW w:w="675" w:type="dxa"/>
+          </w:tcPr>
+          <w:p>
+            <w:r>
+              <w:t>3</w:t>
+            </w:r>
+          </w:p>
+        </w:tc>
+        <w:tc>
+          <w:tcPr>
+            <w:tcW w:w="8537" w:type="dxa"/>
+          </w:tcPr>
+          <w:p>
+            <w:r>
+              <w:t>Opuszczone auto (rzuć 1d10 -1aby sprawdzić ile litrów paliwa jest w baku).</w:t>
+            </w:r>
+          </w:p>
+        </w:tc>
+      </w:tr>
+      <w:tr>
+        <w:tc>
+          <w:tcPr>
+            <w:tcW w:w="675" w:type="dxa"/>
+          </w:tcPr>
+          <w:p>
+            <w:r>
+              <w:t>4</w:t>
+            </w:r>
+          </w:p>
+        </w:tc>
+        <w:tc>
+          <w:tcPr>
+            <w:tcW w:w="8537" w:type="dxa"/>
+          </w:tcPr>
+          <w:p>
+            <w:r>
+              <w:t xml:space="preserve">Opuszczony sklep (rzuć na tabelę </w:t>
+            </w:r>
+            <w:proofErr w:type="spellStart"/>
+            <w:r>
+              <w:t>lootu</w:t>
+            </w:r>
+            <w:proofErr w:type="spellEnd"/>
+            <w:r>
+              <w:t>).</w:t>
+            </w:r>
+          </w:p>
+        </w:tc>
+      </w:tr>
+      <w:tr>
+        <w:tc>
+          <w:tcPr>
+            <w:tcW w:w="675" w:type="dxa"/>
+          </w:tcPr>
+          <w:p>
+            <w:r>
+              <w:t>5</w:t>
+            </w:r>
+          </w:p>
+        </w:tc>
+        <w:tc>
+          <w:tcPr>
+            <w:tcW w:w="8537" w:type="dxa"/>
+          </w:tcPr>
+          <w:p>
+            <w:r>
+              <w:t>Głośny dźwięk w okolicy (odciąga zombie z terenu).</w:t>
+            </w:r>
+          </w:p>
+        </w:tc>
+      </w:tr>
+      <w:tr>
+        <w:tc>
+          <w:tcPr>
+            <w:tcW w:w="675" w:type="dxa"/>
+          </w:tcPr>
+          <w:p>
+            <w:r>
+              <w:t>6</w:t>
+            </w:r>
+          </w:p>
+        </w:tc>
+        <w:tc>
+          <w:tcPr>
+            <w:tcW w:w="8537" w:type="dxa"/>
+          </w:tcPr>
+          <w:p>
+            <w:r>
+              <w:t xml:space="preserve">Rzuć na tabelę wydarzeń niekorzystnych. </w:t>
+            </w:r>
+          </w:p>
+        </w:tc>
+      </w:tr>
+      <w:tr>
+        <w:tc>
+          <w:tcPr>
+            <w:tcW w:w="675" w:type="dxa"/>
+          </w:tcPr>
+          <w:p>
+            <w:r>
+              <w:t>7</w:t>
+            </w:r>
+          </w:p>
+        </w:tc>
+        <w:tc>
+          <w:tcPr>
+            <w:tcW w:w="8537" w:type="dxa"/>
+          </w:tcPr>
+          <w:p>
+            <w:r>
+              <w:t>Wędrujący handlarz.</w:t>
+            </w:r>
+          </w:p>
+        </w:tc>
+      </w:tr>
+      <w:tr>
+        <w:tc>
+          <w:tcPr>
+            <w:tcW w:w="675" w:type="dxa"/>
+          </w:tcPr>
+          <w:p>
+            <w:r>
+              <w:t>8</w:t>
+            </w:r>
+          </w:p>
+        </w:tc>
+        <w:tc>
+          <w:tcPr>
+            <w:tcW w:w="8537" w:type="dxa"/>
+          </w:tcPr>
+          <w:p>
+            <w:r>
+              <w:t xml:space="preserve">Bezpańska torba na drodze (rzuć na tabelę </w:t>
+            </w:r>
+            <w:proofErr w:type="spellStart"/>
+            <w:r>
+              <w:t>lootu</w:t>
+            </w:r>
+            <w:proofErr w:type="spellEnd"/>
+            <w:r>
+              <w:t>).</w:t>
+            </w:r>
+          </w:p>
+        </w:tc>
+      </w:tr>
+      <w:tr>
+        <w:tc>
+          <w:tcPr>
+            <w:tcW w:w="675" w:type="dxa"/>
+          </w:tcPr>
+          <w:p>
+            <w:r>
+              <w:t>9</w:t>
+            </w:r>
+          </w:p>
+        </w:tc>
+        <w:tc>
+          <w:tcPr>
+            <w:tcW w:w="8537" w:type="dxa"/>
+          </w:tcPr>
+          <w:p>
+            <w:r>
+              <w:t>Ekipa lekarzy-wolontariuszy.</w:t>
+            </w:r>
+          </w:p>
+        </w:tc>
+      </w:tr>
+      <w:tr>
+        <w:tc>
+          <w:tcPr>
+            <w:tcW w:w="675" w:type="dxa"/>
+          </w:tcPr>
+          <w:p>
+            <w:r>
+              <w:t>10</w:t>
+            </w:r>
+          </w:p>
+        </w:tc>
+        <w:tc>
+          <w:tcPr>
+            <w:tcW w:w="8537" w:type="dxa"/>
+          </w:tcPr>
+          <w:p>
+            <w:r>
+              <w:t>Strumień świeżej wody.</w:t>
+            </w:r>
+          </w:p>
+        </w:tc>
+      </w:tr>
+    </w:tbl>
+    <w:p/>
+    <w:p>
+      <w:r>
+        <w:t xml:space="preserve">Tabela </w:t>
+      </w:r>
+      <w:proofErr w:type="spellStart"/>
+      <w:r>
+        <w:t>lootu</w:t>
+      </w:r>
+      <w:proofErr w:type="spellEnd"/>
+      <w:r>
+        <w:t>.</w:t>
+      </w:r>
+    </w:p>
+    <w:tbl>
+      <w:tblPr>
+        <w:tblStyle w:val="Tabela-Siatka"/>
+        <w:tblW w:w="0" w:type="auto"/>
+        <w:tblLook w:val="04A0" w:firstRow="1" w:lastRow="0" w:firstColumn="1" w:lastColumn="0" w:noHBand="0" w:noVBand="1"/>
+      </w:tblPr>
+      <w:tblGrid>
+        <w:gridCol w:w="675"/>
+        <w:gridCol w:w="8537"/>
+      </w:tblGrid>
+      <w:tr>
+        <w:tc>
+          <w:tcPr>
+            <w:tcW w:w="675" w:type="dxa"/>
+          </w:tcPr>
+          <w:p>
+            <w:pPr>
+              <w:rPr>
+                <w:b/>
+                <w:bCs/>
+              </w:rPr>
+            </w:pPr>
+            <w:r>
+              <w:rPr>
+                <w:b/>
+                <w:bCs/>
+              </w:rPr>
+              <w:t>Rzut</w:t>
+            </w:r>
+          </w:p>
+        </w:tc>
+        <w:tc>
+          <w:tcPr>
+            <w:tcW w:w="8537" w:type="dxa"/>
+          </w:tcPr>
+          <w:p>
+            <w:pPr>
+              <w:rPr>
+                <w:b/>
+                <w:bCs/>
+              </w:rPr>
+            </w:pPr>
+            <w:proofErr w:type="spellStart"/>
+            <w:r>
+              <w:rPr>
+                <w:b/>
+                <w:bCs/>
+              </w:rPr>
+              <w:t>Loot</w:t>
+            </w:r>
+            <w:proofErr w:type="spellEnd"/>
+          </w:p>
+        </w:tc>
+      </w:tr>
+      <w:tr>
+        <w:tc>
+          <w:tcPr>
+            <w:tcW w:w="675" w:type="dxa"/>
+          </w:tcPr>
+          <w:p>
+            <w:r>
+              <w:t>1</w:t>
+            </w:r>
+          </w:p>
+        </w:tc>
+        <w:tc>
+          <w:tcPr>
+            <w:tcW w:w="8537" w:type="dxa"/>
+          </w:tcPr>
+          <w:p>
+            <w:r>
+              <w:t xml:space="preserve">Apteczka pierwszej pomocy (zawiera czyste bandaże, antybiotyki, itp.). </w:t>
+            </w:r>
+          </w:p>
+        </w:tc>
+      </w:tr>
+      <w:tr>
+        <w:tc>
+          <w:tcPr>
+            <w:tcW w:w="675" w:type="dxa"/>
+          </w:tcPr>
+          <w:p>
+            <w:r>
+              <w:t>2</w:t>
+            </w:r>
+          </w:p>
+        </w:tc>
+        <w:tc>
+          <w:tcPr>
+            <w:tcW w:w="8537" w:type="dxa"/>
+          </w:tcPr>
+          <w:p>
+            <w:r>
+              <w:t xml:space="preserve">Amunicja (wybierz </w:t>
+            </w:r>
+            <w:r>
+              <w:t>amunicję z tabeli amunicji).</w:t>
+            </w:r>
+          </w:p>
+        </w:tc>
+      </w:tr>
+      <w:tr>
+        <w:tc>
+          <w:tcPr>
+            <w:tcW w:w="675" w:type="dxa"/>
+          </w:tcPr>
+          <w:p>
+            <w:r>
+              <w:t>3</w:t>
+            </w:r>
+          </w:p>
+        </w:tc>
+        <w:tc>
+          <w:tcPr>
+            <w:tcW w:w="8537" w:type="dxa"/>
+          </w:tcPr>
+          <w:p>
+            <w:r>
+              <w:t>Broń (wybierz dowolną broń z tabel przedmiotów).</w:t>
+            </w:r>
+          </w:p>
+        </w:tc>
+      </w:tr>
+      <w:tr>
+        <w:tc>
+          <w:tcPr>
+            <w:tcW w:w="675" w:type="dxa"/>
+          </w:tcPr>
+          <w:p>
+            <w:r>
+              <w:t>4</w:t>
+            </w:r>
+          </w:p>
+        </w:tc>
+        <w:tc>
+          <w:tcPr>
+            <w:tcW w:w="8537" w:type="dxa"/>
+          </w:tcPr>
+          <w:p>
+            <w:r>
+              <w:t xml:space="preserve">Przedmioty użytkowe i zasoby (wybierz z tabel przedmiotów). </w:t>
+            </w:r>
+          </w:p>
+        </w:tc>
+      </w:tr>
+      <w:tr>
+        <w:tc>
+          <w:tcPr>
+            <w:tcW w:w="675" w:type="dxa"/>
+          </w:tcPr>
+          <w:p>
+            <w:r>
+              <w:t>5</w:t>
+            </w:r>
+          </w:p>
+        </w:tc>
+        <w:tc>
+          <w:tcPr>
+            <w:tcW w:w="8537" w:type="dxa"/>
+          </w:tcPr>
+          <w:p>
+            <w:r>
+              <w:t xml:space="preserve">Ampułka </w:t>
+            </w:r>
+            <w:proofErr w:type="spellStart"/>
+            <w:r>
+              <w:t>antyzyny</w:t>
+            </w:r>
+            <w:proofErr w:type="spellEnd"/>
+            <w:r>
+              <w:t xml:space="preserve"> (starczająca na trzy dawki).</w:t>
+            </w:r>
+          </w:p>
+        </w:tc>
+      </w:tr>
+      <w:tr>
+        <w:tc>
+          <w:tcPr>
+            <w:tcW w:w="675" w:type="dxa"/>
+          </w:tcPr>
+          <w:p>
+            <w:r>
+              <w:t>6</w:t>
+            </w:r>
+          </w:p>
+        </w:tc>
+        <w:tc>
+          <w:tcPr>
+            <w:tcW w:w="8537" w:type="dxa"/>
+          </w:tcPr>
+          <w:p>
+            <w:r>
+              <w:t>Woda (rzuć 1d8 ile litrów wody).</w:t>
+            </w:r>
+          </w:p>
+        </w:tc>
+      </w:tr>
+      <w:tr>
+        <w:tc>
+          <w:tcPr>
+            <w:tcW w:w="675" w:type="dxa"/>
+          </w:tcPr>
+          <w:p>
+            <w:r>
+              <w:t>7</w:t>
+            </w:r>
+          </w:p>
+        </w:tc>
+        <w:tc>
+          <w:tcPr>
+            <w:tcW w:w="8537" w:type="dxa"/>
+          </w:tcPr>
+          <w:p>
+            <w:r>
+              <w:t xml:space="preserve">Szczęśliwy </w:t>
+            </w:r>
+            <w:proofErr w:type="spellStart"/>
+            <w:r>
+              <w:t>loot</w:t>
+            </w:r>
+            <w:proofErr w:type="spellEnd"/>
+            <w:r>
+              <w:t xml:space="preserve"> (rzuć trzykrotnie na tabelę </w:t>
+            </w:r>
+            <w:proofErr w:type="spellStart"/>
+            <w:r>
+              <w:t>lootu</w:t>
+            </w:r>
+            <w:proofErr w:type="spellEnd"/>
+            <w:r>
+              <w:t xml:space="preserve">, by wylosować 3 typy </w:t>
+            </w:r>
+            <w:proofErr w:type="spellStart"/>
+            <w:r>
+              <w:t>lootu</w:t>
+            </w:r>
+            <w:proofErr w:type="spellEnd"/>
+            <w:r>
+              <w:t>, jaki gracze znajdują. Przy ponownym wyrzuceniu 7 przerzuć rzut).</w:t>
+            </w:r>
+          </w:p>
+        </w:tc>
+      </w:tr>
+      <w:tr>
+        <w:tc>
+          <w:tcPr>
+            <w:tcW w:w="675" w:type="dxa"/>
+          </w:tcPr>
+          <w:p>
+            <w:r>
+              <w:t>8</w:t>
+            </w:r>
+          </w:p>
+        </w:tc>
+        <w:tc>
+          <w:tcPr>
+            <w:tcW w:w="8537" w:type="dxa"/>
+          </w:tcPr>
+          <w:p>
+            <w:r>
+              <w:t>Nic.</w:t>
+            </w:r>
+          </w:p>
+        </w:tc>
+      </w:tr>
+      <w:tr>
+        <w:tc>
+          <w:tcPr>
+            <w:tcW w:w="675" w:type="dxa"/>
+          </w:tcPr>
+          <w:p>
+            <w:r>
+              <w:t>9</w:t>
+            </w:r>
+          </w:p>
+        </w:tc>
+        <w:tc>
+          <w:tcPr>
+            <w:tcW w:w="8537" w:type="dxa"/>
+          </w:tcPr>
+          <w:p>
+            <w:r>
+              <w:t>Bomba (gracze rzucają na refleks, w przypadku sukcesu unikają bomby, w przeciwnym razie dostają 10d20 obrażeń).</w:t>
+            </w:r>
+          </w:p>
+        </w:tc>
+      </w:tr>
+      <w:tr>
+        <w:tc>
+          <w:tcPr>
+            <w:tcW w:w="675" w:type="dxa"/>
+          </w:tcPr>
+          <w:p>
+            <w:r>
+              <w:t>10</w:t>
+            </w:r>
+          </w:p>
+        </w:tc>
+        <w:tc>
+          <w:tcPr>
+            <w:tcW w:w="8537" w:type="dxa"/>
+          </w:tcPr>
+          <w:p>
+            <w:r>
+              <w:t>Z</w:t>
+            </w:r>
+            <w:r>
+              <w:t>apasy (rzuć 1d6 na ilość racji żywnościowych).</w:t>
+            </w:r>
+          </w:p>
+        </w:tc>
+      </w:tr>
+    </w:tbl>
+    <w:p/>
+    <w:p>
+      <w:r>
+        <w:t>Tabela zaopatrzenia</w:t>
+      </w:r>
+    </w:p>
+    <w:tbl>
+      <w:tblPr>
+        <w:tblStyle w:val="Tabela-Siatka"/>
+        <w:tblW w:w="0" w:type="auto"/>
+        <w:tblLook w:val="04A0" w:firstRow="1" w:lastRow="0" w:firstColumn="1" w:lastColumn="0" w:noHBand="0" w:noVBand="1"/>
+      </w:tblPr>
+      <w:tblGrid>
+        <w:gridCol w:w="675"/>
+        <w:gridCol w:w="8537"/>
+      </w:tblGrid>
+      <w:tr>
+        <w:tc>
+          <w:tcPr>
+            <w:tcW w:w="675" w:type="dxa"/>
+          </w:tcPr>
+          <w:p>
+            <w:pPr>
+              <w:rPr>
+                <w:b/>
+                <w:bCs/>
+              </w:rPr>
+            </w:pPr>
+            <w:r>
+              <w:rPr>
+                <w:b/>
+                <w:bCs/>
+              </w:rPr>
+              <w:t>Rzut</w:t>
+            </w:r>
+          </w:p>
+        </w:tc>
+        <w:tc>
+          <w:tcPr>
+            <w:tcW w:w="8537" w:type="dxa"/>
+          </w:tcPr>
+          <w:p>
+            <w:pPr>
+              <w:rPr>
+                <w:b/>
+                <w:bCs/>
+              </w:rPr>
+            </w:pPr>
+            <w:r>
+              <w:rPr>
+                <w:b/>
+                <w:bCs/>
+              </w:rPr>
+              <w:t>Zaopatrzenie</w:t>
+            </w:r>
+          </w:p>
+        </w:tc>
+      </w:tr>
+      <w:tr>
+        <w:tc>
+          <w:tcPr>
+            <w:tcW w:w="675" w:type="dxa"/>
+          </w:tcPr>
+          <w:p>
+            <w:r>
+              <w:t>1</w:t>
+            </w:r>
+          </w:p>
+        </w:tc>
+        <w:tc>
+          <w:tcPr>
+            <w:tcW w:w="8537" w:type="dxa"/>
+          </w:tcPr>
+          <w:p>
+            <w:r>
+              <w:t>Zapas wody i pożywienia (rzuć 1d20 na ilość litrów wody i 1d12 na ilość racji żywnościowych).</w:t>
+            </w:r>
+          </w:p>
+        </w:tc>
+      </w:tr>
+      <w:tr>
+        <w:tc>
+          <w:tcPr>
+            <w:tcW w:w="675" w:type="dxa"/>
+          </w:tcPr>
+          <w:p>
+            <w:r>
+              <w:t>2</w:t>
+            </w:r>
+          </w:p>
+        </w:tc>
+        <w:tc>
+          <w:tcPr>
+            <w:tcW w:w="8537" w:type="dxa"/>
+          </w:tcPr>
+          <w:p>
+            <w:proofErr w:type="spellStart"/>
+            <w:r>
+              <w:t>Antyzyna</w:t>
+            </w:r>
+            <w:proofErr w:type="spellEnd"/>
+            <w:r>
+              <w:t xml:space="preserve"> (rzuć 1d20 na ilość ampułek).</w:t>
+            </w:r>
+          </w:p>
+        </w:tc>
+      </w:tr>
+      <w:tr>
+        <w:tc>
+          <w:tcPr>
+            <w:tcW w:w="675" w:type="dxa"/>
+          </w:tcPr>
+          <w:p>
+            <w:r>
+              <w:t>3</w:t>
+            </w:r>
+          </w:p>
+        </w:tc>
+        <w:tc>
+          <w:tcPr>
+            <w:tcW w:w="8537" w:type="dxa"/>
+          </w:tcPr>
+          <w:p>
+            <w:r>
+              <w:t>Broń palna (wybierz jedną z broni palnych, rzuć 1d4 na ilość sztuk tej broni oraz 1d20 razy 10 na jej amunicję).</w:t>
+            </w:r>
+          </w:p>
+        </w:tc>
+      </w:tr>
+      <w:tr>
+        <w:tc>
+          <w:tcPr>
+            <w:tcW w:w="675" w:type="dxa"/>
+          </w:tcPr>
+          <w:p>
+            <w:r>
+              <w:t>4</w:t>
+            </w:r>
+          </w:p>
+        </w:tc>
+        <w:tc>
+          <w:tcPr>
+            <w:tcW w:w="8537" w:type="dxa"/>
+          </w:tcPr>
+          <w:p>
+            <w:r>
+              <w:t>Składniki do wytwarzania (wybierz z listy przedmiotów i rzuć 1d10 na liczebność poszczególnych komponentów).</w:t>
+            </w:r>
+          </w:p>
+        </w:tc>
+      </w:tr>
+      <w:tr>
+        <w:tc>
+          <w:tcPr>
+            <w:tcW w:w="675" w:type="dxa"/>
+          </w:tcPr>
+          <w:p>
+            <w:r>
+              <w:t>5</w:t>
+            </w:r>
+          </w:p>
+        </w:tc>
+        <w:tc>
+          <w:tcPr>
+            <w:tcW w:w="8537" w:type="dxa"/>
+          </w:tcPr>
+          <w:p>
+            <w:r>
+              <w:t>Bronie wybuchowe (wybierz z listy broni).</w:t>
+            </w:r>
+          </w:p>
+        </w:tc>
+      </w:tr>
+      <w:tr>
+        <w:tc>
+          <w:tcPr>
+            <w:tcW w:w="675" w:type="dxa"/>
+          </w:tcPr>
+          <w:p>
+            <w:r>
+              <w:t>6</w:t>
+            </w:r>
+          </w:p>
+        </w:tc>
+        <w:tc>
+          <w:tcPr>
+            <w:tcW w:w="8537" w:type="dxa"/>
+          </w:tcPr>
+          <w:p>
+            <w:r>
+              <w:t>Pusty pojemnik.</w:t>
             </w:r>
           </w:p>
         </w:tc>
@@ -11994,7 +14808,7 @@
 </file>
 
 <file path=word/endnotes.xml><?xml version="1.0" encoding="utf-8"?>
-<w:endnotes xmlns:wpc="http://schemas.microsoft.com/office/word/2010/wordprocessingCanvas" xmlns:cx="http://schemas.microsoft.com/office/drawing/2014/chartex" xmlns:cx1="http://schemas.microsoft.com/office/drawing/2015/9/8/chartex" xmlns:cx2="http://schemas.microsoft.com/office/drawing/2015/10/21/chartex" xmlns:cx3="http://schemas.microsoft.com/office/drawing/2016/5/9/chartex" xmlns:cx4="http://schemas.microsoft.com/office/drawing/2016/5/10/chartex" xmlns:cx5="http://schemas.microsoft.com/office/drawing/2016/5/11/chartex" xmlns:cx6="http://schemas.microsoft.com/office/drawing/2016/5/12/chartex" xmlns:cx7="http://schemas.microsoft.com/office/drawing/2016/5/13/chartex" xmlns:cx8="http://schemas.microsoft.com/office/drawing/2016/5/14/chartex" xmlns:mc="http://schemas.openxmlformats.org/markup-compatibility/2006" xmlns:aink="http://schemas.microsoft.com/office/drawing/2016/ink" xmlns:am3d="http://schemas.microsoft.com/office/drawing/2017/model3d" xmlns:o="urn:schemas-microsoft-com:office:office" xmlns:oel="http://schemas.microsoft.com/office/2019/extlst" xmlns:r="http://schemas.openxmlformats.org/officeDocument/2006/relationships" xmlns:m="http://schemas.openxmlformats.org/officeDocument/2006/math" xmlns:v="urn:schemas-microsoft-com:vml" xmlns:wp14="http://schemas.microsoft.com/office/word/2010/wordprocessingDrawing" xmlns:wp="http://schemas.openxmlformats.org/drawingml/2006/wordprocessingDrawing" xmlns:w10="urn:schemas-microsoft-com:office:word" xmlns:w="http://schemas.openxmlformats.org/wordprocessingml/2006/main" xmlns:w14="http://schemas.microsoft.com/office/word/2010/wordml" xmlns:w15="http://schemas.microsoft.com/office/word/2012/wordml" xmlns:w16cex="http://schemas.microsoft.com/office/word/2018/wordml/cex" xmlns:w16cid="http://schemas.microsoft.com/office/word/2016/wordml/cid" xmlns:w16="http://schemas.microsoft.com/office/word/2018/wordml" xmlns:w16du="http://schemas.microsoft.com/office/word/2023/wordml/word16du" xmlns:w16sdtdh="http://schemas.microsoft.com/office/word/2020/wordml/sdtdatahash" xmlns:w16se="http://schemas.microsoft.com/office/word/2015/wordml/symex" xmlns:wpg="http://schemas.microsoft.com/office/word/2010/wordprocessingGroup" xmlns:wpi="http://schemas.microsoft.com/office/word/2010/wordprocessingInk" xmlns:wne="http://schemas.microsoft.com/office/word/2006/wordml" xmlns:wps="http://schemas.microsoft.com/office/word/2010/wordprocessingShape" mc:Ignorable="w14 w15 w16se w16cid w16 w16cex w16sdtdh w16du wp14">
+<w:endnotes xmlns:wpc="http://schemas.microsoft.com/office/word/2010/wordprocessingCanvas" xmlns:cx="http://schemas.microsoft.com/office/drawing/2014/chartex" xmlns:cx1="http://schemas.microsoft.com/office/drawing/2015/9/8/chartex" xmlns:cx2="http://schemas.microsoft.com/office/drawing/2015/10/21/chartex" xmlns:cx3="http://schemas.microsoft.com/office/drawing/2016/5/9/chartex" xmlns:cx4="http://schemas.microsoft.com/office/drawing/2016/5/10/chartex" xmlns:cx5="http://schemas.microsoft.com/office/drawing/2016/5/11/chartex" xmlns:cx6="http://schemas.microsoft.com/office/drawing/2016/5/12/chartex" xmlns:cx7="http://schemas.microsoft.com/office/drawing/2016/5/13/chartex" xmlns:cx8="http://schemas.microsoft.com/office/drawing/2016/5/14/chartex" xmlns:mc="http://schemas.openxmlformats.org/markup-compatibility/2006" xmlns:aink="http://schemas.microsoft.com/office/drawing/2016/ink" xmlns:am3d="http://schemas.microsoft.com/office/drawing/2017/model3d" xmlns:o="urn:schemas-microsoft-com:office:office" xmlns:oel="http://schemas.microsoft.com/office/2019/extlst" xmlns:r="http://schemas.openxmlformats.org/officeDocument/2006/relationships" xmlns:m="http://schemas.openxmlformats.org/officeDocument/2006/math" xmlns:v="urn:schemas-microsoft-com:vml" xmlns:wp14="http://schemas.microsoft.com/office/word/2010/wordprocessingDrawing" xmlns:wp="http://schemas.openxmlformats.org/drawingml/2006/wordprocessingDrawing" xmlns:w10="urn:schemas-microsoft-com:office:word" xmlns:w="http://schemas.openxmlformats.org/wordprocessingml/2006/main" xmlns:w14="http://schemas.microsoft.com/office/word/2010/wordml" xmlns:w15="http://schemas.microsoft.com/office/word/2012/wordml" xmlns:w16cex="http://schemas.microsoft.com/office/word/2018/wordml/cex" xmlns:w16cid="http://schemas.microsoft.com/office/word/2016/wordml/cid" xmlns:w16="http://schemas.microsoft.com/office/word/2018/wordml" xmlns:w16du="http://schemas.microsoft.com/office/word/2023/wordml/word16du" xmlns:w16sdtdh="http://schemas.microsoft.com/office/word/2020/wordml/sdtdatahash" xmlns:w16sdtfl="http://schemas.microsoft.com/office/word/2024/wordml/sdtformatlock" xmlns:w16se="http://schemas.microsoft.com/office/word/2015/wordml/symex" xmlns:wpg="http://schemas.microsoft.com/office/word/2010/wordprocessingGroup" xmlns:wpi="http://schemas.microsoft.com/office/word/2010/wordprocessingInk" xmlns:wne="http://schemas.microsoft.com/office/word/2006/wordml" xmlns:wps="http://schemas.microsoft.com/office/word/2010/wordprocessingShape" mc:Ignorable="w14 w15 w16se w16cid w16 w16cex w16sdtdh w16sdtfl w16du wp14">
   <w:endnote w:type="separator" w:id="-1">
     <w:p>
       <w:pPr>
@@ -12019,7 +14833,7 @@
 </file>
 
 <file path=word/footnotes.xml><?xml version="1.0" encoding="utf-8"?>
-<w:footnotes xmlns:wpc="http://schemas.microsoft.com/office/word/2010/wordprocessingCanvas" xmlns:cx="http://schemas.microsoft.com/office/drawing/2014/chartex" xmlns:cx1="http://schemas.microsoft.com/office/drawing/2015/9/8/chartex" xmlns:cx2="http://schemas.microsoft.com/office/drawing/2015/10/21/chartex" xmlns:cx3="http://schemas.microsoft.com/office/drawing/2016/5/9/chartex" xmlns:cx4="http://schemas.microsoft.com/office/drawing/2016/5/10/chartex" xmlns:cx5="http://schemas.microsoft.com/office/drawing/2016/5/11/chartex" xmlns:cx6="http://schemas.microsoft.com/office/drawing/2016/5/12/chartex" xmlns:cx7="http://schemas.microsoft.com/office/drawing/2016/5/13/chartex" xmlns:cx8="http://schemas.microsoft.com/office/drawing/2016/5/14/chartex" xmlns:mc="http://schemas.openxmlformats.org/markup-compatibility/2006" xmlns:aink="http://schemas.microsoft.com/office/drawing/2016/ink" xmlns:am3d="http://schemas.microsoft.com/office/drawing/2017/model3d" xmlns:o="urn:schemas-microsoft-com:office:office" xmlns:oel="http://schemas.microsoft.com/office/2019/extlst" xmlns:r="http://schemas.openxmlformats.org/officeDocument/2006/relationships" xmlns:m="http://schemas.openxmlformats.org/officeDocument/2006/math" xmlns:v="urn:schemas-microsoft-com:vml" xmlns:wp14="http://schemas.microsoft.com/office/word/2010/wordprocessingDrawing" xmlns:wp="http://schemas.openxmlformats.org/drawingml/2006/wordprocessingDrawing" xmlns:w10="urn:schemas-microsoft-com:office:word" xmlns:w="http://schemas.openxmlformats.org/wordprocessingml/2006/main" xmlns:w14="http://schemas.microsoft.com/office/word/2010/wordml" xmlns:w15="http://schemas.microsoft.com/office/word/2012/wordml" xmlns:w16cex="http://schemas.microsoft.com/office/word/2018/wordml/cex" xmlns:w16cid="http://schemas.microsoft.com/office/word/2016/wordml/cid" xmlns:w16="http://schemas.microsoft.com/office/word/2018/wordml" xmlns:w16du="http://schemas.microsoft.com/office/word/2023/wordml/word16du" xmlns:w16sdtdh="http://schemas.microsoft.com/office/word/2020/wordml/sdtdatahash" xmlns:w16se="http://schemas.microsoft.com/office/word/2015/wordml/symex" xmlns:wpg="http://schemas.microsoft.com/office/word/2010/wordprocessingGroup" xmlns:wpi="http://schemas.microsoft.com/office/word/2010/wordprocessingInk" xmlns:wne="http://schemas.microsoft.com/office/word/2006/wordml" xmlns:wps="http://schemas.microsoft.com/office/word/2010/wordprocessingShape" mc:Ignorable="w14 w15 w16se w16cid w16 w16cex w16sdtdh w16du wp14">
+<w:footnotes xmlns:wpc="http://schemas.microsoft.com/office/word/2010/wordprocessingCanvas" xmlns:cx="http://schemas.microsoft.com/office/drawing/2014/chartex" xmlns:cx1="http://schemas.microsoft.com/office/drawing/2015/9/8/chartex" xmlns:cx2="http://schemas.microsoft.com/office/drawing/2015/10/21/chartex" xmlns:cx3="http://schemas.microsoft.com/office/drawing/2016/5/9/chartex" xmlns:cx4="http://schemas.microsoft.com/office/drawing/2016/5/10/chartex" xmlns:cx5="http://schemas.microsoft.com/office/drawing/2016/5/11/chartex" xmlns:cx6="http://schemas.microsoft.com/office/drawing/2016/5/12/chartex" xmlns:cx7="http://schemas.microsoft.com/office/drawing/2016/5/13/chartex" xmlns:cx8="http://schemas.microsoft.com/office/drawing/2016/5/14/chartex" xmlns:mc="http://schemas.openxmlformats.org/markup-compatibility/2006" xmlns:aink="http://schemas.microsoft.com/office/drawing/2016/ink" xmlns:am3d="http://schemas.microsoft.com/office/drawing/2017/model3d" xmlns:o="urn:schemas-microsoft-com:office:office" xmlns:oel="http://schemas.microsoft.com/office/2019/extlst" xmlns:r="http://schemas.openxmlformats.org/officeDocument/2006/relationships" xmlns:m="http://schemas.openxmlformats.org/officeDocument/2006/math" xmlns:v="urn:schemas-microsoft-com:vml" xmlns:wp14="http://schemas.microsoft.com/office/word/2010/wordprocessingDrawing" xmlns:wp="http://schemas.openxmlformats.org/drawingml/2006/wordprocessingDrawing" xmlns:w10="urn:schemas-microsoft-com:office:word" xmlns:w="http://schemas.openxmlformats.org/wordprocessingml/2006/main" xmlns:w14="http://schemas.microsoft.com/office/word/2010/wordml" xmlns:w15="http://schemas.microsoft.com/office/word/2012/wordml" xmlns:w16cex="http://schemas.microsoft.com/office/word/2018/wordml/cex" xmlns:w16cid="http://schemas.microsoft.com/office/word/2016/wordml/cid" xmlns:w16="http://schemas.microsoft.com/office/word/2018/wordml" xmlns:w16du="http://schemas.microsoft.com/office/word/2023/wordml/word16du" xmlns:w16sdtdh="http://schemas.microsoft.com/office/word/2020/wordml/sdtdatahash" xmlns:w16sdtfl="http://schemas.microsoft.com/office/word/2024/wordml/sdtformatlock" xmlns:w16se="http://schemas.microsoft.com/office/word/2015/wordml/symex" xmlns:wpg="http://schemas.microsoft.com/office/word/2010/wordprocessingGroup" xmlns:wpi="http://schemas.microsoft.com/office/word/2010/wordprocessingInk" xmlns:wne="http://schemas.microsoft.com/office/word/2006/wordml" xmlns:wps="http://schemas.microsoft.com/office/word/2010/wordprocessingShape" mc:Ignorable="w14 w15 w16se w16cid w16 w16cex w16sdtdh w16sdtfl w16du wp14">
   <w:footnote w:type="separator" w:id="-1">
     <w:p>
       <w:pPr>
@@ -12044,8 +14858,234 @@
 </file>
 
 <file path=word/numbering.xml><?xml version="1.0" encoding="utf-8"?>
-<w:numbering xmlns:wpc="http://schemas.microsoft.com/office/word/2010/wordprocessingCanvas" xmlns:cx="http://schemas.microsoft.com/office/drawing/2014/chartex" xmlns:cx1="http://schemas.microsoft.com/office/drawing/2015/9/8/chartex" xmlns:cx2="http://schemas.microsoft.com/office/drawing/2015/10/21/chartex" xmlns:cx3="http://schemas.microsoft.com/office/drawing/2016/5/9/chartex" xmlns:cx4="http://schemas.microsoft.com/office/drawing/2016/5/10/chartex" xmlns:cx5="http://schemas.microsoft.com/office/drawing/2016/5/11/chartex" xmlns:cx6="http://schemas.microsoft.com/office/drawing/2016/5/12/chartex" xmlns:cx7="http://schemas.microsoft.com/office/drawing/2016/5/13/chartex" xmlns:cx8="http://schemas.microsoft.com/office/drawing/2016/5/14/chartex" xmlns:mc="http://schemas.openxmlformats.org/markup-compatibility/2006" xmlns:aink="http://schemas.microsoft.com/office/drawing/2016/ink" xmlns:am3d="http://schemas.microsoft.com/office/drawing/2017/model3d" xmlns:o="urn:schemas-microsoft-com:office:office" xmlns:oel="http://schemas.microsoft.com/office/2019/extlst" xmlns:r="http://schemas.openxmlformats.org/officeDocument/2006/relationships" xmlns:m="http://schemas.openxmlformats.org/officeDocument/2006/math" xmlns:v="urn:schemas-microsoft-com:vml" xmlns:wp14="http://schemas.microsoft.com/office/word/2010/wordprocessingDrawing" xmlns:wp="http://schemas.openxmlformats.org/drawingml/2006/wordprocessingDrawing" xmlns:w10="urn:schemas-microsoft-com:office:word" xmlns:w="http://schemas.openxmlformats.org/wordprocessingml/2006/main" xmlns:w14="http://schemas.microsoft.com/office/word/2010/wordml" xmlns:w15="http://schemas.microsoft.com/office/word/2012/wordml" xmlns:w16cex="http://schemas.microsoft.com/office/word/2018/wordml/cex" xmlns:w16cid="http://schemas.microsoft.com/office/word/2016/wordml/cid" xmlns:w16="http://schemas.microsoft.com/office/word/2018/wordml" xmlns:w16du="http://schemas.microsoft.com/office/word/2023/wordml/word16du" xmlns:w16sdtdh="http://schemas.microsoft.com/office/word/2020/wordml/sdtdatahash" xmlns:w16se="http://schemas.microsoft.com/office/word/2015/wordml/symex" xmlns:wpg="http://schemas.microsoft.com/office/word/2010/wordprocessingGroup" xmlns:wpi="http://schemas.microsoft.com/office/word/2010/wordprocessingInk" xmlns:wne="http://schemas.microsoft.com/office/word/2006/wordml" xmlns:wps="http://schemas.microsoft.com/office/word/2010/wordprocessingShape" mc:Ignorable="w14 w15 w16se w16cid w16 w16cex w16sdtdh w16du wp14">
+<w:numbering xmlns:wpc="http://schemas.microsoft.com/office/word/2010/wordprocessingCanvas" xmlns:cx="http://schemas.microsoft.com/office/drawing/2014/chartex" xmlns:cx1="http://schemas.microsoft.com/office/drawing/2015/9/8/chartex" xmlns:cx2="http://schemas.microsoft.com/office/drawing/2015/10/21/chartex" xmlns:cx3="http://schemas.microsoft.com/office/drawing/2016/5/9/chartex" xmlns:cx4="http://schemas.microsoft.com/office/drawing/2016/5/10/chartex" xmlns:cx5="http://schemas.microsoft.com/office/drawing/2016/5/11/chartex" xmlns:cx6="http://schemas.microsoft.com/office/drawing/2016/5/12/chartex" xmlns:cx7="http://schemas.microsoft.com/office/drawing/2016/5/13/chartex" xmlns:cx8="http://schemas.microsoft.com/office/drawing/2016/5/14/chartex" xmlns:mc="http://schemas.openxmlformats.org/markup-compatibility/2006" xmlns:aink="http://schemas.microsoft.com/office/drawing/2016/ink" xmlns:am3d="http://schemas.microsoft.com/office/drawing/2017/model3d" xmlns:o="urn:schemas-microsoft-com:office:office" xmlns:oel="http://schemas.microsoft.com/office/2019/extlst" xmlns:r="http://schemas.openxmlformats.org/officeDocument/2006/relationships" xmlns:m="http://schemas.openxmlformats.org/officeDocument/2006/math" xmlns:v="urn:schemas-microsoft-com:vml" xmlns:wp14="http://schemas.microsoft.com/office/word/2010/wordprocessingDrawing" xmlns:wp="http://schemas.openxmlformats.org/drawingml/2006/wordprocessingDrawing" xmlns:w10="urn:schemas-microsoft-com:office:word" xmlns:w="http://schemas.openxmlformats.org/wordprocessingml/2006/main" xmlns:w14="http://schemas.microsoft.com/office/word/2010/wordml" xmlns:w15="http://schemas.microsoft.com/office/word/2012/wordml" xmlns:w16cex="http://schemas.microsoft.com/office/word/2018/wordml/cex" xmlns:w16cid="http://schemas.microsoft.com/office/word/2016/wordml/cid" xmlns:w16="http://schemas.microsoft.com/office/word/2018/wordml" xmlns:w16du="http://schemas.microsoft.com/office/word/2023/wordml/word16du" xmlns:w16sdtdh="http://schemas.microsoft.com/office/word/2020/wordml/sdtdatahash" xmlns:w16sdtfl="http://schemas.microsoft.com/office/word/2024/wordml/sdtformatlock" xmlns:w16se="http://schemas.microsoft.com/office/word/2015/wordml/symex" xmlns:wpg="http://schemas.microsoft.com/office/word/2010/wordprocessingGroup" xmlns:wpi="http://schemas.microsoft.com/office/word/2010/wordprocessingInk" xmlns:wne="http://schemas.microsoft.com/office/word/2006/wordml" xmlns:wps="http://schemas.microsoft.com/office/word/2010/wordprocessingShape" mc:Ignorable="w14 w15 w16se w16cid w16 w16cex w16sdtdh w16sdtfl w16du wp14">
   <w:abstractNum w:abstractNumId="0" w15:restartNumberingAfterBreak="0">
+    <w:nsid w:val="34933AC6"/>
+    <w:multiLevelType w:val="hybridMultilevel"/>
+    <w:tmpl w:val="21B8D88C"/>
+    <w:lvl w:ilvl="0" w:tplc="04150001">
+      <w:start w:val="1"/>
+      <w:numFmt w:val="bullet"/>
+      <w:lvlText w:val=""/>
+      <w:lvlJc w:val="left"/>
+      <w:pPr>
+        <w:ind w:left="720" w:hanging="360"/>
+      </w:pPr>
+      <w:rPr>
+        <w:rFonts w:ascii="Symbol" w:hAnsi="Symbol" w:hint="default"/>
+      </w:rPr>
+    </w:lvl>
+    <w:lvl w:ilvl="1" w:tplc="04150003" w:tentative="1">
+      <w:start w:val="1"/>
+      <w:numFmt w:val="bullet"/>
+      <w:lvlText w:val="o"/>
+      <w:lvlJc w:val="left"/>
+      <w:pPr>
+        <w:ind w:left="1440" w:hanging="360"/>
+      </w:pPr>
+      <w:rPr>
+        <w:rFonts w:ascii="Courier New" w:hAnsi="Courier New" w:cs="Courier New" w:hint="default"/>
+      </w:rPr>
+    </w:lvl>
+    <w:lvl w:ilvl="2" w:tplc="04150005" w:tentative="1">
+      <w:start w:val="1"/>
+      <w:numFmt w:val="bullet"/>
+      <w:lvlText w:val=""/>
+      <w:lvlJc w:val="left"/>
+      <w:pPr>
+        <w:ind w:left="2160" w:hanging="360"/>
+      </w:pPr>
+      <w:rPr>
+        <w:rFonts w:ascii="Wingdings" w:hAnsi="Wingdings" w:hint="default"/>
+      </w:rPr>
+    </w:lvl>
+    <w:lvl w:ilvl="3" w:tplc="04150001" w:tentative="1">
+      <w:start w:val="1"/>
+      <w:numFmt w:val="bullet"/>
+      <w:lvlText w:val=""/>
+      <w:lvlJc w:val="left"/>
+      <w:pPr>
+        <w:ind w:left="2880" w:hanging="360"/>
+      </w:pPr>
+      <w:rPr>
+        <w:rFonts w:ascii="Symbol" w:hAnsi="Symbol" w:hint="default"/>
+      </w:rPr>
+    </w:lvl>
+    <w:lvl w:ilvl="4" w:tplc="04150003" w:tentative="1">
+      <w:start w:val="1"/>
+      <w:numFmt w:val="bullet"/>
+      <w:lvlText w:val="o"/>
+      <w:lvlJc w:val="left"/>
+      <w:pPr>
+        <w:ind w:left="3600" w:hanging="360"/>
+      </w:pPr>
+      <w:rPr>
+        <w:rFonts w:ascii="Courier New" w:hAnsi="Courier New" w:cs="Courier New" w:hint="default"/>
+      </w:rPr>
+    </w:lvl>
+    <w:lvl w:ilvl="5" w:tplc="04150005" w:tentative="1">
+      <w:start w:val="1"/>
+      <w:numFmt w:val="bullet"/>
+      <w:lvlText w:val=""/>
+      <w:lvlJc w:val="left"/>
+      <w:pPr>
+        <w:ind w:left="4320" w:hanging="360"/>
+      </w:pPr>
+      <w:rPr>
+        <w:rFonts w:ascii="Wingdings" w:hAnsi="Wingdings" w:hint="default"/>
+      </w:rPr>
+    </w:lvl>
+    <w:lvl w:ilvl="6" w:tplc="04150001" w:tentative="1">
+      <w:start w:val="1"/>
+      <w:numFmt w:val="bullet"/>
+      <w:lvlText w:val=""/>
+      <w:lvlJc w:val="left"/>
+      <w:pPr>
+        <w:ind w:left="5040" w:hanging="360"/>
+      </w:pPr>
+      <w:rPr>
+        <w:rFonts w:ascii="Symbol" w:hAnsi="Symbol" w:hint="default"/>
+      </w:rPr>
+    </w:lvl>
+    <w:lvl w:ilvl="7" w:tplc="04150003" w:tentative="1">
+      <w:start w:val="1"/>
+      <w:numFmt w:val="bullet"/>
+      <w:lvlText w:val="o"/>
+      <w:lvlJc w:val="left"/>
+      <w:pPr>
+        <w:ind w:left="5760" w:hanging="360"/>
+      </w:pPr>
+      <w:rPr>
+        <w:rFonts w:ascii="Courier New" w:hAnsi="Courier New" w:cs="Courier New" w:hint="default"/>
+      </w:rPr>
+    </w:lvl>
+    <w:lvl w:ilvl="8" w:tplc="04150005" w:tentative="1">
+      <w:start w:val="1"/>
+      <w:numFmt w:val="bullet"/>
+      <w:lvlText w:val=""/>
+      <w:lvlJc w:val="left"/>
+      <w:pPr>
+        <w:ind w:left="6480" w:hanging="360"/>
+      </w:pPr>
+      <w:rPr>
+        <w:rFonts w:ascii="Wingdings" w:hAnsi="Wingdings" w:hint="default"/>
+      </w:rPr>
+    </w:lvl>
+  </w:abstractNum>
+  <w:abstractNum w:abstractNumId="1" w15:restartNumberingAfterBreak="0">
+    <w:nsid w:val="43CE6834"/>
+    <w:multiLevelType w:val="hybridMultilevel"/>
+    <w:tmpl w:val="A5843B08"/>
+    <w:lvl w:ilvl="0" w:tplc="04150001">
+      <w:start w:val="1"/>
+      <w:numFmt w:val="bullet"/>
+      <w:lvlText w:val=""/>
+      <w:lvlJc w:val="left"/>
+      <w:pPr>
+        <w:ind w:left="720" w:hanging="360"/>
+      </w:pPr>
+      <w:rPr>
+        <w:rFonts w:ascii="Symbol" w:hAnsi="Symbol" w:hint="default"/>
+      </w:rPr>
+    </w:lvl>
+    <w:lvl w:ilvl="1" w:tplc="04150003" w:tentative="1">
+      <w:start w:val="1"/>
+      <w:numFmt w:val="bullet"/>
+      <w:lvlText w:val="o"/>
+      <w:lvlJc w:val="left"/>
+      <w:pPr>
+        <w:ind w:left="1440" w:hanging="360"/>
+      </w:pPr>
+      <w:rPr>
+        <w:rFonts w:ascii="Courier New" w:hAnsi="Courier New" w:cs="Courier New" w:hint="default"/>
+      </w:rPr>
+    </w:lvl>
+    <w:lvl w:ilvl="2" w:tplc="04150005" w:tentative="1">
+      <w:start w:val="1"/>
+      <w:numFmt w:val="bullet"/>
+      <w:lvlText w:val=""/>
+      <w:lvlJc w:val="left"/>
+      <w:pPr>
+        <w:ind w:left="2160" w:hanging="360"/>
+      </w:pPr>
+      <w:rPr>
+        <w:rFonts w:ascii="Wingdings" w:hAnsi="Wingdings" w:hint="default"/>
+      </w:rPr>
+    </w:lvl>
+    <w:lvl w:ilvl="3" w:tplc="04150001" w:tentative="1">
+      <w:start w:val="1"/>
+      <w:numFmt w:val="bullet"/>
+      <w:lvlText w:val=""/>
+      <w:lvlJc w:val="left"/>
+      <w:pPr>
+        <w:ind w:left="2880" w:hanging="360"/>
+      </w:pPr>
+      <w:rPr>
+        <w:rFonts w:ascii="Symbol" w:hAnsi="Symbol" w:hint="default"/>
+      </w:rPr>
+    </w:lvl>
+    <w:lvl w:ilvl="4" w:tplc="04150003" w:tentative="1">
+      <w:start w:val="1"/>
+      <w:numFmt w:val="bullet"/>
+      <w:lvlText w:val="o"/>
+      <w:lvlJc w:val="left"/>
+      <w:pPr>
+        <w:ind w:left="3600" w:hanging="360"/>
+      </w:pPr>
+      <w:rPr>
+        <w:rFonts w:ascii="Courier New" w:hAnsi="Courier New" w:cs="Courier New" w:hint="default"/>
+      </w:rPr>
+    </w:lvl>
+    <w:lvl w:ilvl="5" w:tplc="04150005" w:tentative="1">
+      <w:start w:val="1"/>
+      <w:numFmt w:val="bullet"/>
+      <w:lvlText w:val=""/>
+      <w:lvlJc w:val="left"/>
+      <w:pPr>
+        <w:ind w:left="4320" w:hanging="360"/>
+      </w:pPr>
+      <w:rPr>
+        <w:rFonts w:ascii="Wingdings" w:hAnsi="Wingdings" w:hint="default"/>
+      </w:rPr>
+    </w:lvl>
+    <w:lvl w:ilvl="6" w:tplc="04150001" w:tentative="1">
+      <w:start w:val="1"/>
+      <w:numFmt w:val="bullet"/>
+      <w:lvlText w:val=""/>
+      <w:lvlJc w:val="left"/>
+      <w:pPr>
+        <w:ind w:left="5040" w:hanging="360"/>
+      </w:pPr>
+      <w:rPr>
+        <w:rFonts w:ascii="Symbol" w:hAnsi="Symbol" w:hint="default"/>
+      </w:rPr>
+    </w:lvl>
+    <w:lvl w:ilvl="7" w:tplc="04150003" w:tentative="1">
+      <w:start w:val="1"/>
+      <w:numFmt w:val="bullet"/>
+      <w:lvlText w:val="o"/>
+      <w:lvlJc w:val="left"/>
+      <w:pPr>
+        <w:ind w:left="5760" w:hanging="360"/>
+      </w:pPr>
+      <w:rPr>
+        <w:rFonts w:ascii="Courier New" w:hAnsi="Courier New" w:cs="Courier New" w:hint="default"/>
+      </w:rPr>
+    </w:lvl>
+    <w:lvl w:ilvl="8" w:tplc="04150005" w:tentative="1">
+      <w:start w:val="1"/>
+      <w:numFmt w:val="bullet"/>
+      <w:lvlText w:val=""/>
+      <w:lvlJc w:val="left"/>
+      <w:pPr>
+        <w:ind w:left="6480" w:hanging="360"/>
+      </w:pPr>
+      <w:rPr>
+        <w:rFonts w:ascii="Wingdings" w:hAnsi="Wingdings" w:hint="default"/>
+      </w:rPr>
+    </w:lvl>
+  </w:abstractNum>
+  <w:abstractNum w:abstractNumId="2" w15:restartNumberingAfterBreak="0">
     <w:nsid w:val="4A990DC5"/>
     <w:multiLevelType w:val="hybridMultilevel"/>
     <w:tmpl w:val="E6DE5558"/>
@@ -12158,7 +15198,209 @@
       </w:rPr>
     </w:lvl>
   </w:abstractNum>
-  <w:abstractNum w:abstractNumId="1" w15:restartNumberingAfterBreak="0">
+  <w:abstractNum w:abstractNumId="3" w15:restartNumberingAfterBreak="0">
+    <w:nsid w:val="550F56EB"/>
+    <w:multiLevelType w:val="hybridMultilevel"/>
+    <w:tmpl w:val="A6BAA5F6"/>
+    <w:lvl w:ilvl="0" w:tplc="0415000F">
+      <w:start w:val="1"/>
+      <w:numFmt w:val="decimal"/>
+      <w:lvlText w:val="%1."/>
+      <w:lvlJc w:val="left"/>
+      <w:pPr>
+        <w:ind w:left="720" w:hanging="360"/>
+      </w:pPr>
+      <w:rPr>
+        <w:rFonts w:hint="default"/>
+      </w:rPr>
+    </w:lvl>
+    <w:lvl w:ilvl="1" w:tplc="04150019" w:tentative="1">
+      <w:start w:val="1"/>
+      <w:numFmt w:val="lowerLetter"/>
+      <w:lvlText w:val="%2."/>
+      <w:lvlJc w:val="left"/>
+      <w:pPr>
+        <w:ind w:left="1440" w:hanging="360"/>
+      </w:pPr>
+    </w:lvl>
+    <w:lvl w:ilvl="2" w:tplc="0415001B" w:tentative="1">
+      <w:start w:val="1"/>
+      <w:numFmt w:val="lowerRoman"/>
+      <w:lvlText w:val="%3."/>
+      <w:lvlJc w:val="right"/>
+      <w:pPr>
+        <w:ind w:left="2160" w:hanging="180"/>
+      </w:pPr>
+    </w:lvl>
+    <w:lvl w:ilvl="3" w:tplc="0415000F" w:tentative="1">
+      <w:start w:val="1"/>
+      <w:numFmt w:val="decimal"/>
+      <w:lvlText w:val="%4."/>
+      <w:lvlJc w:val="left"/>
+      <w:pPr>
+        <w:ind w:left="2880" w:hanging="360"/>
+      </w:pPr>
+    </w:lvl>
+    <w:lvl w:ilvl="4" w:tplc="04150019" w:tentative="1">
+      <w:start w:val="1"/>
+      <w:numFmt w:val="lowerLetter"/>
+      <w:lvlText w:val="%5."/>
+      <w:lvlJc w:val="left"/>
+      <w:pPr>
+        <w:ind w:left="3600" w:hanging="360"/>
+      </w:pPr>
+    </w:lvl>
+    <w:lvl w:ilvl="5" w:tplc="0415001B" w:tentative="1">
+      <w:start w:val="1"/>
+      <w:numFmt w:val="lowerRoman"/>
+      <w:lvlText w:val="%6."/>
+      <w:lvlJc w:val="right"/>
+      <w:pPr>
+        <w:ind w:left="4320" w:hanging="180"/>
+      </w:pPr>
+    </w:lvl>
+    <w:lvl w:ilvl="6" w:tplc="0415000F" w:tentative="1">
+      <w:start w:val="1"/>
+      <w:numFmt w:val="decimal"/>
+      <w:lvlText w:val="%7."/>
+      <w:lvlJc w:val="left"/>
+      <w:pPr>
+        <w:ind w:left="5040" w:hanging="360"/>
+      </w:pPr>
+    </w:lvl>
+    <w:lvl w:ilvl="7" w:tplc="04150019" w:tentative="1">
+      <w:start w:val="1"/>
+      <w:numFmt w:val="lowerLetter"/>
+      <w:lvlText w:val="%8."/>
+      <w:lvlJc w:val="left"/>
+      <w:pPr>
+        <w:ind w:left="5760" w:hanging="360"/>
+      </w:pPr>
+    </w:lvl>
+    <w:lvl w:ilvl="8" w:tplc="0415001B" w:tentative="1">
+      <w:start w:val="1"/>
+      <w:numFmt w:val="lowerRoman"/>
+      <w:lvlText w:val="%9."/>
+      <w:lvlJc w:val="right"/>
+      <w:pPr>
+        <w:ind w:left="6480" w:hanging="180"/>
+      </w:pPr>
+    </w:lvl>
+  </w:abstractNum>
+  <w:abstractNum w:abstractNumId="4" w15:restartNumberingAfterBreak="0">
+    <w:nsid w:val="66F91DF7"/>
+    <w:multiLevelType w:val="hybridMultilevel"/>
+    <w:tmpl w:val="6E6CC150"/>
+    <w:lvl w:ilvl="0" w:tplc="04150001">
+      <w:start w:val="1"/>
+      <w:numFmt w:val="bullet"/>
+      <w:lvlText w:val=""/>
+      <w:lvlJc w:val="left"/>
+      <w:pPr>
+        <w:ind w:left="720" w:hanging="360"/>
+      </w:pPr>
+      <w:rPr>
+        <w:rFonts w:ascii="Symbol" w:hAnsi="Symbol" w:hint="default"/>
+      </w:rPr>
+    </w:lvl>
+    <w:lvl w:ilvl="1" w:tplc="04150003" w:tentative="1">
+      <w:start w:val="1"/>
+      <w:numFmt w:val="bullet"/>
+      <w:lvlText w:val="o"/>
+      <w:lvlJc w:val="left"/>
+      <w:pPr>
+        <w:ind w:left="1440" w:hanging="360"/>
+      </w:pPr>
+      <w:rPr>
+        <w:rFonts w:ascii="Courier New" w:hAnsi="Courier New" w:cs="Courier New" w:hint="default"/>
+      </w:rPr>
+    </w:lvl>
+    <w:lvl w:ilvl="2" w:tplc="04150005" w:tentative="1">
+      <w:start w:val="1"/>
+      <w:numFmt w:val="bullet"/>
+      <w:lvlText w:val=""/>
+      <w:lvlJc w:val="left"/>
+      <w:pPr>
+        <w:ind w:left="2160" w:hanging="360"/>
+      </w:pPr>
+      <w:rPr>
+        <w:rFonts w:ascii="Wingdings" w:hAnsi="Wingdings" w:hint="default"/>
+      </w:rPr>
+    </w:lvl>
+    <w:lvl w:ilvl="3" w:tplc="04150001" w:tentative="1">
+      <w:start w:val="1"/>
+      <w:numFmt w:val="bullet"/>
+      <w:lvlText w:val=""/>
+      <w:lvlJc w:val="left"/>
+      <w:pPr>
+        <w:ind w:left="2880" w:hanging="360"/>
+      </w:pPr>
+      <w:rPr>
+        <w:rFonts w:ascii="Symbol" w:hAnsi="Symbol" w:hint="default"/>
+      </w:rPr>
+    </w:lvl>
+    <w:lvl w:ilvl="4" w:tplc="04150003" w:tentative="1">
+      <w:start w:val="1"/>
+      <w:numFmt w:val="bullet"/>
+      <w:lvlText w:val="o"/>
+      <w:lvlJc w:val="left"/>
+      <w:pPr>
+        <w:ind w:left="3600" w:hanging="360"/>
+      </w:pPr>
+      <w:rPr>
+        <w:rFonts w:ascii="Courier New" w:hAnsi="Courier New" w:cs="Courier New" w:hint="default"/>
+      </w:rPr>
+    </w:lvl>
+    <w:lvl w:ilvl="5" w:tplc="04150005" w:tentative="1">
+      <w:start w:val="1"/>
+      <w:numFmt w:val="bullet"/>
+      <w:lvlText w:val=""/>
+      <w:lvlJc w:val="left"/>
+      <w:pPr>
+        <w:ind w:left="4320" w:hanging="360"/>
+      </w:pPr>
+      <w:rPr>
+        <w:rFonts w:ascii="Wingdings" w:hAnsi="Wingdings" w:hint="default"/>
+      </w:rPr>
+    </w:lvl>
+    <w:lvl w:ilvl="6" w:tplc="04150001" w:tentative="1">
+      <w:start w:val="1"/>
+      <w:numFmt w:val="bullet"/>
+      <w:lvlText w:val=""/>
+      <w:lvlJc w:val="left"/>
+      <w:pPr>
+        <w:ind w:left="5040" w:hanging="360"/>
+      </w:pPr>
+      <w:rPr>
+        <w:rFonts w:ascii="Symbol" w:hAnsi="Symbol" w:hint="default"/>
+      </w:rPr>
+    </w:lvl>
+    <w:lvl w:ilvl="7" w:tplc="04150003" w:tentative="1">
+      <w:start w:val="1"/>
+      <w:numFmt w:val="bullet"/>
+      <w:lvlText w:val="o"/>
+      <w:lvlJc w:val="left"/>
+      <w:pPr>
+        <w:ind w:left="5760" w:hanging="360"/>
+      </w:pPr>
+      <w:rPr>
+        <w:rFonts w:ascii="Courier New" w:hAnsi="Courier New" w:cs="Courier New" w:hint="default"/>
+      </w:rPr>
+    </w:lvl>
+    <w:lvl w:ilvl="8" w:tplc="04150005" w:tentative="1">
+      <w:start w:val="1"/>
+      <w:numFmt w:val="bullet"/>
+      <w:lvlText w:val=""/>
+      <w:lvlJc w:val="left"/>
+      <w:pPr>
+        <w:ind w:left="6480" w:hanging="360"/>
+      </w:pPr>
+      <w:rPr>
+        <w:rFonts w:ascii="Wingdings" w:hAnsi="Wingdings" w:hint="default"/>
+      </w:rPr>
+    </w:lvl>
+  </w:abstractNum>
+  <w:abstractNum w:abstractNumId="5" w15:restartNumberingAfterBreak="0">
     <w:nsid w:val="79A63459"/>
     <w:multiLevelType w:val="hybridMultilevel"/>
     <w:tmpl w:val="D6143D58"/>
@@ -12272,16 +15514,28 @@
     </w:lvl>
   </w:abstractNum>
   <w:num w:numId="1" w16cid:durableId="974409514">
+    <w:abstractNumId w:val="2"/>
+  </w:num>
+  <w:num w:numId="2" w16cid:durableId="1403403677">
+    <w:abstractNumId w:val="5"/>
+  </w:num>
+  <w:num w:numId="3" w16cid:durableId="1223130612">
+    <w:abstractNumId w:val="1"/>
+  </w:num>
+  <w:num w:numId="4" w16cid:durableId="1913541785">
     <w:abstractNumId w:val="0"/>
   </w:num>
-  <w:num w:numId="2" w16cid:durableId="1403403677">
-    <w:abstractNumId w:val="1"/>
+  <w:num w:numId="5" w16cid:durableId="2100176176">
+    <w:abstractNumId w:val="4"/>
+  </w:num>
+  <w:num w:numId="6" w16cid:durableId="1632635862">
+    <w:abstractNumId w:val="3"/>
   </w:num>
 </w:numbering>
 </file>
 
 <file path=word/styles.xml><?xml version="1.0" encoding="utf-8"?>
-<w:styles xmlns:mc="http://schemas.openxmlformats.org/markup-compatibility/2006" xmlns:r="http://schemas.openxmlformats.org/officeDocument/2006/relationships" xmlns:w="http://schemas.openxmlformats.org/wordprocessingml/2006/main" xmlns:w14="http://schemas.microsoft.com/office/word/2010/wordml" xmlns:w15="http://schemas.microsoft.com/office/word/2012/wordml" xmlns:w16cex="http://schemas.microsoft.com/office/word/2018/wordml/cex" xmlns:w16cid="http://schemas.microsoft.com/office/word/2016/wordml/cid" xmlns:w16="http://schemas.microsoft.com/office/word/2018/wordml" xmlns:w16du="http://schemas.microsoft.com/office/word/2023/wordml/word16du" xmlns:w16sdtdh="http://schemas.microsoft.com/office/word/2020/wordml/sdtdatahash" xmlns:w16se="http://schemas.microsoft.com/office/word/2015/wordml/symex" mc:Ignorable="w14 w15 w16se w16cid w16 w16cex w16sdtdh w16du">
+<w:styles xmlns:mc="http://schemas.openxmlformats.org/markup-compatibility/2006" xmlns:r="http://schemas.openxmlformats.org/officeDocument/2006/relationships" xmlns:w="http://schemas.openxmlformats.org/wordprocessingml/2006/main" xmlns:w14="http://schemas.microsoft.com/office/word/2010/wordml" xmlns:w15="http://schemas.microsoft.com/office/word/2012/wordml" xmlns:w16cex="http://schemas.microsoft.com/office/word/2018/wordml/cex" xmlns:w16cid="http://schemas.microsoft.com/office/word/2016/wordml/cid" xmlns:w16="http://schemas.microsoft.com/office/word/2018/wordml" xmlns:w16du="http://schemas.microsoft.com/office/word/2023/wordml/word16du" xmlns:w16sdtdh="http://schemas.microsoft.com/office/word/2020/wordml/sdtdatahash" xmlns:w16sdtfl="http://schemas.microsoft.com/office/word/2024/wordml/sdtformatlock" xmlns:w16se="http://schemas.microsoft.com/office/word/2015/wordml/symex" mc:Ignorable="w14 w15 w16se w16cid w16 w16cex w16sdtdh w16sdtfl w16du">
   <w:docDefaults>
     <w:rPrDefault>
       <w:rPr>
@@ -12680,7 +15934,7 @@
   <w:style w:type="paragraph" w:default="1" w:styleId="Normalny">
     <w:name w:val="Normal"/>
     <w:qFormat/>
-    <w:rsid w:val="001053C9"/>
+    <w:rsid w:val="00DB4730"/>
   </w:style>
   <w:style w:type="paragraph" w:styleId="Nagwek1">
     <w:name w:val="heading 1"/>
@@ -12880,6 +16134,7 @@
   <w:style w:type="character" w:default="1" w:styleId="Domylnaczcionkaakapitu">
     <w:name w:val="Default Paragraph Font"/>
     <w:uiPriority w:val="1"/>
+    <w:semiHidden/>
     <w:unhideWhenUsed/>
   </w:style>
   <w:style w:type="table" w:default="1" w:styleId="Standardowy">
